--- a/KURIKULUM2026_REVISI/DOCX/009D_CPL_KETERAMPILAN_KHUSUS_SISTEKIN.docx
+++ b/KURIKULUM2026_REVISI/DOCX/009D_CPL_KETERAMPILAN_KHUSUS_SISTEKIN.docx
@@ -112,9 +112,9 @@
       <w:r>
         <w:rPr>
           <w:color w:val="C8D2E1"/>
-          <w:sz w:val="16"/>
+          <w:sz w:val="14"/>
         </w:rPr>
-        <w:t>_________________________________________________________________________________</w:t>
+        <w:t>————————————————————————————————————————————————————————————————————————————————————————————————————————————————————————</w:t>
       </w:r>
     </w:p>
     <w:p>
@@ -148,11 +148,11 @@
         </w:tblBorders>
       </w:tblPr>
       <w:tblGrid>
-        <w:gridCol w:w="1806"/>
-        <w:gridCol w:w="1806"/>
-        <w:gridCol w:w="1806"/>
-        <w:gridCol w:w="1806"/>
-        <w:gridCol w:w="1806"/>
+        <w:gridCol w:w="2992"/>
+        <w:gridCol w:w="2992"/>
+        <w:gridCol w:w="2992"/>
+        <w:gridCol w:w="2992"/>
+        <w:gridCol w:w="2992"/>
       </w:tblGrid>
       <w:tr>
         <w:trPr>
@@ -162,7 +162,7 @@
         </w:trPr>
         <w:tc>
           <w:tcPr>
-            <w:tcW w:type="dxa" w:w="1806"/>
+            <w:tcW w:type="dxa" w:w="2992"/>
             <w:vAlign w:val="center"/>
             <w:shd w:fill="1F3864"/>
             <w:tcMar>
@@ -190,7 +190,7 @@
         </w:tc>
         <w:tc>
           <w:tcPr>
-            <w:tcW w:type="dxa" w:w="1806"/>
+            <w:tcW w:type="dxa" w:w="2992"/>
             <w:vAlign w:val="center"/>
             <w:shd w:fill="1F3864"/>
             <w:tcMar>
@@ -218,7 +218,7 @@
         </w:tc>
         <w:tc>
           <w:tcPr>
-            <w:tcW w:type="dxa" w:w="1806"/>
+            <w:tcW w:type="dxa" w:w="2992"/>
             <w:vAlign w:val="center"/>
             <w:shd w:fill="1F3864"/>
             <w:tcMar>
@@ -246,7 +246,7 @@
         </w:tc>
         <w:tc>
           <w:tcPr>
-            <w:tcW w:type="dxa" w:w="1806"/>
+            <w:tcW w:type="dxa" w:w="2992"/>
             <w:vAlign w:val="center"/>
             <w:shd w:fill="1F3864"/>
             <w:tcMar>
@@ -274,7 +274,7 @@
         </w:tc>
         <w:tc>
           <w:tcPr>
-            <w:tcW w:type="dxa" w:w="1806"/>
+            <w:tcW w:type="dxa" w:w="2992"/>
             <w:vAlign w:val="center"/>
             <w:shd w:fill="1F3864"/>
             <w:tcMar>
@@ -307,14 +307,14 @@
         </w:trPr>
         <w:tc>
           <w:tcPr>
-            <w:tcW w:type="dxa" w:w="1806"/>
+            <w:tcW w:type="dxa" w:w="2992"/>
             <w:vAlign w:val="center"/>
             <w:shd w:fill="FFFFFF"/>
             <w:tcMar>
-              <w:top w:w="80" w:type="dxa"/>
-              <w:bottom w:w="80" w:type="dxa"/>
-              <w:left w:w="100" w:type="dxa"/>
-              <w:right w:w="100" w:type="dxa"/>
+              <w:top w:w="70" w:type="dxa"/>
+              <w:bottom w:w="70" w:type="dxa"/>
+              <w:left w:w="90" w:type="dxa"/>
+              <w:right w:w="90" w:type="dxa"/>
             </w:tcMar>
           </w:tcPr>
           <w:p>
@@ -335,14 +335,14 @@
         </w:tc>
         <w:tc>
           <w:tcPr>
-            <w:tcW w:type="dxa" w:w="1806"/>
+            <w:tcW w:type="dxa" w:w="2992"/>
             <w:vAlign w:val="center"/>
             <w:shd w:fill="FFFFFF"/>
             <w:tcMar>
-              <w:top w:w="80" w:type="dxa"/>
-              <w:bottom w:w="80" w:type="dxa"/>
-              <w:left w:w="100" w:type="dxa"/>
-              <w:right w:w="100" w:type="dxa"/>
+              <w:top w:w="70" w:type="dxa"/>
+              <w:bottom w:w="70" w:type="dxa"/>
+              <w:left w:w="90" w:type="dxa"/>
+              <w:right w:w="90" w:type="dxa"/>
             </w:tcMar>
           </w:tcPr>
           <w:p>
@@ -362,14 +362,14 @@
         </w:tc>
         <w:tc>
           <w:tcPr>
-            <w:tcW w:type="dxa" w:w="1806"/>
+            <w:tcW w:type="dxa" w:w="2992"/>
             <w:vAlign w:val="center"/>
             <w:shd w:fill="FFFFFF"/>
             <w:tcMar>
-              <w:top w:w="80" w:type="dxa"/>
-              <w:bottom w:w="80" w:type="dxa"/>
-              <w:left w:w="100" w:type="dxa"/>
-              <w:right w:w="100" w:type="dxa"/>
+              <w:top w:w="70" w:type="dxa"/>
+              <w:bottom w:w="70" w:type="dxa"/>
+              <w:left w:w="90" w:type="dxa"/>
+              <w:right w:w="90" w:type="dxa"/>
             </w:tcMar>
           </w:tcPr>
           <w:p>
@@ -390,14 +390,14 @@
         </w:tc>
         <w:tc>
           <w:tcPr>
-            <w:tcW w:type="dxa" w:w="1806"/>
+            <w:tcW w:type="dxa" w:w="2992"/>
             <w:vAlign w:val="center"/>
             <w:shd w:fill="FFFFFF"/>
             <w:tcMar>
-              <w:top w:w="80" w:type="dxa"/>
-              <w:bottom w:w="80" w:type="dxa"/>
-              <w:left w:w="100" w:type="dxa"/>
-              <w:right w:w="100" w:type="dxa"/>
+              <w:top w:w="70" w:type="dxa"/>
+              <w:bottom w:w="70" w:type="dxa"/>
+              <w:left w:w="90" w:type="dxa"/>
+              <w:right w:w="90" w:type="dxa"/>
             </w:tcMar>
           </w:tcPr>
           <w:p>
@@ -426,14 +426,14 @@
         </w:tc>
         <w:tc>
           <w:tcPr>
-            <w:tcW w:type="dxa" w:w="1806"/>
+            <w:tcW w:type="dxa" w:w="2992"/>
             <w:vAlign w:val="center"/>
             <w:shd w:fill="FFFFFF"/>
             <w:tcMar>
-              <w:top w:w="80" w:type="dxa"/>
-              <w:bottom w:w="80" w:type="dxa"/>
-              <w:left w:w="100" w:type="dxa"/>
-              <w:right w:w="100" w:type="dxa"/>
+              <w:top w:w="70" w:type="dxa"/>
+              <w:bottom w:w="70" w:type="dxa"/>
+              <w:left w:w="90" w:type="dxa"/>
+              <w:right w:w="90" w:type="dxa"/>
             </w:tcMar>
           </w:tcPr>
           <w:p>
@@ -459,14 +459,14 @@
         </w:trPr>
         <w:tc>
           <w:tcPr>
-            <w:tcW w:type="dxa" w:w="1806"/>
+            <w:tcW w:type="dxa" w:w="2992"/>
             <w:vAlign w:val="center"/>
             <w:shd w:fill="F2F5F9"/>
             <w:tcMar>
-              <w:top w:w="80" w:type="dxa"/>
-              <w:bottom w:w="80" w:type="dxa"/>
-              <w:left w:w="100" w:type="dxa"/>
-              <w:right w:w="100" w:type="dxa"/>
+              <w:top w:w="70" w:type="dxa"/>
+              <w:bottom w:w="70" w:type="dxa"/>
+              <w:left w:w="90" w:type="dxa"/>
+              <w:right w:w="90" w:type="dxa"/>
             </w:tcMar>
           </w:tcPr>
           <w:p>
@@ -487,14 +487,14 @@
         </w:tc>
         <w:tc>
           <w:tcPr>
-            <w:tcW w:type="dxa" w:w="1806"/>
+            <w:tcW w:type="dxa" w:w="2992"/>
             <w:vAlign w:val="center"/>
             <w:shd w:fill="F2F5F9"/>
             <w:tcMar>
-              <w:top w:w="80" w:type="dxa"/>
-              <w:bottom w:w="80" w:type="dxa"/>
-              <w:left w:w="100" w:type="dxa"/>
-              <w:right w:w="100" w:type="dxa"/>
+              <w:top w:w="70" w:type="dxa"/>
+              <w:bottom w:w="70" w:type="dxa"/>
+              <w:left w:w="90" w:type="dxa"/>
+              <w:right w:w="90" w:type="dxa"/>
             </w:tcMar>
           </w:tcPr>
           <w:p>
@@ -531,14 +531,14 @@
         </w:tc>
         <w:tc>
           <w:tcPr>
-            <w:tcW w:type="dxa" w:w="1806"/>
+            <w:tcW w:type="dxa" w:w="2992"/>
             <w:vAlign w:val="center"/>
             <w:shd w:fill="F2F5F9"/>
             <w:tcMar>
-              <w:top w:w="80" w:type="dxa"/>
-              <w:bottom w:w="80" w:type="dxa"/>
-              <w:left w:w="100" w:type="dxa"/>
-              <w:right w:w="100" w:type="dxa"/>
+              <w:top w:w="70" w:type="dxa"/>
+              <w:bottom w:w="70" w:type="dxa"/>
+              <w:left w:w="90" w:type="dxa"/>
+              <w:right w:w="90" w:type="dxa"/>
             </w:tcMar>
           </w:tcPr>
           <w:p>
@@ -559,14 +559,14 @@
         </w:tc>
         <w:tc>
           <w:tcPr>
-            <w:tcW w:type="dxa" w:w="1806"/>
+            <w:tcW w:type="dxa" w:w="2992"/>
             <w:vAlign w:val="center"/>
             <w:shd w:fill="F2F5F9"/>
             <w:tcMar>
-              <w:top w:w="80" w:type="dxa"/>
-              <w:bottom w:w="80" w:type="dxa"/>
-              <w:left w:w="100" w:type="dxa"/>
-              <w:right w:w="100" w:type="dxa"/>
+              <w:top w:w="70" w:type="dxa"/>
+              <w:bottom w:w="70" w:type="dxa"/>
+              <w:left w:w="90" w:type="dxa"/>
+              <w:right w:w="90" w:type="dxa"/>
             </w:tcMar>
           </w:tcPr>
           <w:p>
@@ -595,14 +595,14 @@
         </w:tc>
         <w:tc>
           <w:tcPr>
-            <w:tcW w:type="dxa" w:w="1806"/>
+            <w:tcW w:type="dxa" w:w="2992"/>
             <w:vAlign w:val="center"/>
             <w:shd w:fill="F2F5F9"/>
             <w:tcMar>
-              <w:top w:w="80" w:type="dxa"/>
-              <w:bottom w:w="80" w:type="dxa"/>
-              <w:left w:w="100" w:type="dxa"/>
-              <w:right w:w="100" w:type="dxa"/>
+              <w:top w:w="70" w:type="dxa"/>
+              <w:bottom w:w="70" w:type="dxa"/>
+              <w:left w:w="90" w:type="dxa"/>
+              <w:right w:w="90" w:type="dxa"/>
             </w:tcMar>
           </w:tcPr>
           <w:p>
@@ -628,14 +628,14 @@
         </w:trPr>
         <w:tc>
           <w:tcPr>
-            <w:tcW w:type="dxa" w:w="1806"/>
+            <w:tcW w:type="dxa" w:w="2992"/>
             <w:vAlign w:val="center"/>
             <w:shd w:fill="FFFFFF"/>
             <w:tcMar>
-              <w:top w:w="80" w:type="dxa"/>
-              <w:bottom w:w="80" w:type="dxa"/>
-              <w:left w:w="100" w:type="dxa"/>
-              <w:right w:w="100" w:type="dxa"/>
+              <w:top w:w="70" w:type="dxa"/>
+              <w:bottom w:w="70" w:type="dxa"/>
+              <w:left w:w="90" w:type="dxa"/>
+              <w:right w:w="90" w:type="dxa"/>
             </w:tcMar>
           </w:tcPr>
           <w:p>
@@ -656,14 +656,14 @@
         </w:tc>
         <w:tc>
           <w:tcPr>
-            <w:tcW w:type="dxa" w:w="1806"/>
+            <w:tcW w:type="dxa" w:w="2992"/>
             <w:vAlign w:val="center"/>
             <w:shd w:fill="FFFFFF"/>
             <w:tcMar>
-              <w:top w:w="80" w:type="dxa"/>
-              <w:bottom w:w="80" w:type="dxa"/>
-              <w:left w:w="100" w:type="dxa"/>
-              <w:right w:w="100" w:type="dxa"/>
+              <w:top w:w="70" w:type="dxa"/>
+              <w:bottom w:w="70" w:type="dxa"/>
+              <w:left w:w="90" w:type="dxa"/>
+              <w:right w:w="90" w:type="dxa"/>
             </w:tcMar>
           </w:tcPr>
           <w:p>
@@ -700,14 +700,14 @@
         </w:tc>
         <w:tc>
           <w:tcPr>
-            <w:tcW w:type="dxa" w:w="1806"/>
+            <w:tcW w:type="dxa" w:w="2992"/>
             <w:vAlign w:val="center"/>
             <w:shd w:fill="FFFFFF"/>
             <w:tcMar>
-              <w:top w:w="80" w:type="dxa"/>
-              <w:bottom w:w="80" w:type="dxa"/>
-              <w:left w:w="100" w:type="dxa"/>
-              <w:right w:w="100" w:type="dxa"/>
+              <w:top w:w="70" w:type="dxa"/>
+              <w:bottom w:w="70" w:type="dxa"/>
+              <w:left w:w="90" w:type="dxa"/>
+              <w:right w:w="90" w:type="dxa"/>
             </w:tcMar>
           </w:tcPr>
           <w:p>
@@ -728,14 +728,14 @@
         </w:tc>
         <w:tc>
           <w:tcPr>
-            <w:tcW w:type="dxa" w:w="1806"/>
+            <w:tcW w:type="dxa" w:w="2992"/>
             <w:vAlign w:val="center"/>
             <w:shd w:fill="FFFFFF"/>
             <w:tcMar>
-              <w:top w:w="80" w:type="dxa"/>
-              <w:bottom w:w="80" w:type="dxa"/>
-              <w:left w:w="100" w:type="dxa"/>
-              <w:right w:w="100" w:type="dxa"/>
+              <w:top w:w="70" w:type="dxa"/>
+              <w:bottom w:w="70" w:type="dxa"/>
+              <w:left w:w="90" w:type="dxa"/>
+              <w:right w:w="90" w:type="dxa"/>
             </w:tcMar>
           </w:tcPr>
           <w:p>
@@ -764,14 +764,14 @@
         </w:tc>
         <w:tc>
           <w:tcPr>
-            <w:tcW w:type="dxa" w:w="1806"/>
+            <w:tcW w:type="dxa" w:w="2992"/>
             <w:vAlign w:val="center"/>
             <w:shd w:fill="FFFFFF"/>
             <w:tcMar>
-              <w:top w:w="80" w:type="dxa"/>
-              <w:bottom w:w="80" w:type="dxa"/>
-              <w:left w:w="100" w:type="dxa"/>
-              <w:right w:w="100" w:type="dxa"/>
+              <w:top w:w="70" w:type="dxa"/>
+              <w:bottom w:w="70" w:type="dxa"/>
+              <w:left w:w="90" w:type="dxa"/>
+              <w:right w:w="90" w:type="dxa"/>
             </w:tcMar>
           </w:tcPr>
           <w:p>
@@ -797,14 +797,14 @@
         </w:trPr>
         <w:tc>
           <w:tcPr>
-            <w:tcW w:type="dxa" w:w="1806"/>
+            <w:tcW w:type="dxa" w:w="2992"/>
             <w:vAlign w:val="center"/>
             <w:shd w:fill="F2F5F9"/>
             <w:tcMar>
-              <w:top w:w="80" w:type="dxa"/>
-              <w:bottom w:w="80" w:type="dxa"/>
-              <w:left w:w="100" w:type="dxa"/>
-              <w:right w:w="100" w:type="dxa"/>
+              <w:top w:w="70" w:type="dxa"/>
+              <w:bottom w:w="70" w:type="dxa"/>
+              <w:left w:w="90" w:type="dxa"/>
+              <w:right w:w="90" w:type="dxa"/>
             </w:tcMar>
           </w:tcPr>
           <w:p>
@@ -825,14 +825,14 @@
         </w:tc>
         <w:tc>
           <w:tcPr>
-            <w:tcW w:type="dxa" w:w="1806"/>
+            <w:tcW w:type="dxa" w:w="2992"/>
             <w:vAlign w:val="center"/>
             <w:shd w:fill="F2F5F9"/>
             <w:tcMar>
-              <w:top w:w="80" w:type="dxa"/>
-              <w:bottom w:w="80" w:type="dxa"/>
-              <w:left w:w="100" w:type="dxa"/>
-              <w:right w:w="100" w:type="dxa"/>
+              <w:top w:w="70" w:type="dxa"/>
+              <w:bottom w:w="70" w:type="dxa"/>
+              <w:left w:w="90" w:type="dxa"/>
+              <w:right w:w="90" w:type="dxa"/>
             </w:tcMar>
           </w:tcPr>
           <w:p>
@@ -869,14 +869,14 @@
         </w:tc>
         <w:tc>
           <w:tcPr>
-            <w:tcW w:type="dxa" w:w="1806"/>
+            <w:tcW w:type="dxa" w:w="2992"/>
             <w:vAlign w:val="center"/>
             <w:shd w:fill="F2F5F9"/>
             <w:tcMar>
-              <w:top w:w="80" w:type="dxa"/>
-              <w:bottom w:w="80" w:type="dxa"/>
-              <w:left w:w="100" w:type="dxa"/>
-              <w:right w:w="100" w:type="dxa"/>
+              <w:top w:w="70" w:type="dxa"/>
+              <w:bottom w:w="70" w:type="dxa"/>
+              <w:left w:w="90" w:type="dxa"/>
+              <w:right w:w="90" w:type="dxa"/>
             </w:tcMar>
           </w:tcPr>
           <w:p>
@@ -897,14 +897,14 @@
         </w:tc>
         <w:tc>
           <w:tcPr>
-            <w:tcW w:type="dxa" w:w="1806"/>
+            <w:tcW w:type="dxa" w:w="2992"/>
             <w:vAlign w:val="center"/>
             <w:shd w:fill="F2F5F9"/>
             <w:tcMar>
-              <w:top w:w="80" w:type="dxa"/>
-              <w:bottom w:w="80" w:type="dxa"/>
-              <w:left w:w="100" w:type="dxa"/>
-              <w:right w:w="100" w:type="dxa"/>
+              <w:top w:w="70" w:type="dxa"/>
+              <w:bottom w:w="70" w:type="dxa"/>
+              <w:left w:w="90" w:type="dxa"/>
+              <w:right w:w="90" w:type="dxa"/>
             </w:tcMar>
           </w:tcPr>
           <w:p>
@@ -933,14 +933,14 @@
         </w:tc>
         <w:tc>
           <w:tcPr>
-            <w:tcW w:type="dxa" w:w="1806"/>
+            <w:tcW w:type="dxa" w:w="2992"/>
             <w:vAlign w:val="center"/>
             <w:shd w:fill="F2F5F9"/>
             <w:tcMar>
-              <w:top w:w="80" w:type="dxa"/>
-              <w:bottom w:w="80" w:type="dxa"/>
-              <w:left w:w="100" w:type="dxa"/>
-              <w:right w:w="100" w:type="dxa"/>
+              <w:top w:w="70" w:type="dxa"/>
+              <w:bottom w:w="70" w:type="dxa"/>
+              <w:left w:w="90" w:type="dxa"/>
+              <w:right w:w="90" w:type="dxa"/>
             </w:tcMar>
           </w:tcPr>
           <w:p>
@@ -966,14 +966,14 @@
         </w:trPr>
         <w:tc>
           <w:tcPr>
-            <w:tcW w:type="dxa" w:w="1806"/>
+            <w:tcW w:type="dxa" w:w="2992"/>
             <w:vAlign w:val="center"/>
             <w:shd w:fill="FFFFFF"/>
             <w:tcMar>
-              <w:top w:w="80" w:type="dxa"/>
-              <w:bottom w:w="80" w:type="dxa"/>
-              <w:left w:w="100" w:type="dxa"/>
-              <w:right w:w="100" w:type="dxa"/>
+              <w:top w:w="70" w:type="dxa"/>
+              <w:bottom w:w="70" w:type="dxa"/>
+              <w:left w:w="90" w:type="dxa"/>
+              <w:right w:w="90" w:type="dxa"/>
             </w:tcMar>
           </w:tcPr>
           <w:p>
@@ -994,14 +994,14 @@
         </w:tc>
         <w:tc>
           <w:tcPr>
-            <w:tcW w:type="dxa" w:w="1806"/>
+            <w:tcW w:type="dxa" w:w="2992"/>
             <w:vAlign w:val="center"/>
             <w:shd w:fill="FFFFFF"/>
             <w:tcMar>
-              <w:top w:w="80" w:type="dxa"/>
-              <w:bottom w:w="80" w:type="dxa"/>
-              <w:left w:w="100" w:type="dxa"/>
-              <w:right w:w="100" w:type="dxa"/>
+              <w:top w:w="70" w:type="dxa"/>
+              <w:bottom w:w="70" w:type="dxa"/>
+              <w:left w:w="90" w:type="dxa"/>
+              <w:right w:w="90" w:type="dxa"/>
             </w:tcMar>
           </w:tcPr>
           <w:p>
@@ -1038,14 +1038,14 @@
         </w:tc>
         <w:tc>
           <w:tcPr>
-            <w:tcW w:type="dxa" w:w="1806"/>
+            <w:tcW w:type="dxa" w:w="2992"/>
             <w:vAlign w:val="center"/>
             <w:shd w:fill="FFFFFF"/>
             <w:tcMar>
-              <w:top w:w="80" w:type="dxa"/>
-              <w:bottom w:w="80" w:type="dxa"/>
-              <w:left w:w="100" w:type="dxa"/>
-              <w:right w:w="100" w:type="dxa"/>
+              <w:top w:w="70" w:type="dxa"/>
+              <w:bottom w:w="70" w:type="dxa"/>
+              <w:left w:w="90" w:type="dxa"/>
+              <w:right w:w="90" w:type="dxa"/>
             </w:tcMar>
           </w:tcPr>
           <w:p>
@@ -1066,14 +1066,14 @@
         </w:tc>
         <w:tc>
           <w:tcPr>
-            <w:tcW w:type="dxa" w:w="1806"/>
+            <w:tcW w:type="dxa" w:w="2992"/>
             <w:vAlign w:val="center"/>
             <w:shd w:fill="FFFFFF"/>
             <w:tcMar>
-              <w:top w:w="80" w:type="dxa"/>
-              <w:bottom w:w="80" w:type="dxa"/>
-              <w:left w:w="100" w:type="dxa"/>
-              <w:right w:w="100" w:type="dxa"/>
+              <w:top w:w="70" w:type="dxa"/>
+              <w:bottom w:w="70" w:type="dxa"/>
+              <w:left w:w="90" w:type="dxa"/>
+              <w:right w:w="90" w:type="dxa"/>
             </w:tcMar>
           </w:tcPr>
           <w:p>
@@ -1102,14 +1102,14 @@
         </w:tc>
         <w:tc>
           <w:tcPr>
-            <w:tcW w:type="dxa" w:w="1806"/>
+            <w:tcW w:type="dxa" w:w="2992"/>
             <w:vAlign w:val="center"/>
             <w:shd w:fill="FFFFFF"/>
             <w:tcMar>
-              <w:top w:w="80" w:type="dxa"/>
-              <w:bottom w:w="80" w:type="dxa"/>
-              <w:left w:w="100" w:type="dxa"/>
-              <w:right w:w="100" w:type="dxa"/>
+              <w:top w:w="70" w:type="dxa"/>
+              <w:bottom w:w="70" w:type="dxa"/>
+              <w:left w:w="90" w:type="dxa"/>
+              <w:right w:w="90" w:type="dxa"/>
             </w:tcMar>
           </w:tcPr>
           <w:p>
@@ -1135,14 +1135,14 @@
         </w:trPr>
         <w:tc>
           <w:tcPr>
-            <w:tcW w:type="dxa" w:w="1806"/>
+            <w:tcW w:type="dxa" w:w="2992"/>
             <w:vAlign w:val="center"/>
             <w:shd w:fill="F2F5F9"/>
             <w:tcMar>
-              <w:top w:w="80" w:type="dxa"/>
-              <w:bottom w:w="80" w:type="dxa"/>
-              <w:left w:w="100" w:type="dxa"/>
-              <w:right w:w="100" w:type="dxa"/>
+              <w:top w:w="70" w:type="dxa"/>
+              <w:bottom w:w="70" w:type="dxa"/>
+              <w:left w:w="90" w:type="dxa"/>
+              <w:right w:w="90" w:type="dxa"/>
             </w:tcMar>
           </w:tcPr>
           <w:p>
@@ -1163,14 +1163,14 @@
         </w:tc>
         <w:tc>
           <w:tcPr>
-            <w:tcW w:type="dxa" w:w="1806"/>
+            <w:tcW w:type="dxa" w:w="2992"/>
             <w:vAlign w:val="center"/>
             <w:shd w:fill="F2F5F9"/>
             <w:tcMar>
-              <w:top w:w="80" w:type="dxa"/>
-              <w:bottom w:w="80" w:type="dxa"/>
-              <w:left w:w="100" w:type="dxa"/>
-              <w:right w:w="100" w:type="dxa"/>
+              <w:top w:w="70" w:type="dxa"/>
+              <w:bottom w:w="70" w:type="dxa"/>
+              <w:left w:w="90" w:type="dxa"/>
+              <w:right w:w="90" w:type="dxa"/>
             </w:tcMar>
           </w:tcPr>
           <w:p>
@@ -1224,14 +1224,14 @@
         </w:tc>
         <w:tc>
           <w:tcPr>
-            <w:tcW w:type="dxa" w:w="1806"/>
+            <w:tcW w:type="dxa" w:w="2992"/>
             <w:vAlign w:val="center"/>
             <w:shd w:fill="F2F5F9"/>
             <w:tcMar>
-              <w:top w:w="80" w:type="dxa"/>
-              <w:bottom w:w="80" w:type="dxa"/>
-              <w:left w:w="100" w:type="dxa"/>
-              <w:right w:w="100" w:type="dxa"/>
+              <w:top w:w="70" w:type="dxa"/>
+              <w:bottom w:w="70" w:type="dxa"/>
+              <w:left w:w="90" w:type="dxa"/>
+              <w:right w:w="90" w:type="dxa"/>
             </w:tcMar>
           </w:tcPr>
           <w:p>
@@ -1252,14 +1252,14 @@
         </w:tc>
         <w:tc>
           <w:tcPr>
-            <w:tcW w:type="dxa" w:w="1806"/>
+            <w:tcW w:type="dxa" w:w="2992"/>
             <w:vAlign w:val="center"/>
             <w:shd w:fill="F2F5F9"/>
             <w:tcMar>
-              <w:top w:w="80" w:type="dxa"/>
-              <w:bottom w:w="80" w:type="dxa"/>
-              <w:left w:w="100" w:type="dxa"/>
-              <w:right w:w="100" w:type="dxa"/>
+              <w:top w:w="70" w:type="dxa"/>
+              <w:bottom w:w="70" w:type="dxa"/>
+              <w:left w:w="90" w:type="dxa"/>
+              <w:right w:w="90" w:type="dxa"/>
             </w:tcMar>
           </w:tcPr>
           <w:p>
@@ -1288,14 +1288,14 @@
         </w:tc>
         <w:tc>
           <w:tcPr>
-            <w:tcW w:type="dxa" w:w="1806"/>
+            <w:tcW w:type="dxa" w:w="2992"/>
             <w:vAlign w:val="center"/>
             <w:shd w:fill="F2F5F9"/>
             <w:tcMar>
-              <w:top w:w="80" w:type="dxa"/>
-              <w:bottom w:w="80" w:type="dxa"/>
-              <w:left w:w="100" w:type="dxa"/>
-              <w:right w:w="100" w:type="dxa"/>
+              <w:top w:w="70" w:type="dxa"/>
+              <w:bottom w:w="70" w:type="dxa"/>
+              <w:left w:w="90" w:type="dxa"/>
+              <w:right w:w="90" w:type="dxa"/>
             </w:tcMar>
           </w:tcPr>
           <w:p>
@@ -1318,7 +1318,7 @@
     </w:tbl>
     <w:p>
       <w:pPr>
-        <w:spacing w:after="120"/>
+        <w:spacing w:after="100"/>
       </w:pPr>
     </w:p>
     <w:p>
@@ -1328,9 +1328,9 @@
       <w:r>
         <w:rPr>
           <w:color w:val="C8D2E1"/>
-          <w:sz w:val="16"/>
+          <w:sz w:val="14"/>
         </w:rPr>
-        <w:t>_________________________________________________________________________________</w:t>
+        <w:t>————————————————————————————————————————————————————————————————————————————————————————————————————————————————————————</w:t>
       </w:r>
     </w:p>
     <w:p>
@@ -1379,9 +1379,9 @@
         </w:tblBorders>
       </w:tblPr>
       <w:tblGrid>
-        <w:gridCol w:w="3010"/>
-        <w:gridCol w:w="3010"/>
-        <w:gridCol w:w="3010"/>
+        <w:gridCol w:w="4987"/>
+        <w:gridCol w:w="4987"/>
+        <w:gridCol w:w="4987"/>
       </w:tblGrid>
       <w:tr>
         <w:trPr>
@@ -1391,7 +1391,7 @@
         </w:trPr>
         <w:tc>
           <w:tcPr>
-            <w:tcW w:type="dxa" w:w="3010"/>
+            <w:tcW w:type="dxa" w:w="4987"/>
             <w:vAlign w:val="center"/>
             <w:shd w:fill="1F3864"/>
             <w:tcMar>
@@ -1419,7 +1419,7 @@
         </w:tc>
         <w:tc>
           <w:tcPr>
-            <w:tcW w:type="dxa" w:w="3010"/>
+            <w:tcW w:type="dxa" w:w="4987"/>
             <w:vAlign w:val="center"/>
             <w:shd w:fill="1F3864"/>
             <w:tcMar>
@@ -1447,7 +1447,7 @@
         </w:tc>
         <w:tc>
           <w:tcPr>
-            <w:tcW w:type="dxa" w:w="3010"/>
+            <w:tcW w:type="dxa" w:w="4987"/>
             <w:vAlign w:val="center"/>
             <w:shd w:fill="1F3864"/>
             <w:tcMar>
@@ -1480,14 +1480,14 @@
         </w:trPr>
         <w:tc>
           <w:tcPr>
-            <w:tcW w:type="dxa" w:w="3010"/>
+            <w:tcW w:type="dxa" w:w="4987"/>
             <w:vAlign w:val="center"/>
             <w:shd w:fill="FFFFFF"/>
             <w:tcMar>
-              <w:top w:w="80" w:type="dxa"/>
-              <w:bottom w:w="80" w:type="dxa"/>
-              <w:left w:w="100" w:type="dxa"/>
-              <w:right w:w="100" w:type="dxa"/>
+              <w:top w:w="70" w:type="dxa"/>
+              <w:bottom w:w="70" w:type="dxa"/>
+              <w:left w:w="90" w:type="dxa"/>
+              <w:right w:w="90" w:type="dxa"/>
             </w:tcMar>
           </w:tcPr>
           <w:p>
@@ -1508,14 +1508,14 @@
         </w:tc>
         <w:tc>
           <w:tcPr>
-            <w:tcW w:type="dxa" w:w="3010"/>
+            <w:tcW w:type="dxa" w:w="4987"/>
             <w:vAlign w:val="center"/>
             <w:shd w:fill="FFFFFF"/>
             <w:tcMar>
-              <w:top w:w="80" w:type="dxa"/>
-              <w:bottom w:w="80" w:type="dxa"/>
-              <w:left w:w="100" w:type="dxa"/>
-              <w:right w:w="100" w:type="dxa"/>
+              <w:top w:w="70" w:type="dxa"/>
+              <w:bottom w:w="70" w:type="dxa"/>
+              <w:left w:w="90" w:type="dxa"/>
+              <w:right w:w="90" w:type="dxa"/>
             </w:tcMar>
           </w:tcPr>
           <w:p>
@@ -1535,14 +1535,14 @@
         </w:tc>
         <w:tc>
           <w:tcPr>
-            <w:tcW w:type="dxa" w:w="3010"/>
+            <w:tcW w:type="dxa" w:w="4987"/>
             <w:vAlign w:val="center"/>
             <w:shd w:fill="FFFFFF"/>
             <w:tcMar>
-              <w:top w:w="80" w:type="dxa"/>
-              <w:bottom w:w="80" w:type="dxa"/>
-              <w:left w:w="100" w:type="dxa"/>
-              <w:right w:w="100" w:type="dxa"/>
+              <w:top w:w="70" w:type="dxa"/>
+              <w:bottom w:w="70" w:type="dxa"/>
+              <w:left w:w="90" w:type="dxa"/>
+              <w:right w:w="90" w:type="dxa"/>
             </w:tcMar>
           </w:tcPr>
           <w:p>
@@ -1602,14 +1602,14 @@
         </w:trPr>
         <w:tc>
           <w:tcPr>
-            <w:tcW w:type="dxa" w:w="3010"/>
+            <w:tcW w:type="dxa" w:w="4987"/>
             <w:vAlign w:val="center"/>
             <w:shd w:fill="F2F5F9"/>
             <w:tcMar>
-              <w:top w:w="80" w:type="dxa"/>
-              <w:bottom w:w="80" w:type="dxa"/>
-              <w:left w:w="100" w:type="dxa"/>
-              <w:right w:w="100" w:type="dxa"/>
+              <w:top w:w="70" w:type="dxa"/>
+              <w:bottom w:w="70" w:type="dxa"/>
+              <w:left w:w="90" w:type="dxa"/>
+              <w:right w:w="90" w:type="dxa"/>
             </w:tcMar>
           </w:tcPr>
           <w:p>
@@ -1630,14 +1630,14 @@
         </w:tc>
         <w:tc>
           <w:tcPr>
-            <w:tcW w:type="dxa" w:w="3010"/>
+            <w:tcW w:type="dxa" w:w="4987"/>
             <w:vAlign w:val="center"/>
             <w:shd w:fill="F2F5F9"/>
             <w:tcMar>
-              <w:top w:w="80" w:type="dxa"/>
-              <w:bottom w:w="80" w:type="dxa"/>
-              <w:left w:w="100" w:type="dxa"/>
-              <w:right w:w="100" w:type="dxa"/>
+              <w:top w:w="70" w:type="dxa"/>
+              <w:bottom w:w="70" w:type="dxa"/>
+              <w:left w:w="90" w:type="dxa"/>
+              <w:right w:w="90" w:type="dxa"/>
             </w:tcMar>
           </w:tcPr>
           <w:p>
@@ -1657,14 +1657,14 @@
         </w:tc>
         <w:tc>
           <w:tcPr>
-            <w:tcW w:type="dxa" w:w="3010"/>
+            <w:tcW w:type="dxa" w:w="4987"/>
             <w:vAlign w:val="center"/>
             <w:shd w:fill="F2F5F9"/>
             <w:tcMar>
-              <w:top w:w="80" w:type="dxa"/>
-              <w:bottom w:w="80" w:type="dxa"/>
-              <w:left w:w="100" w:type="dxa"/>
-              <w:right w:w="100" w:type="dxa"/>
+              <w:top w:w="70" w:type="dxa"/>
+              <w:bottom w:w="70" w:type="dxa"/>
+              <w:left w:w="90" w:type="dxa"/>
+              <w:right w:w="90" w:type="dxa"/>
             </w:tcMar>
           </w:tcPr>
           <w:p>
@@ -1690,14 +1690,14 @@
         </w:trPr>
         <w:tc>
           <w:tcPr>
-            <w:tcW w:type="dxa" w:w="3010"/>
+            <w:tcW w:type="dxa" w:w="4987"/>
             <w:vAlign w:val="center"/>
             <w:shd w:fill="FFFFFF"/>
             <w:tcMar>
-              <w:top w:w="80" w:type="dxa"/>
-              <w:bottom w:w="80" w:type="dxa"/>
-              <w:left w:w="100" w:type="dxa"/>
-              <w:right w:w="100" w:type="dxa"/>
+              <w:top w:w="70" w:type="dxa"/>
+              <w:bottom w:w="70" w:type="dxa"/>
+              <w:left w:w="90" w:type="dxa"/>
+              <w:right w:w="90" w:type="dxa"/>
             </w:tcMar>
           </w:tcPr>
           <w:p>
@@ -1718,14 +1718,14 @@
         </w:tc>
         <w:tc>
           <w:tcPr>
-            <w:tcW w:type="dxa" w:w="3010"/>
+            <w:tcW w:type="dxa" w:w="4987"/>
             <w:vAlign w:val="center"/>
             <w:shd w:fill="FFFFFF"/>
             <w:tcMar>
-              <w:top w:w="80" w:type="dxa"/>
-              <w:bottom w:w="80" w:type="dxa"/>
-              <w:left w:w="100" w:type="dxa"/>
-              <w:right w:w="100" w:type="dxa"/>
+              <w:top w:w="70" w:type="dxa"/>
+              <w:bottom w:w="70" w:type="dxa"/>
+              <w:left w:w="90" w:type="dxa"/>
+              <w:right w:w="90" w:type="dxa"/>
             </w:tcMar>
           </w:tcPr>
           <w:p>
@@ -1745,14 +1745,14 @@
         </w:tc>
         <w:tc>
           <w:tcPr>
-            <w:tcW w:type="dxa" w:w="3010"/>
+            <w:tcW w:type="dxa" w:w="4987"/>
             <w:vAlign w:val="center"/>
             <w:shd w:fill="FFFFFF"/>
             <w:tcMar>
-              <w:top w:w="80" w:type="dxa"/>
-              <w:bottom w:w="80" w:type="dxa"/>
-              <w:left w:w="100" w:type="dxa"/>
-              <w:right w:w="100" w:type="dxa"/>
+              <w:top w:w="70" w:type="dxa"/>
+              <w:bottom w:w="70" w:type="dxa"/>
+              <w:left w:w="90" w:type="dxa"/>
+              <w:right w:w="90" w:type="dxa"/>
             </w:tcMar>
           </w:tcPr>
           <w:p>
@@ -1792,7 +1792,7 @@
     </w:tbl>
     <w:p>
       <w:pPr>
-        <w:spacing w:after="120"/>
+        <w:spacing w:after="100"/>
       </w:pPr>
     </w:p>
     <w:p>
@@ -1826,10 +1826,10 @@
         </w:tblBorders>
       </w:tblPr>
       <w:tblGrid>
-        <w:gridCol w:w="2257"/>
-        <w:gridCol w:w="2257"/>
-        <w:gridCol w:w="2257"/>
-        <w:gridCol w:w="2257"/>
+        <w:gridCol w:w="3740"/>
+        <w:gridCol w:w="3740"/>
+        <w:gridCol w:w="3740"/>
+        <w:gridCol w:w="3740"/>
       </w:tblGrid>
       <w:tr>
         <w:trPr>
@@ -1839,7 +1839,7 @@
         </w:trPr>
         <w:tc>
           <w:tcPr>
-            <w:tcW w:type="dxa" w:w="2257"/>
+            <w:tcW w:type="dxa" w:w="3740"/>
             <w:vAlign w:val="center"/>
             <w:shd w:fill="1F3864"/>
             <w:tcMar>
@@ -1867,7 +1867,7 @@
         </w:tc>
         <w:tc>
           <w:tcPr>
-            <w:tcW w:type="dxa" w:w="2257"/>
+            <w:tcW w:type="dxa" w:w="3740"/>
             <w:vAlign w:val="center"/>
             <w:shd w:fill="1F3864"/>
             <w:tcMar>
@@ -1895,7 +1895,7 @@
         </w:tc>
         <w:tc>
           <w:tcPr>
-            <w:tcW w:type="dxa" w:w="2257"/>
+            <w:tcW w:type="dxa" w:w="3740"/>
             <w:vAlign w:val="center"/>
             <w:shd w:fill="1F3864"/>
             <w:tcMar>
@@ -1923,7 +1923,7 @@
         </w:tc>
         <w:tc>
           <w:tcPr>
-            <w:tcW w:type="dxa" w:w="2257"/>
+            <w:tcW w:type="dxa" w:w="3740"/>
             <w:vAlign w:val="center"/>
             <w:shd w:fill="1F3864"/>
             <w:tcMar>
@@ -1956,14 +1956,14 @@
         </w:trPr>
         <w:tc>
           <w:tcPr>
-            <w:tcW w:type="dxa" w:w="2257"/>
+            <w:tcW w:type="dxa" w:w="3740"/>
             <w:vAlign w:val="center"/>
             <w:shd w:fill="FFFFFF"/>
             <w:tcMar>
-              <w:top w:w="80" w:type="dxa"/>
-              <w:bottom w:w="80" w:type="dxa"/>
-              <w:left w:w="100" w:type="dxa"/>
-              <w:right w:w="100" w:type="dxa"/>
+              <w:top w:w="70" w:type="dxa"/>
+              <w:bottom w:w="70" w:type="dxa"/>
+              <w:left w:w="90" w:type="dxa"/>
+              <w:right w:w="90" w:type="dxa"/>
             </w:tcMar>
           </w:tcPr>
           <w:p>
@@ -1983,14 +1983,14 @@
         </w:tc>
         <w:tc>
           <w:tcPr>
-            <w:tcW w:type="dxa" w:w="2257"/>
+            <w:tcW w:type="dxa" w:w="3740"/>
             <w:vAlign w:val="center"/>
             <w:shd w:fill="FFFFFF"/>
             <w:tcMar>
-              <w:top w:w="80" w:type="dxa"/>
-              <w:bottom w:w="80" w:type="dxa"/>
-              <w:left w:w="100" w:type="dxa"/>
-              <w:right w:w="100" w:type="dxa"/>
+              <w:top w:w="70" w:type="dxa"/>
+              <w:bottom w:w="70" w:type="dxa"/>
+              <w:left w:w="90" w:type="dxa"/>
+              <w:right w:w="90" w:type="dxa"/>
             </w:tcMar>
           </w:tcPr>
           <w:p>
@@ -2010,14 +2010,14 @@
         </w:tc>
         <w:tc>
           <w:tcPr>
-            <w:tcW w:type="dxa" w:w="2257"/>
+            <w:tcW w:type="dxa" w:w="3740"/>
             <w:vAlign w:val="center"/>
             <w:shd w:fill="FFFFFF"/>
             <w:tcMar>
-              <w:top w:w="80" w:type="dxa"/>
-              <w:bottom w:w="80" w:type="dxa"/>
-              <w:left w:w="100" w:type="dxa"/>
-              <w:right w:w="100" w:type="dxa"/>
+              <w:top w:w="70" w:type="dxa"/>
+              <w:bottom w:w="70" w:type="dxa"/>
+              <w:left w:w="90" w:type="dxa"/>
+              <w:right w:w="90" w:type="dxa"/>
             </w:tcMar>
           </w:tcPr>
           <w:p>
@@ -2037,14 +2037,14 @@
         </w:tc>
         <w:tc>
           <w:tcPr>
-            <w:tcW w:type="dxa" w:w="2257"/>
+            <w:tcW w:type="dxa" w:w="3740"/>
             <w:vAlign w:val="center"/>
             <w:shd w:fill="FFFFFF"/>
             <w:tcMar>
-              <w:top w:w="80" w:type="dxa"/>
-              <w:bottom w:w="80" w:type="dxa"/>
-              <w:left w:w="100" w:type="dxa"/>
-              <w:right w:w="100" w:type="dxa"/>
+              <w:top w:w="70" w:type="dxa"/>
+              <w:bottom w:w="70" w:type="dxa"/>
+              <w:left w:w="90" w:type="dxa"/>
+              <w:right w:w="90" w:type="dxa"/>
             </w:tcMar>
           </w:tcPr>
           <w:p>
@@ -2087,14 +2087,14 @@
         </w:trPr>
         <w:tc>
           <w:tcPr>
-            <w:tcW w:type="dxa" w:w="2257"/>
+            <w:tcW w:type="dxa" w:w="3740"/>
             <w:vAlign w:val="center"/>
             <w:shd w:fill="F2F5F9"/>
             <w:tcMar>
-              <w:top w:w="80" w:type="dxa"/>
-              <w:bottom w:w="80" w:type="dxa"/>
-              <w:left w:w="100" w:type="dxa"/>
-              <w:right w:w="100" w:type="dxa"/>
+              <w:top w:w="70" w:type="dxa"/>
+              <w:bottom w:w="70" w:type="dxa"/>
+              <w:left w:w="90" w:type="dxa"/>
+              <w:right w:w="90" w:type="dxa"/>
             </w:tcMar>
           </w:tcPr>
           <w:p>
@@ -2114,14 +2114,14 @@
         </w:tc>
         <w:tc>
           <w:tcPr>
-            <w:tcW w:type="dxa" w:w="2257"/>
+            <w:tcW w:type="dxa" w:w="3740"/>
             <w:vAlign w:val="center"/>
             <w:shd w:fill="F2F5F9"/>
             <w:tcMar>
-              <w:top w:w="80" w:type="dxa"/>
-              <w:bottom w:w="80" w:type="dxa"/>
-              <w:left w:w="100" w:type="dxa"/>
-              <w:right w:w="100" w:type="dxa"/>
+              <w:top w:w="70" w:type="dxa"/>
+              <w:bottom w:w="70" w:type="dxa"/>
+              <w:left w:w="90" w:type="dxa"/>
+              <w:right w:w="90" w:type="dxa"/>
             </w:tcMar>
           </w:tcPr>
           <w:p>
@@ -2141,14 +2141,14 @@
         </w:tc>
         <w:tc>
           <w:tcPr>
-            <w:tcW w:type="dxa" w:w="2257"/>
+            <w:tcW w:type="dxa" w:w="3740"/>
             <w:vAlign w:val="center"/>
             <w:shd w:fill="F2F5F9"/>
             <w:tcMar>
-              <w:top w:w="80" w:type="dxa"/>
-              <w:bottom w:w="80" w:type="dxa"/>
-              <w:left w:w="100" w:type="dxa"/>
-              <w:right w:w="100" w:type="dxa"/>
+              <w:top w:w="70" w:type="dxa"/>
+              <w:bottom w:w="70" w:type="dxa"/>
+              <w:left w:w="90" w:type="dxa"/>
+              <w:right w:w="90" w:type="dxa"/>
             </w:tcMar>
           </w:tcPr>
           <w:p>
@@ -2168,14 +2168,14 @@
         </w:tc>
         <w:tc>
           <w:tcPr>
-            <w:tcW w:type="dxa" w:w="2257"/>
+            <w:tcW w:type="dxa" w:w="3740"/>
             <w:vAlign w:val="center"/>
             <w:shd w:fill="F2F5F9"/>
             <w:tcMar>
-              <w:top w:w="80" w:type="dxa"/>
-              <w:bottom w:w="80" w:type="dxa"/>
-              <w:left w:w="100" w:type="dxa"/>
-              <w:right w:w="100" w:type="dxa"/>
+              <w:top w:w="70" w:type="dxa"/>
+              <w:bottom w:w="70" w:type="dxa"/>
+              <w:left w:w="90" w:type="dxa"/>
+              <w:right w:w="90" w:type="dxa"/>
             </w:tcMar>
           </w:tcPr>
           <w:p>
@@ -2201,14 +2201,14 @@
         </w:trPr>
         <w:tc>
           <w:tcPr>
-            <w:tcW w:type="dxa" w:w="2257"/>
+            <w:tcW w:type="dxa" w:w="3740"/>
             <w:vAlign w:val="center"/>
             <w:shd w:fill="FFFFFF"/>
             <w:tcMar>
-              <w:top w:w="80" w:type="dxa"/>
-              <w:bottom w:w="80" w:type="dxa"/>
-              <w:left w:w="100" w:type="dxa"/>
-              <w:right w:w="100" w:type="dxa"/>
+              <w:top w:w="70" w:type="dxa"/>
+              <w:bottom w:w="70" w:type="dxa"/>
+              <w:left w:w="90" w:type="dxa"/>
+              <w:right w:w="90" w:type="dxa"/>
             </w:tcMar>
           </w:tcPr>
           <w:p>
@@ -2228,14 +2228,14 @@
         </w:tc>
         <w:tc>
           <w:tcPr>
-            <w:tcW w:type="dxa" w:w="2257"/>
+            <w:tcW w:type="dxa" w:w="3740"/>
             <w:vAlign w:val="center"/>
             <w:shd w:fill="FFFFFF"/>
             <w:tcMar>
-              <w:top w:w="80" w:type="dxa"/>
-              <w:bottom w:w="80" w:type="dxa"/>
-              <w:left w:w="100" w:type="dxa"/>
-              <w:right w:w="100" w:type="dxa"/>
+              <w:top w:w="70" w:type="dxa"/>
+              <w:bottom w:w="70" w:type="dxa"/>
+              <w:left w:w="90" w:type="dxa"/>
+              <w:right w:w="90" w:type="dxa"/>
             </w:tcMar>
           </w:tcPr>
           <w:p>
@@ -2255,14 +2255,14 @@
         </w:tc>
         <w:tc>
           <w:tcPr>
-            <w:tcW w:type="dxa" w:w="2257"/>
+            <w:tcW w:type="dxa" w:w="3740"/>
             <w:vAlign w:val="center"/>
             <w:shd w:fill="FFFFFF"/>
             <w:tcMar>
-              <w:top w:w="80" w:type="dxa"/>
-              <w:bottom w:w="80" w:type="dxa"/>
-              <w:left w:w="100" w:type="dxa"/>
-              <w:right w:w="100" w:type="dxa"/>
+              <w:top w:w="70" w:type="dxa"/>
+              <w:bottom w:w="70" w:type="dxa"/>
+              <w:left w:w="90" w:type="dxa"/>
+              <w:right w:w="90" w:type="dxa"/>
             </w:tcMar>
           </w:tcPr>
           <w:p>
@@ -2282,14 +2282,14 @@
         </w:tc>
         <w:tc>
           <w:tcPr>
-            <w:tcW w:type="dxa" w:w="2257"/>
+            <w:tcW w:type="dxa" w:w="3740"/>
             <w:vAlign w:val="center"/>
             <w:shd w:fill="FFFFFF"/>
             <w:tcMar>
-              <w:top w:w="80" w:type="dxa"/>
-              <w:bottom w:w="80" w:type="dxa"/>
-              <w:left w:w="100" w:type="dxa"/>
-              <w:right w:w="100" w:type="dxa"/>
+              <w:top w:w="70" w:type="dxa"/>
+              <w:bottom w:w="70" w:type="dxa"/>
+              <w:left w:w="90" w:type="dxa"/>
+              <w:right w:w="90" w:type="dxa"/>
             </w:tcMar>
           </w:tcPr>
           <w:p>
@@ -2315,14 +2315,14 @@
         </w:trPr>
         <w:tc>
           <w:tcPr>
-            <w:tcW w:type="dxa" w:w="2257"/>
+            <w:tcW w:type="dxa" w:w="3740"/>
             <w:vAlign w:val="center"/>
             <w:shd w:fill="F2F5F9"/>
             <w:tcMar>
-              <w:top w:w="80" w:type="dxa"/>
-              <w:bottom w:w="80" w:type="dxa"/>
-              <w:left w:w="100" w:type="dxa"/>
-              <w:right w:w="100" w:type="dxa"/>
+              <w:top w:w="70" w:type="dxa"/>
+              <w:bottom w:w="70" w:type="dxa"/>
+              <w:left w:w="90" w:type="dxa"/>
+              <w:right w:w="90" w:type="dxa"/>
             </w:tcMar>
           </w:tcPr>
           <w:p>
@@ -2342,14 +2342,14 @@
         </w:tc>
         <w:tc>
           <w:tcPr>
-            <w:tcW w:type="dxa" w:w="2257"/>
+            <w:tcW w:type="dxa" w:w="3740"/>
             <w:vAlign w:val="center"/>
             <w:shd w:fill="F2F5F9"/>
             <w:tcMar>
-              <w:top w:w="80" w:type="dxa"/>
-              <w:bottom w:w="80" w:type="dxa"/>
-              <w:left w:w="100" w:type="dxa"/>
-              <w:right w:w="100" w:type="dxa"/>
+              <w:top w:w="70" w:type="dxa"/>
+              <w:bottom w:w="70" w:type="dxa"/>
+              <w:left w:w="90" w:type="dxa"/>
+              <w:right w:w="90" w:type="dxa"/>
             </w:tcMar>
           </w:tcPr>
           <w:p>
@@ -2369,14 +2369,14 @@
         </w:tc>
         <w:tc>
           <w:tcPr>
-            <w:tcW w:type="dxa" w:w="2257"/>
+            <w:tcW w:type="dxa" w:w="3740"/>
             <w:vAlign w:val="center"/>
             <w:shd w:fill="F2F5F9"/>
             <w:tcMar>
-              <w:top w:w="80" w:type="dxa"/>
-              <w:bottom w:w="80" w:type="dxa"/>
-              <w:left w:w="100" w:type="dxa"/>
-              <w:right w:w="100" w:type="dxa"/>
+              <w:top w:w="70" w:type="dxa"/>
+              <w:bottom w:w="70" w:type="dxa"/>
+              <w:left w:w="90" w:type="dxa"/>
+              <w:right w:w="90" w:type="dxa"/>
             </w:tcMar>
           </w:tcPr>
           <w:p>
@@ -2396,14 +2396,14 @@
         </w:tc>
         <w:tc>
           <w:tcPr>
-            <w:tcW w:type="dxa" w:w="2257"/>
+            <w:tcW w:type="dxa" w:w="3740"/>
             <w:vAlign w:val="center"/>
             <w:shd w:fill="F2F5F9"/>
             <w:tcMar>
-              <w:top w:w="80" w:type="dxa"/>
-              <w:bottom w:w="80" w:type="dxa"/>
-              <w:left w:w="100" w:type="dxa"/>
-              <w:right w:w="100" w:type="dxa"/>
+              <w:top w:w="70" w:type="dxa"/>
+              <w:bottom w:w="70" w:type="dxa"/>
+              <w:left w:w="90" w:type="dxa"/>
+              <w:right w:w="90" w:type="dxa"/>
             </w:tcMar>
           </w:tcPr>
           <w:p>
@@ -2429,14 +2429,14 @@
         </w:trPr>
         <w:tc>
           <w:tcPr>
-            <w:tcW w:type="dxa" w:w="2257"/>
+            <w:tcW w:type="dxa" w:w="3740"/>
             <w:vAlign w:val="center"/>
             <w:shd w:fill="FFFFFF"/>
             <w:tcMar>
-              <w:top w:w="80" w:type="dxa"/>
-              <w:bottom w:w="80" w:type="dxa"/>
-              <w:left w:w="100" w:type="dxa"/>
-              <w:right w:w="100" w:type="dxa"/>
+              <w:top w:w="70" w:type="dxa"/>
+              <w:bottom w:w="70" w:type="dxa"/>
+              <w:left w:w="90" w:type="dxa"/>
+              <w:right w:w="90" w:type="dxa"/>
             </w:tcMar>
           </w:tcPr>
           <w:p>
@@ -2456,14 +2456,14 @@
         </w:tc>
         <w:tc>
           <w:tcPr>
-            <w:tcW w:type="dxa" w:w="2257"/>
+            <w:tcW w:type="dxa" w:w="3740"/>
             <w:vAlign w:val="center"/>
             <w:shd w:fill="FFFFFF"/>
             <w:tcMar>
-              <w:top w:w="80" w:type="dxa"/>
-              <w:bottom w:w="80" w:type="dxa"/>
-              <w:left w:w="100" w:type="dxa"/>
-              <w:right w:w="100" w:type="dxa"/>
+              <w:top w:w="70" w:type="dxa"/>
+              <w:bottom w:w="70" w:type="dxa"/>
+              <w:left w:w="90" w:type="dxa"/>
+              <w:right w:w="90" w:type="dxa"/>
             </w:tcMar>
           </w:tcPr>
           <w:p>
@@ -2483,14 +2483,14 @@
         </w:tc>
         <w:tc>
           <w:tcPr>
-            <w:tcW w:type="dxa" w:w="2257"/>
+            <w:tcW w:type="dxa" w:w="3740"/>
             <w:vAlign w:val="center"/>
             <w:shd w:fill="FFFFFF"/>
             <w:tcMar>
-              <w:top w:w="80" w:type="dxa"/>
-              <w:bottom w:w="80" w:type="dxa"/>
-              <w:left w:w="100" w:type="dxa"/>
-              <w:right w:w="100" w:type="dxa"/>
+              <w:top w:w="70" w:type="dxa"/>
+              <w:bottom w:w="70" w:type="dxa"/>
+              <w:left w:w="90" w:type="dxa"/>
+              <w:right w:w="90" w:type="dxa"/>
             </w:tcMar>
           </w:tcPr>
           <w:p>
@@ -2510,14 +2510,14 @@
         </w:tc>
         <w:tc>
           <w:tcPr>
-            <w:tcW w:type="dxa" w:w="2257"/>
+            <w:tcW w:type="dxa" w:w="3740"/>
             <w:vAlign w:val="center"/>
             <w:shd w:fill="FFFFFF"/>
             <w:tcMar>
-              <w:top w:w="80" w:type="dxa"/>
-              <w:bottom w:w="80" w:type="dxa"/>
-              <w:left w:w="100" w:type="dxa"/>
-              <w:right w:w="100" w:type="dxa"/>
+              <w:top w:w="70" w:type="dxa"/>
+              <w:bottom w:w="70" w:type="dxa"/>
+              <w:left w:w="90" w:type="dxa"/>
+              <w:right w:w="90" w:type="dxa"/>
             </w:tcMar>
           </w:tcPr>
           <w:p>
@@ -2560,14 +2560,14 @@
         </w:trPr>
         <w:tc>
           <w:tcPr>
-            <w:tcW w:type="dxa" w:w="2257"/>
+            <w:tcW w:type="dxa" w:w="3740"/>
             <w:vAlign w:val="center"/>
             <w:shd w:fill="F2F5F9"/>
             <w:tcMar>
-              <w:top w:w="80" w:type="dxa"/>
-              <w:bottom w:w="80" w:type="dxa"/>
-              <w:left w:w="100" w:type="dxa"/>
-              <w:right w:w="100" w:type="dxa"/>
+              <w:top w:w="70" w:type="dxa"/>
+              <w:bottom w:w="70" w:type="dxa"/>
+              <w:left w:w="90" w:type="dxa"/>
+              <w:right w:w="90" w:type="dxa"/>
             </w:tcMar>
           </w:tcPr>
           <w:p>
@@ -2587,14 +2587,14 @@
         </w:tc>
         <w:tc>
           <w:tcPr>
-            <w:tcW w:type="dxa" w:w="2257"/>
+            <w:tcW w:type="dxa" w:w="3740"/>
             <w:vAlign w:val="center"/>
             <w:shd w:fill="F2F5F9"/>
             <w:tcMar>
-              <w:top w:w="80" w:type="dxa"/>
-              <w:bottom w:w="80" w:type="dxa"/>
-              <w:left w:w="100" w:type="dxa"/>
-              <w:right w:w="100" w:type="dxa"/>
+              <w:top w:w="70" w:type="dxa"/>
+              <w:bottom w:w="70" w:type="dxa"/>
+              <w:left w:w="90" w:type="dxa"/>
+              <w:right w:w="90" w:type="dxa"/>
             </w:tcMar>
           </w:tcPr>
           <w:p>
@@ -2614,14 +2614,14 @@
         </w:tc>
         <w:tc>
           <w:tcPr>
-            <w:tcW w:type="dxa" w:w="2257"/>
+            <w:tcW w:type="dxa" w:w="3740"/>
             <w:vAlign w:val="center"/>
             <w:shd w:fill="F2F5F9"/>
             <w:tcMar>
-              <w:top w:w="80" w:type="dxa"/>
-              <w:bottom w:w="80" w:type="dxa"/>
-              <w:left w:w="100" w:type="dxa"/>
-              <w:right w:w="100" w:type="dxa"/>
+              <w:top w:w="70" w:type="dxa"/>
+              <w:bottom w:w="70" w:type="dxa"/>
+              <w:left w:w="90" w:type="dxa"/>
+              <w:right w:w="90" w:type="dxa"/>
             </w:tcMar>
           </w:tcPr>
           <w:p>
@@ -2641,14 +2641,14 @@
         </w:tc>
         <w:tc>
           <w:tcPr>
-            <w:tcW w:type="dxa" w:w="2257"/>
+            <w:tcW w:type="dxa" w:w="3740"/>
             <w:vAlign w:val="center"/>
             <w:shd w:fill="F2F5F9"/>
             <w:tcMar>
-              <w:top w:w="80" w:type="dxa"/>
-              <w:bottom w:w="80" w:type="dxa"/>
-              <w:left w:w="100" w:type="dxa"/>
-              <w:right w:w="100" w:type="dxa"/>
+              <w:top w:w="70" w:type="dxa"/>
+              <w:bottom w:w="70" w:type="dxa"/>
+              <w:left w:w="90" w:type="dxa"/>
+              <w:right w:w="90" w:type="dxa"/>
             </w:tcMar>
           </w:tcPr>
           <w:p>
@@ -2691,14 +2691,14 @@
         </w:trPr>
         <w:tc>
           <w:tcPr>
-            <w:tcW w:type="dxa" w:w="2257"/>
+            <w:tcW w:type="dxa" w:w="3740"/>
             <w:vAlign w:val="center"/>
             <w:shd w:fill="FFFFFF"/>
             <w:tcMar>
-              <w:top w:w="80" w:type="dxa"/>
-              <w:bottom w:w="80" w:type="dxa"/>
-              <w:left w:w="100" w:type="dxa"/>
-              <w:right w:w="100" w:type="dxa"/>
+              <w:top w:w="70" w:type="dxa"/>
+              <w:bottom w:w="70" w:type="dxa"/>
+              <w:left w:w="90" w:type="dxa"/>
+              <w:right w:w="90" w:type="dxa"/>
             </w:tcMar>
           </w:tcPr>
           <w:p>
@@ -2718,14 +2718,14 @@
         </w:tc>
         <w:tc>
           <w:tcPr>
-            <w:tcW w:type="dxa" w:w="2257"/>
+            <w:tcW w:type="dxa" w:w="3740"/>
             <w:vAlign w:val="center"/>
             <w:shd w:fill="FFFFFF"/>
             <w:tcMar>
-              <w:top w:w="80" w:type="dxa"/>
-              <w:bottom w:w="80" w:type="dxa"/>
-              <w:left w:w="100" w:type="dxa"/>
-              <w:right w:w="100" w:type="dxa"/>
+              <w:top w:w="70" w:type="dxa"/>
+              <w:bottom w:w="70" w:type="dxa"/>
+              <w:left w:w="90" w:type="dxa"/>
+              <w:right w:w="90" w:type="dxa"/>
             </w:tcMar>
           </w:tcPr>
           <w:p>
@@ -2745,14 +2745,14 @@
         </w:tc>
         <w:tc>
           <w:tcPr>
-            <w:tcW w:type="dxa" w:w="2257"/>
+            <w:tcW w:type="dxa" w:w="3740"/>
             <w:vAlign w:val="center"/>
             <w:shd w:fill="FFFFFF"/>
             <w:tcMar>
-              <w:top w:w="80" w:type="dxa"/>
-              <w:bottom w:w="80" w:type="dxa"/>
-              <w:left w:w="100" w:type="dxa"/>
-              <w:right w:w="100" w:type="dxa"/>
+              <w:top w:w="70" w:type="dxa"/>
+              <w:bottom w:w="70" w:type="dxa"/>
+              <w:left w:w="90" w:type="dxa"/>
+              <w:right w:w="90" w:type="dxa"/>
             </w:tcMar>
           </w:tcPr>
           <w:p>
@@ -2772,14 +2772,14 @@
         </w:tc>
         <w:tc>
           <w:tcPr>
-            <w:tcW w:type="dxa" w:w="2257"/>
+            <w:tcW w:type="dxa" w:w="3740"/>
             <w:vAlign w:val="center"/>
             <w:shd w:fill="FFFFFF"/>
             <w:tcMar>
-              <w:top w:w="80" w:type="dxa"/>
-              <w:bottom w:w="80" w:type="dxa"/>
-              <w:left w:w="100" w:type="dxa"/>
-              <w:right w:w="100" w:type="dxa"/>
+              <w:top w:w="70" w:type="dxa"/>
+              <w:bottom w:w="70" w:type="dxa"/>
+              <w:left w:w="90" w:type="dxa"/>
+              <w:right w:w="90" w:type="dxa"/>
             </w:tcMar>
           </w:tcPr>
           <w:p>
@@ -2805,14 +2805,14 @@
         </w:trPr>
         <w:tc>
           <w:tcPr>
-            <w:tcW w:type="dxa" w:w="2257"/>
+            <w:tcW w:type="dxa" w:w="3740"/>
             <w:vAlign w:val="center"/>
             <w:shd w:fill="F2F5F9"/>
             <w:tcMar>
-              <w:top w:w="80" w:type="dxa"/>
-              <w:bottom w:w="80" w:type="dxa"/>
-              <w:left w:w="100" w:type="dxa"/>
-              <w:right w:w="100" w:type="dxa"/>
+              <w:top w:w="70" w:type="dxa"/>
+              <w:bottom w:w="70" w:type="dxa"/>
+              <w:left w:w="90" w:type="dxa"/>
+              <w:right w:w="90" w:type="dxa"/>
             </w:tcMar>
           </w:tcPr>
           <w:p>
@@ -2832,14 +2832,14 @@
         </w:tc>
         <w:tc>
           <w:tcPr>
-            <w:tcW w:type="dxa" w:w="2257"/>
+            <w:tcW w:type="dxa" w:w="3740"/>
             <w:vAlign w:val="center"/>
             <w:shd w:fill="F2F5F9"/>
             <w:tcMar>
-              <w:top w:w="80" w:type="dxa"/>
-              <w:bottom w:w="80" w:type="dxa"/>
-              <w:left w:w="100" w:type="dxa"/>
-              <w:right w:w="100" w:type="dxa"/>
+              <w:top w:w="70" w:type="dxa"/>
+              <w:bottom w:w="70" w:type="dxa"/>
+              <w:left w:w="90" w:type="dxa"/>
+              <w:right w:w="90" w:type="dxa"/>
             </w:tcMar>
           </w:tcPr>
           <w:p>
@@ -2859,14 +2859,14 @@
         </w:tc>
         <w:tc>
           <w:tcPr>
-            <w:tcW w:type="dxa" w:w="2257"/>
+            <w:tcW w:type="dxa" w:w="3740"/>
             <w:vAlign w:val="center"/>
             <w:shd w:fill="F2F5F9"/>
             <w:tcMar>
-              <w:top w:w="80" w:type="dxa"/>
-              <w:bottom w:w="80" w:type="dxa"/>
-              <w:left w:w="100" w:type="dxa"/>
-              <w:right w:w="100" w:type="dxa"/>
+              <w:top w:w="70" w:type="dxa"/>
+              <w:bottom w:w="70" w:type="dxa"/>
+              <w:left w:w="90" w:type="dxa"/>
+              <w:right w:w="90" w:type="dxa"/>
             </w:tcMar>
           </w:tcPr>
           <w:p>
@@ -2886,14 +2886,14 @@
         </w:tc>
         <w:tc>
           <w:tcPr>
-            <w:tcW w:type="dxa" w:w="2257"/>
+            <w:tcW w:type="dxa" w:w="3740"/>
             <w:vAlign w:val="center"/>
             <w:shd w:fill="F2F5F9"/>
             <w:tcMar>
-              <w:top w:w="80" w:type="dxa"/>
-              <w:bottom w:w="80" w:type="dxa"/>
-              <w:left w:w="100" w:type="dxa"/>
-              <w:right w:w="100" w:type="dxa"/>
+              <w:top w:w="70" w:type="dxa"/>
+              <w:bottom w:w="70" w:type="dxa"/>
+              <w:left w:w="90" w:type="dxa"/>
+              <w:right w:w="90" w:type="dxa"/>
             </w:tcMar>
           </w:tcPr>
           <w:p>
@@ -2936,14 +2936,14 @@
         </w:trPr>
         <w:tc>
           <w:tcPr>
-            <w:tcW w:type="dxa" w:w="2257"/>
+            <w:tcW w:type="dxa" w:w="3740"/>
             <w:vAlign w:val="center"/>
             <w:shd w:fill="FFFFFF"/>
             <w:tcMar>
-              <w:top w:w="80" w:type="dxa"/>
-              <w:bottom w:w="80" w:type="dxa"/>
-              <w:left w:w="100" w:type="dxa"/>
-              <w:right w:w="100" w:type="dxa"/>
+              <w:top w:w="70" w:type="dxa"/>
+              <w:bottom w:w="70" w:type="dxa"/>
+              <w:left w:w="90" w:type="dxa"/>
+              <w:right w:w="90" w:type="dxa"/>
             </w:tcMar>
           </w:tcPr>
           <w:p>
@@ -2963,14 +2963,14 @@
         </w:tc>
         <w:tc>
           <w:tcPr>
-            <w:tcW w:type="dxa" w:w="2257"/>
+            <w:tcW w:type="dxa" w:w="3740"/>
             <w:vAlign w:val="center"/>
             <w:shd w:fill="FFFFFF"/>
             <w:tcMar>
-              <w:top w:w="80" w:type="dxa"/>
-              <w:bottom w:w="80" w:type="dxa"/>
-              <w:left w:w="100" w:type="dxa"/>
-              <w:right w:w="100" w:type="dxa"/>
+              <w:top w:w="70" w:type="dxa"/>
+              <w:bottom w:w="70" w:type="dxa"/>
+              <w:left w:w="90" w:type="dxa"/>
+              <w:right w:w="90" w:type="dxa"/>
             </w:tcMar>
           </w:tcPr>
           <w:p>
@@ -2990,14 +2990,14 @@
         </w:tc>
         <w:tc>
           <w:tcPr>
-            <w:tcW w:type="dxa" w:w="2257"/>
+            <w:tcW w:type="dxa" w:w="3740"/>
             <w:vAlign w:val="center"/>
             <w:shd w:fill="FFFFFF"/>
             <w:tcMar>
-              <w:top w:w="80" w:type="dxa"/>
-              <w:bottom w:w="80" w:type="dxa"/>
-              <w:left w:w="100" w:type="dxa"/>
-              <w:right w:w="100" w:type="dxa"/>
+              <w:top w:w="70" w:type="dxa"/>
+              <w:bottom w:w="70" w:type="dxa"/>
+              <w:left w:w="90" w:type="dxa"/>
+              <w:right w:w="90" w:type="dxa"/>
             </w:tcMar>
           </w:tcPr>
           <w:p>
@@ -3017,14 +3017,14 @@
         </w:tc>
         <w:tc>
           <w:tcPr>
-            <w:tcW w:type="dxa" w:w="2257"/>
+            <w:tcW w:type="dxa" w:w="3740"/>
             <w:vAlign w:val="center"/>
             <w:shd w:fill="FFFFFF"/>
             <w:tcMar>
-              <w:top w:w="80" w:type="dxa"/>
-              <w:bottom w:w="80" w:type="dxa"/>
-              <w:left w:w="100" w:type="dxa"/>
-              <w:right w:w="100" w:type="dxa"/>
+              <w:top w:w="70" w:type="dxa"/>
+              <w:bottom w:w="70" w:type="dxa"/>
+              <w:left w:w="90" w:type="dxa"/>
+              <w:right w:w="90" w:type="dxa"/>
             </w:tcMar>
           </w:tcPr>
           <w:p>
@@ -3050,14 +3050,14 @@
         </w:trPr>
         <w:tc>
           <w:tcPr>
-            <w:tcW w:type="dxa" w:w="2257"/>
+            <w:tcW w:type="dxa" w:w="3740"/>
             <w:vAlign w:val="center"/>
             <w:shd w:fill="F2F5F9"/>
             <w:tcMar>
-              <w:top w:w="80" w:type="dxa"/>
-              <w:bottom w:w="80" w:type="dxa"/>
-              <w:left w:w="100" w:type="dxa"/>
-              <w:right w:w="100" w:type="dxa"/>
+              <w:top w:w="70" w:type="dxa"/>
+              <w:bottom w:w="70" w:type="dxa"/>
+              <w:left w:w="90" w:type="dxa"/>
+              <w:right w:w="90" w:type="dxa"/>
             </w:tcMar>
           </w:tcPr>
           <w:p>
@@ -3077,14 +3077,14 @@
         </w:tc>
         <w:tc>
           <w:tcPr>
-            <w:tcW w:type="dxa" w:w="2257"/>
+            <w:tcW w:type="dxa" w:w="3740"/>
             <w:vAlign w:val="center"/>
             <w:shd w:fill="F2F5F9"/>
             <w:tcMar>
-              <w:top w:w="80" w:type="dxa"/>
-              <w:bottom w:w="80" w:type="dxa"/>
-              <w:left w:w="100" w:type="dxa"/>
-              <w:right w:w="100" w:type="dxa"/>
+              <w:top w:w="70" w:type="dxa"/>
+              <w:bottom w:w="70" w:type="dxa"/>
+              <w:left w:w="90" w:type="dxa"/>
+              <w:right w:w="90" w:type="dxa"/>
             </w:tcMar>
           </w:tcPr>
           <w:p>
@@ -3104,14 +3104,14 @@
         </w:tc>
         <w:tc>
           <w:tcPr>
-            <w:tcW w:type="dxa" w:w="2257"/>
+            <w:tcW w:type="dxa" w:w="3740"/>
             <w:vAlign w:val="center"/>
             <w:shd w:fill="F2F5F9"/>
             <w:tcMar>
-              <w:top w:w="80" w:type="dxa"/>
-              <w:bottom w:w="80" w:type="dxa"/>
-              <w:left w:w="100" w:type="dxa"/>
-              <w:right w:w="100" w:type="dxa"/>
+              <w:top w:w="70" w:type="dxa"/>
+              <w:bottom w:w="70" w:type="dxa"/>
+              <w:left w:w="90" w:type="dxa"/>
+              <w:right w:w="90" w:type="dxa"/>
             </w:tcMar>
           </w:tcPr>
           <w:p>
@@ -3131,14 +3131,14 @@
         </w:tc>
         <w:tc>
           <w:tcPr>
-            <w:tcW w:type="dxa" w:w="2257"/>
+            <w:tcW w:type="dxa" w:w="3740"/>
             <w:vAlign w:val="center"/>
             <w:shd w:fill="F2F5F9"/>
             <w:tcMar>
-              <w:top w:w="80" w:type="dxa"/>
-              <w:bottom w:w="80" w:type="dxa"/>
-              <w:left w:w="100" w:type="dxa"/>
-              <w:right w:w="100" w:type="dxa"/>
+              <w:top w:w="70" w:type="dxa"/>
+              <w:bottom w:w="70" w:type="dxa"/>
+              <w:left w:w="90" w:type="dxa"/>
+              <w:right w:w="90" w:type="dxa"/>
             </w:tcMar>
           </w:tcPr>
           <w:p>
@@ -3164,14 +3164,14 @@
         </w:trPr>
         <w:tc>
           <w:tcPr>
-            <w:tcW w:type="dxa" w:w="2257"/>
+            <w:tcW w:type="dxa" w:w="3740"/>
             <w:vAlign w:val="center"/>
             <w:shd w:fill="FFFFFF"/>
             <w:tcMar>
-              <w:top w:w="80" w:type="dxa"/>
-              <w:bottom w:w="80" w:type="dxa"/>
-              <w:left w:w="100" w:type="dxa"/>
-              <w:right w:w="100" w:type="dxa"/>
+              <w:top w:w="70" w:type="dxa"/>
+              <w:bottom w:w="70" w:type="dxa"/>
+              <w:left w:w="90" w:type="dxa"/>
+              <w:right w:w="90" w:type="dxa"/>
             </w:tcMar>
           </w:tcPr>
           <w:p>
@@ -3191,14 +3191,14 @@
         </w:tc>
         <w:tc>
           <w:tcPr>
-            <w:tcW w:type="dxa" w:w="2257"/>
+            <w:tcW w:type="dxa" w:w="3740"/>
             <w:vAlign w:val="center"/>
             <w:shd w:fill="FFFFFF"/>
             <w:tcMar>
-              <w:top w:w="80" w:type="dxa"/>
-              <w:bottom w:w="80" w:type="dxa"/>
-              <w:left w:w="100" w:type="dxa"/>
-              <w:right w:w="100" w:type="dxa"/>
+              <w:top w:w="70" w:type="dxa"/>
+              <w:bottom w:w="70" w:type="dxa"/>
+              <w:left w:w="90" w:type="dxa"/>
+              <w:right w:w="90" w:type="dxa"/>
             </w:tcMar>
           </w:tcPr>
           <w:p>
@@ -3218,14 +3218,14 @@
         </w:tc>
         <w:tc>
           <w:tcPr>
-            <w:tcW w:type="dxa" w:w="2257"/>
+            <w:tcW w:type="dxa" w:w="3740"/>
             <w:vAlign w:val="center"/>
             <w:shd w:fill="FFFFFF"/>
             <w:tcMar>
-              <w:top w:w="80" w:type="dxa"/>
-              <w:bottom w:w="80" w:type="dxa"/>
-              <w:left w:w="100" w:type="dxa"/>
-              <w:right w:w="100" w:type="dxa"/>
+              <w:top w:w="70" w:type="dxa"/>
+              <w:bottom w:w="70" w:type="dxa"/>
+              <w:left w:w="90" w:type="dxa"/>
+              <w:right w:w="90" w:type="dxa"/>
             </w:tcMar>
           </w:tcPr>
           <w:p>
@@ -3245,14 +3245,14 @@
         </w:tc>
         <w:tc>
           <w:tcPr>
-            <w:tcW w:type="dxa" w:w="2257"/>
+            <w:tcW w:type="dxa" w:w="3740"/>
             <w:vAlign w:val="center"/>
             <w:shd w:fill="FFFFFF"/>
             <w:tcMar>
-              <w:top w:w="80" w:type="dxa"/>
-              <w:bottom w:w="80" w:type="dxa"/>
-              <w:left w:w="100" w:type="dxa"/>
-              <w:right w:w="100" w:type="dxa"/>
+              <w:top w:w="70" w:type="dxa"/>
+              <w:bottom w:w="70" w:type="dxa"/>
+              <w:left w:w="90" w:type="dxa"/>
+              <w:right w:w="90" w:type="dxa"/>
             </w:tcMar>
           </w:tcPr>
           <w:p>
@@ -3278,14 +3278,14 @@
         </w:trPr>
         <w:tc>
           <w:tcPr>
-            <w:tcW w:type="dxa" w:w="2257"/>
+            <w:tcW w:type="dxa" w:w="3740"/>
             <w:vAlign w:val="center"/>
             <w:shd w:fill="F2F5F9"/>
             <w:tcMar>
-              <w:top w:w="80" w:type="dxa"/>
-              <w:bottom w:w="80" w:type="dxa"/>
-              <w:left w:w="100" w:type="dxa"/>
-              <w:right w:w="100" w:type="dxa"/>
+              <w:top w:w="70" w:type="dxa"/>
+              <w:bottom w:w="70" w:type="dxa"/>
+              <w:left w:w="90" w:type="dxa"/>
+              <w:right w:w="90" w:type="dxa"/>
             </w:tcMar>
           </w:tcPr>
           <w:p>
@@ -3305,14 +3305,14 @@
         </w:tc>
         <w:tc>
           <w:tcPr>
-            <w:tcW w:type="dxa" w:w="2257"/>
+            <w:tcW w:type="dxa" w:w="3740"/>
             <w:vAlign w:val="center"/>
             <w:shd w:fill="F2F5F9"/>
             <w:tcMar>
-              <w:top w:w="80" w:type="dxa"/>
-              <w:bottom w:w="80" w:type="dxa"/>
-              <w:left w:w="100" w:type="dxa"/>
-              <w:right w:w="100" w:type="dxa"/>
+              <w:top w:w="70" w:type="dxa"/>
+              <w:bottom w:w="70" w:type="dxa"/>
+              <w:left w:w="90" w:type="dxa"/>
+              <w:right w:w="90" w:type="dxa"/>
             </w:tcMar>
           </w:tcPr>
           <w:p>
@@ -3332,14 +3332,14 @@
         </w:tc>
         <w:tc>
           <w:tcPr>
-            <w:tcW w:type="dxa" w:w="2257"/>
+            <w:tcW w:type="dxa" w:w="3740"/>
             <w:vAlign w:val="center"/>
             <w:shd w:fill="F2F5F9"/>
             <w:tcMar>
-              <w:top w:w="80" w:type="dxa"/>
-              <w:bottom w:w="80" w:type="dxa"/>
-              <w:left w:w="100" w:type="dxa"/>
-              <w:right w:w="100" w:type="dxa"/>
+              <w:top w:w="70" w:type="dxa"/>
+              <w:bottom w:w="70" w:type="dxa"/>
+              <w:left w:w="90" w:type="dxa"/>
+              <w:right w:w="90" w:type="dxa"/>
             </w:tcMar>
           </w:tcPr>
           <w:p>
@@ -3359,14 +3359,14 @@
         </w:tc>
         <w:tc>
           <w:tcPr>
-            <w:tcW w:type="dxa" w:w="2257"/>
+            <w:tcW w:type="dxa" w:w="3740"/>
             <w:vAlign w:val="center"/>
             <w:shd w:fill="F2F5F9"/>
             <w:tcMar>
-              <w:top w:w="80" w:type="dxa"/>
-              <w:bottom w:w="80" w:type="dxa"/>
-              <w:left w:w="100" w:type="dxa"/>
-              <w:right w:w="100" w:type="dxa"/>
+              <w:top w:w="70" w:type="dxa"/>
+              <w:bottom w:w="70" w:type="dxa"/>
+              <w:left w:w="90" w:type="dxa"/>
+              <w:right w:w="90" w:type="dxa"/>
             </w:tcMar>
           </w:tcPr>
           <w:p>
@@ -3392,14 +3392,14 @@
         </w:trPr>
         <w:tc>
           <w:tcPr>
-            <w:tcW w:type="dxa" w:w="2257"/>
+            <w:tcW w:type="dxa" w:w="3740"/>
             <w:vAlign w:val="center"/>
             <w:shd w:fill="FFFFFF"/>
             <w:tcMar>
-              <w:top w:w="80" w:type="dxa"/>
-              <w:bottom w:w="80" w:type="dxa"/>
-              <w:left w:w="100" w:type="dxa"/>
-              <w:right w:w="100" w:type="dxa"/>
+              <w:top w:w="70" w:type="dxa"/>
+              <w:bottom w:w="70" w:type="dxa"/>
+              <w:left w:w="90" w:type="dxa"/>
+              <w:right w:w="90" w:type="dxa"/>
             </w:tcMar>
           </w:tcPr>
           <w:p>
@@ -3419,14 +3419,14 @@
         </w:tc>
         <w:tc>
           <w:tcPr>
-            <w:tcW w:type="dxa" w:w="2257"/>
+            <w:tcW w:type="dxa" w:w="3740"/>
             <w:vAlign w:val="center"/>
             <w:shd w:fill="FFFFFF"/>
             <w:tcMar>
-              <w:top w:w="80" w:type="dxa"/>
-              <w:bottom w:w="80" w:type="dxa"/>
-              <w:left w:w="100" w:type="dxa"/>
-              <w:right w:w="100" w:type="dxa"/>
+              <w:top w:w="70" w:type="dxa"/>
+              <w:bottom w:w="70" w:type="dxa"/>
+              <w:left w:w="90" w:type="dxa"/>
+              <w:right w:w="90" w:type="dxa"/>
             </w:tcMar>
           </w:tcPr>
           <w:p>
@@ -3446,14 +3446,14 @@
         </w:tc>
         <w:tc>
           <w:tcPr>
-            <w:tcW w:type="dxa" w:w="2257"/>
+            <w:tcW w:type="dxa" w:w="3740"/>
             <w:vAlign w:val="center"/>
             <w:shd w:fill="FFFFFF"/>
             <w:tcMar>
-              <w:top w:w="80" w:type="dxa"/>
-              <w:bottom w:w="80" w:type="dxa"/>
-              <w:left w:w="100" w:type="dxa"/>
-              <w:right w:w="100" w:type="dxa"/>
+              <w:top w:w="70" w:type="dxa"/>
+              <w:bottom w:w="70" w:type="dxa"/>
+              <w:left w:w="90" w:type="dxa"/>
+              <w:right w:w="90" w:type="dxa"/>
             </w:tcMar>
           </w:tcPr>
           <w:p>
@@ -3473,14 +3473,14 @@
         </w:tc>
         <w:tc>
           <w:tcPr>
-            <w:tcW w:type="dxa" w:w="2257"/>
+            <w:tcW w:type="dxa" w:w="3740"/>
             <w:vAlign w:val="center"/>
             <w:shd w:fill="FFFFFF"/>
             <w:tcMar>
-              <w:top w:w="80" w:type="dxa"/>
-              <w:bottom w:w="80" w:type="dxa"/>
-              <w:left w:w="100" w:type="dxa"/>
-              <w:right w:w="100" w:type="dxa"/>
+              <w:top w:w="70" w:type="dxa"/>
+              <w:bottom w:w="70" w:type="dxa"/>
+              <w:left w:w="90" w:type="dxa"/>
+              <w:right w:w="90" w:type="dxa"/>
             </w:tcMar>
           </w:tcPr>
           <w:p>
@@ -3523,14 +3523,14 @@
         </w:trPr>
         <w:tc>
           <w:tcPr>
-            <w:tcW w:type="dxa" w:w="2257"/>
+            <w:tcW w:type="dxa" w:w="3740"/>
             <w:vAlign w:val="center"/>
             <w:shd w:fill="F2F5F9"/>
             <w:tcMar>
-              <w:top w:w="80" w:type="dxa"/>
-              <w:bottom w:w="80" w:type="dxa"/>
-              <w:left w:w="100" w:type="dxa"/>
-              <w:right w:w="100" w:type="dxa"/>
+              <w:top w:w="70" w:type="dxa"/>
+              <w:bottom w:w="70" w:type="dxa"/>
+              <w:left w:w="90" w:type="dxa"/>
+              <w:right w:w="90" w:type="dxa"/>
             </w:tcMar>
           </w:tcPr>
           <w:p>
@@ -3550,14 +3550,14 @@
         </w:tc>
         <w:tc>
           <w:tcPr>
-            <w:tcW w:type="dxa" w:w="2257"/>
+            <w:tcW w:type="dxa" w:w="3740"/>
             <w:vAlign w:val="center"/>
             <w:shd w:fill="F2F5F9"/>
             <w:tcMar>
-              <w:top w:w="80" w:type="dxa"/>
-              <w:bottom w:w="80" w:type="dxa"/>
-              <w:left w:w="100" w:type="dxa"/>
-              <w:right w:w="100" w:type="dxa"/>
+              <w:top w:w="70" w:type="dxa"/>
+              <w:bottom w:w="70" w:type="dxa"/>
+              <w:left w:w="90" w:type="dxa"/>
+              <w:right w:w="90" w:type="dxa"/>
             </w:tcMar>
           </w:tcPr>
           <w:p>
@@ -3577,14 +3577,14 @@
         </w:tc>
         <w:tc>
           <w:tcPr>
-            <w:tcW w:type="dxa" w:w="2257"/>
+            <w:tcW w:type="dxa" w:w="3740"/>
             <w:vAlign w:val="center"/>
             <w:shd w:fill="F2F5F9"/>
             <w:tcMar>
-              <w:top w:w="80" w:type="dxa"/>
-              <w:bottom w:w="80" w:type="dxa"/>
-              <w:left w:w="100" w:type="dxa"/>
-              <w:right w:w="100" w:type="dxa"/>
+              <w:top w:w="70" w:type="dxa"/>
+              <w:bottom w:w="70" w:type="dxa"/>
+              <w:left w:w="90" w:type="dxa"/>
+              <w:right w:w="90" w:type="dxa"/>
             </w:tcMar>
           </w:tcPr>
           <w:p>
@@ -3604,14 +3604,14 @@
         </w:tc>
         <w:tc>
           <w:tcPr>
-            <w:tcW w:type="dxa" w:w="2257"/>
+            <w:tcW w:type="dxa" w:w="3740"/>
             <w:vAlign w:val="center"/>
             <w:shd w:fill="F2F5F9"/>
             <w:tcMar>
-              <w:top w:w="80" w:type="dxa"/>
-              <w:bottom w:w="80" w:type="dxa"/>
-              <w:left w:w="100" w:type="dxa"/>
-              <w:right w:w="100" w:type="dxa"/>
+              <w:top w:w="70" w:type="dxa"/>
+              <w:bottom w:w="70" w:type="dxa"/>
+              <w:left w:w="90" w:type="dxa"/>
+              <w:right w:w="90" w:type="dxa"/>
             </w:tcMar>
           </w:tcPr>
           <w:p>
@@ -3637,14 +3637,14 @@
         </w:trPr>
         <w:tc>
           <w:tcPr>
-            <w:tcW w:type="dxa" w:w="2257"/>
+            <w:tcW w:type="dxa" w:w="3740"/>
             <w:vAlign w:val="center"/>
             <w:shd w:fill="FFFFFF"/>
             <w:tcMar>
-              <w:top w:w="80" w:type="dxa"/>
-              <w:bottom w:w="80" w:type="dxa"/>
-              <w:left w:w="100" w:type="dxa"/>
-              <w:right w:w="100" w:type="dxa"/>
+              <w:top w:w="70" w:type="dxa"/>
+              <w:bottom w:w="70" w:type="dxa"/>
+              <w:left w:w="90" w:type="dxa"/>
+              <w:right w:w="90" w:type="dxa"/>
             </w:tcMar>
           </w:tcPr>
           <w:p>
@@ -3664,14 +3664,14 @@
         </w:tc>
         <w:tc>
           <w:tcPr>
-            <w:tcW w:type="dxa" w:w="2257"/>
+            <w:tcW w:type="dxa" w:w="3740"/>
             <w:vAlign w:val="center"/>
             <w:shd w:fill="FFFFFF"/>
             <w:tcMar>
-              <w:top w:w="80" w:type="dxa"/>
-              <w:bottom w:w="80" w:type="dxa"/>
-              <w:left w:w="100" w:type="dxa"/>
-              <w:right w:w="100" w:type="dxa"/>
+              <w:top w:w="70" w:type="dxa"/>
+              <w:bottom w:w="70" w:type="dxa"/>
+              <w:left w:w="90" w:type="dxa"/>
+              <w:right w:w="90" w:type="dxa"/>
             </w:tcMar>
           </w:tcPr>
           <w:p>
@@ -3691,14 +3691,14 @@
         </w:tc>
         <w:tc>
           <w:tcPr>
-            <w:tcW w:type="dxa" w:w="2257"/>
+            <w:tcW w:type="dxa" w:w="3740"/>
             <w:vAlign w:val="center"/>
             <w:shd w:fill="FFFFFF"/>
             <w:tcMar>
-              <w:top w:w="80" w:type="dxa"/>
-              <w:bottom w:w="80" w:type="dxa"/>
-              <w:left w:w="100" w:type="dxa"/>
-              <w:right w:w="100" w:type="dxa"/>
+              <w:top w:w="70" w:type="dxa"/>
+              <w:bottom w:w="70" w:type="dxa"/>
+              <w:left w:w="90" w:type="dxa"/>
+              <w:right w:w="90" w:type="dxa"/>
             </w:tcMar>
           </w:tcPr>
           <w:p>
@@ -3718,14 +3718,14 @@
         </w:tc>
         <w:tc>
           <w:tcPr>
-            <w:tcW w:type="dxa" w:w="2257"/>
+            <w:tcW w:type="dxa" w:w="3740"/>
             <w:vAlign w:val="center"/>
             <w:shd w:fill="FFFFFF"/>
             <w:tcMar>
-              <w:top w:w="80" w:type="dxa"/>
-              <w:bottom w:w="80" w:type="dxa"/>
-              <w:left w:w="100" w:type="dxa"/>
-              <w:right w:w="100" w:type="dxa"/>
+              <w:top w:w="70" w:type="dxa"/>
+              <w:bottom w:w="70" w:type="dxa"/>
+              <w:left w:w="90" w:type="dxa"/>
+              <w:right w:w="90" w:type="dxa"/>
             </w:tcMar>
           </w:tcPr>
           <w:p>
@@ -3751,14 +3751,14 @@
         </w:trPr>
         <w:tc>
           <w:tcPr>
-            <w:tcW w:type="dxa" w:w="2257"/>
+            <w:tcW w:type="dxa" w:w="3740"/>
             <w:vAlign w:val="center"/>
             <w:shd w:fill="F2F5F9"/>
             <w:tcMar>
-              <w:top w:w="80" w:type="dxa"/>
-              <w:bottom w:w="80" w:type="dxa"/>
-              <w:left w:w="100" w:type="dxa"/>
-              <w:right w:w="100" w:type="dxa"/>
+              <w:top w:w="70" w:type="dxa"/>
+              <w:bottom w:w="70" w:type="dxa"/>
+              <w:left w:w="90" w:type="dxa"/>
+              <w:right w:w="90" w:type="dxa"/>
             </w:tcMar>
           </w:tcPr>
           <w:p>
@@ -3778,14 +3778,14 @@
         </w:tc>
         <w:tc>
           <w:tcPr>
-            <w:tcW w:type="dxa" w:w="2257"/>
+            <w:tcW w:type="dxa" w:w="3740"/>
             <w:vAlign w:val="center"/>
             <w:shd w:fill="F2F5F9"/>
             <w:tcMar>
-              <w:top w:w="80" w:type="dxa"/>
-              <w:bottom w:w="80" w:type="dxa"/>
-              <w:left w:w="100" w:type="dxa"/>
-              <w:right w:w="100" w:type="dxa"/>
+              <w:top w:w="70" w:type="dxa"/>
+              <w:bottom w:w="70" w:type="dxa"/>
+              <w:left w:w="90" w:type="dxa"/>
+              <w:right w:w="90" w:type="dxa"/>
             </w:tcMar>
           </w:tcPr>
           <w:p>
@@ -3805,14 +3805,14 @@
         </w:tc>
         <w:tc>
           <w:tcPr>
-            <w:tcW w:type="dxa" w:w="2257"/>
+            <w:tcW w:type="dxa" w:w="3740"/>
             <w:vAlign w:val="center"/>
             <w:shd w:fill="F2F5F9"/>
             <w:tcMar>
-              <w:top w:w="80" w:type="dxa"/>
-              <w:bottom w:w="80" w:type="dxa"/>
-              <w:left w:w="100" w:type="dxa"/>
-              <w:right w:w="100" w:type="dxa"/>
+              <w:top w:w="70" w:type="dxa"/>
+              <w:bottom w:w="70" w:type="dxa"/>
+              <w:left w:w="90" w:type="dxa"/>
+              <w:right w:w="90" w:type="dxa"/>
             </w:tcMar>
           </w:tcPr>
           <w:p>
@@ -3832,14 +3832,14 @@
         </w:tc>
         <w:tc>
           <w:tcPr>
-            <w:tcW w:type="dxa" w:w="2257"/>
+            <w:tcW w:type="dxa" w:w="3740"/>
             <w:vAlign w:val="center"/>
             <w:shd w:fill="F2F5F9"/>
             <w:tcMar>
-              <w:top w:w="80" w:type="dxa"/>
-              <w:bottom w:w="80" w:type="dxa"/>
-              <w:left w:w="100" w:type="dxa"/>
-              <w:right w:w="100" w:type="dxa"/>
+              <w:top w:w="70" w:type="dxa"/>
+              <w:bottom w:w="70" w:type="dxa"/>
+              <w:left w:w="90" w:type="dxa"/>
+              <w:right w:w="90" w:type="dxa"/>
             </w:tcMar>
           </w:tcPr>
           <w:p>
@@ -3882,14 +3882,14 @@
         </w:trPr>
         <w:tc>
           <w:tcPr>
-            <w:tcW w:type="dxa" w:w="2257"/>
+            <w:tcW w:type="dxa" w:w="3740"/>
             <w:vAlign w:val="center"/>
             <w:shd w:fill="FFFFFF"/>
             <w:tcMar>
-              <w:top w:w="80" w:type="dxa"/>
-              <w:bottom w:w="80" w:type="dxa"/>
-              <w:left w:w="100" w:type="dxa"/>
-              <w:right w:w="100" w:type="dxa"/>
+              <w:top w:w="70" w:type="dxa"/>
+              <w:bottom w:w="70" w:type="dxa"/>
+              <w:left w:w="90" w:type="dxa"/>
+              <w:right w:w="90" w:type="dxa"/>
             </w:tcMar>
           </w:tcPr>
           <w:p>
@@ -3909,14 +3909,14 @@
         </w:tc>
         <w:tc>
           <w:tcPr>
-            <w:tcW w:type="dxa" w:w="2257"/>
+            <w:tcW w:type="dxa" w:w="3740"/>
             <w:vAlign w:val="center"/>
             <w:shd w:fill="FFFFFF"/>
             <w:tcMar>
-              <w:top w:w="80" w:type="dxa"/>
-              <w:bottom w:w="80" w:type="dxa"/>
-              <w:left w:w="100" w:type="dxa"/>
-              <w:right w:w="100" w:type="dxa"/>
+              <w:top w:w="70" w:type="dxa"/>
+              <w:bottom w:w="70" w:type="dxa"/>
+              <w:left w:w="90" w:type="dxa"/>
+              <w:right w:w="90" w:type="dxa"/>
             </w:tcMar>
           </w:tcPr>
           <w:p>
@@ -3936,14 +3936,14 @@
         </w:tc>
         <w:tc>
           <w:tcPr>
-            <w:tcW w:type="dxa" w:w="2257"/>
+            <w:tcW w:type="dxa" w:w="3740"/>
             <w:vAlign w:val="center"/>
             <w:shd w:fill="FFFFFF"/>
             <w:tcMar>
-              <w:top w:w="80" w:type="dxa"/>
-              <w:bottom w:w="80" w:type="dxa"/>
-              <w:left w:w="100" w:type="dxa"/>
-              <w:right w:w="100" w:type="dxa"/>
+              <w:top w:w="70" w:type="dxa"/>
+              <w:bottom w:w="70" w:type="dxa"/>
+              <w:left w:w="90" w:type="dxa"/>
+              <w:right w:w="90" w:type="dxa"/>
             </w:tcMar>
           </w:tcPr>
           <w:p>
@@ -3963,14 +3963,14 @@
         </w:tc>
         <w:tc>
           <w:tcPr>
-            <w:tcW w:type="dxa" w:w="2257"/>
+            <w:tcW w:type="dxa" w:w="3740"/>
             <w:vAlign w:val="center"/>
             <w:shd w:fill="FFFFFF"/>
             <w:tcMar>
-              <w:top w:w="80" w:type="dxa"/>
-              <w:bottom w:w="80" w:type="dxa"/>
-              <w:left w:w="100" w:type="dxa"/>
-              <w:right w:w="100" w:type="dxa"/>
+              <w:top w:w="70" w:type="dxa"/>
+              <w:bottom w:w="70" w:type="dxa"/>
+              <w:left w:w="90" w:type="dxa"/>
+              <w:right w:w="90" w:type="dxa"/>
             </w:tcMar>
           </w:tcPr>
           <w:p>
@@ -3993,7 +3993,7 @@
     </w:tbl>
     <w:p>
       <w:pPr>
-        <w:spacing w:after="120"/>
+        <w:spacing w:after="100"/>
       </w:pPr>
     </w:p>
     <w:p>
@@ -4003,9 +4003,9 @@
       <w:r>
         <w:rPr>
           <w:color w:val="C8D2E1"/>
-          <w:sz w:val="16"/>
+          <w:sz w:val="14"/>
         </w:rPr>
-        <w:t>_________________________________________________________________________________</w:t>
+        <w:t>————————————————————————————————————————————————————————————————————————————————————————————————————————————————————————</w:t>
       </w:r>
     </w:p>
     <w:p>
@@ -4054,10 +4054,10 @@
         </w:tblBorders>
       </w:tblPr>
       <w:tblGrid>
-        <w:gridCol w:w="2257"/>
-        <w:gridCol w:w="2257"/>
-        <w:gridCol w:w="2257"/>
-        <w:gridCol w:w="2257"/>
+        <w:gridCol w:w="3740"/>
+        <w:gridCol w:w="3740"/>
+        <w:gridCol w:w="3740"/>
+        <w:gridCol w:w="3740"/>
       </w:tblGrid>
       <w:tr>
         <w:trPr>
@@ -4067,7 +4067,7 @@
         </w:trPr>
         <w:tc>
           <w:tcPr>
-            <w:tcW w:type="dxa" w:w="2257"/>
+            <w:tcW w:type="dxa" w:w="3740"/>
             <w:vAlign w:val="center"/>
             <w:shd w:fill="1F3864"/>
             <w:tcMar>
@@ -4095,7 +4095,7 @@
         </w:tc>
         <w:tc>
           <w:tcPr>
-            <w:tcW w:type="dxa" w:w="2257"/>
+            <w:tcW w:type="dxa" w:w="3740"/>
             <w:vAlign w:val="center"/>
             <w:shd w:fill="1F3864"/>
             <w:tcMar>
@@ -4123,7 +4123,7 @@
         </w:tc>
         <w:tc>
           <w:tcPr>
-            <w:tcW w:type="dxa" w:w="2257"/>
+            <w:tcW w:type="dxa" w:w="3740"/>
             <w:vAlign w:val="center"/>
             <w:shd w:fill="1F3864"/>
             <w:tcMar>
@@ -4151,7 +4151,7 @@
         </w:tc>
         <w:tc>
           <w:tcPr>
-            <w:tcW w:type="dxa" w:w="2257"/>
+            <w:tcW w:type="dxa" w:w="3740"/>
             <w:vAlign w:val="center"/>
             <w:shd w:fill="1F3864"/>
             <w:tcMar>
@@ -4184,14 +4184,14 @@
         </w:trPr>
         <w:tc>
           <w:tcPr>
-            <w:tcW w:type="dxa" w:w="2257"/>
+            <w:tcW w:type="dxa" w:w="3740"/>
             <w:vAlign w:val="center"/>
             <w:shd w:fill="FFFFFF"/>
             <w:tcMar>
-              <w:top w:w="80" w:type="dxa"/>
-              <w:bottom w:w="80" w:type="dxa"/>
-              <w:left w:w="100" w:type="dxa"/>
-              <w:right w:w="100" w:type="dxa"/>
+              <w:top w:w="70" w:type="dxa"/>
+              <w:bottom w:w="70" w:type="dxa"/>
+              <w:left w:w="90" w:type="dxa"/>
+              <w:right w:w="90" w:type="dxa"/>
             </w:tcMar>
           </w:tcPr>
           <w:p>
@@ -4211,14 +4211,14 @@
         </w:tc>
         <w:tc>
           <w:tcPr>
-            <w:tcW w:type="dxa" w:w="2257"/>
+            <w:tcW w:type="dxa" w:w="3740"/>
             <w:vAlign w:val="center"/>
             <w:shd w:fill="FFFFFF"/>
             <w:tcMar>
-              <w:top w:w="80" w:type="dxa"/>
-              <w:bottom w:w="80" w:type="dxa"/>
-              <w:left w:w="100" w:type="dxa"/>
-              <w:right w:w="100" w:type="dxa"/>
+              <w:top w:w="70" w:type="dxa"/>
+              <w:bottom w:w="70" w:type="dxa"/>
+              <w:left w:w="90" w:type="dxa"/>
+              <w:right w:w="90" w:type="dxa"/>
             </w:tcMar>
           </w:tcPr>
           <w:p>
@@ -4238,14 +4238,14 @@
         </w:tc>
         <w:tc>
           <w:tcPr>
-            <w:tcW w:type="dxa" w:w="2257"/>
+            <w:tcW w:type="dxa" w:w="3740"/>
             <w:vAlign w:val="center"/>
             <w:shd w:fill="FFFFFF"/>
             <w:tcMar>
-              <w:top w:w="80" w:type="dxa"/>
-              <w:bottom w:w="80" w:type="dxa"/>
-              <w:left w:w="100" w:type="dxa"/>
-              <w:right w:w="100" w:type="dxa"/>
+              <w:top w:w="70" w:type="dxa"/>
+              <w:bottom w:w="70" w:type="dxa"/>
+              <w:left w:w="90" w:type="dxa"/>
+              <w:right w:w="90" w:type="dxa"/>
             </w:tcMar>
           </w:tcPr>
           <w:p>
@@ -4265,14 +4265,14 @@
         </w:tc>
         <w:tc>
           <w:tcPr>
-            <w:tcW w:type="dxa" w:w="2257"/>
+            <w:tcW w:type="dxa" w:w="3740"/>
             <w:vAlign w:val="center"/>
             <w:shd w:fill="FFFFFF"/>
             <w:tcMar>
-              <w:top w:w="80" w:type="dxa"/>
-              <w:bottom w:w="80" w:type="dxa"/>
-              <w:left w:w="100" w:type="dxa"/>
-              <w:right w:w="100" w:type="dxa"/>
+              <w:top w:w="70" w:type="dxa"/>
+              <w:bottom w:w="70" w:type="dxa"/>
+              <w:left w:w="90" w:type="dxa"/>
+              <w:right w:w="90" w:type="dxa"/>
             </w:tcMar>
           </w:tcPr>
           <w:p>
@@ -4297,14 +4297,14 @@
         </w:trPr>
         <w:tc>
           <w:tcPr>
-            <w:tcW w:type="dxa" w:w="2257"/>
+            <w:tcW w:type="dxa" w:w="3740"/>
             <w:vAlign w:val="center"/>
             <w:shd w:fill="F2F5F9"/>
             <w:tcMar>
-              <w:top w:w="80" w:type="dxa"/>
-              <w:bottom w:w="80" w:type="dxa"/>
-              <w:left w:w="100" w:type="dxa"/>
-              <w:right w:w="100" w:type="dxa"/>
+              <w:top w:w="70" w:type="dxa"/>
+              <w:bottom w:w="70" w:type="dxa"/>
+              <w:left w:w="90" w:type="dxa"/>
+              <w:right w:w="90" w:type="dxa"/>
             </w:tcMar>
           </w:tcPr>
           <w:p>
@@ -4324,14 +4324,14 @@
         </w:tc>
         <w:tc>
           <w:tcPr>
-            <w:tcW w:type="dxa" w:w="2257"/>
+            <w:tcW w:type="dxa" w:w="3740"/>
             <w:vAlign w:val="center"/>
             <w:shd w:fill="F2F5F9"/>
             <w:tcMar>
-              <w:top w:w="80" w:type="dxa"/>
-              <w:bottom w:w="80" w:type="dxa"/>
-              <w:left w:w="100" w:type="dxa"/>
-              <w:right w:w="100" w:type="dxa"/>
+              <w:top w:w="70" w:type="dxa"/>
+              <w:bottom w:w="70" w:type="dxa"/>
+              <w:left w:w="90" w:type="dxa"/>
+              <w:right w:w="90" w:type="dxa"/>
             </w:tcMar>
           </w:tcPr>
           <w:p>
@@ -4351,14 +4351,14 @@
         </w:tc>
         <w:tc>
           <w:tcPr>
-            <w:tcW w:type="dxa" w:w="2257"/>
+            <w:tcW w:type="dxa" w:w="3740"/>
             <w:vAlign w:val="center"/>
             <w:shd w:fill="F2F5F9"/>
             <w:tcMar>
-              <w:top w:w="80" w:type="dxa"/>
-              <w:bottom w:w="80" w:type="dxa"/>
-              <w:left w:w="100" w:type="dxa"/>
-              <w:right w:w="100" w:type="dxa"/>
+              <w:top w:w="70" w:type="dxa"/>
+              <w:bottom w:w="70" w:type="dxa"/>
+              <w:left w:w="90" w:type="dxa"/>
+              <w:right w:w="90" w:type="dxa"/>
             </w:tcMar>
           </w:tcPr>
           <w:p>
@@ -4378,14 +4378,14 @@
         </w:tc>
         <w:tc>
           <w:tcPr>
-            <w:tcW w:type="dxa" w:w="2257"/>
+            <w:tcW w:type="dxa" w:w="3740"/>
             <w:vAlign w:val="center"/>
             <w:shd w:fill="F2F5F9"/>
             <w:tcMar>
-              <w:top w:w="80" w:type="dxa"/>
-              <w:bottom w:w="80" w:type="dxa"/>
-              <w:left w:w="100" w:type="dxa"/>
-              <w:right w:w="100" w:type="dxa"/>
+              <w:top w:w="70" w:type="dxa"/>
+              <w:bottom w:w="70" w:type="dxa"/>
+              <w:left w:w="90" w:type="dxa"/>
+              <w:right w:w="90" w:type="dxa"/>
             </w:tcMar>
           </w:tcPr>
           <w:p>
@@ -4410,14 +4410,14 @@
         </w:trPr>
         <w:tc>
           <w:tcPr>
-            <w:tcW w:type="dxa" w:w="2257"/>
+            <w:tcW w:type="dxa" w:w="3740"/>
             <w:vAlign w:val="center"/>
             <w:shd w:fill="FFFFFF"/>
             <w:tcMar>
-              <w:top w:w="80" w:type="dxa"/>
-              <w:bottom w:w="80" w:type="dxa"/>
-              <w:left w:w="100" w:type="dxa"/>
-              <w:right w:w="100" w:type="dxa"/>
+              <w:top w:w="70" w:type="dxa"/>
+              <w:bottom w:w="70" w:type="dxa"/>
+              <w:left w:w="90" w:type="dxa"/>
+              <w:right w:w="90" w:type="dxa"/>
             </w:tcMar>
           </w:tcPr>
           <w:p>
@@ -4437,14 +4437,14 @@
         </w:tc>
         <w:tc>
           <w:tcPr>
-            <w:tcW w:type="dxa" w:w="2257"/>
+            <w:tcW w:type="dxa" w:w="3740"/>
             <w:vAlign w:val="center"/>
             <w:shd w:fill="FFFFFF"/>
             <w:tcMar>
-              <w:top w:w="80" w:type="dxa"/>
-              <w:bottom w:w="80" w:type="dxa"/>
-              <w:left w:w="100" w:type="dxa"/>
-              <w:right w:w="100" w:type="dxa"/>
+              <w:top w:w="70" w:type="dxa"/>
+              <w:bottom w:w="70" w:type="dxa"/>
+              <w:left w:w="90" w:type="dxa"/>
+              <w:right w:w="90" w:type="dxa"/>
             </w:tcMar>
           </w:tcPr>
           <w:p>
@@ -4464,14 +4464,14 @@
         </w:tc>
         <w:tc>
           <w:tcPr>
-            <w:tcW w:type="dxa" w:w="2257"/>
+            <w:tcW w:type="dxa" w:w="3740"/>
             <w:vAlign w:val="center"/>
             <w:shd w:fill="FFFFFF"/>
             <w:tcMar>
-              <w:top w:w="80" w:type="dxa"/>
-              <w:bottom w:w="80" w:type="dxa"/>
-              <w:left w:w="100" w:type="dxa"/>
-              <w:right w:w="100" w:type="dxa"/>
+              <w:top w:w="70" w:type="dxa"/>
+              <w:bottom w:w="70" w:type="dxa"/>
+              <w:left w:w="90" w:type="dxa"/>
+              <w:right w:w="90" w:type="dxa"/>
             </w:tcMar>
           </w:tcPr>
           <w:p>
@@ -4491,14 +4491,14 @@
         </w:tc>
         <w:tc>
           <w:tcPr>
-            <w:tcW w:type="dxa" w:w="2257"/>
+            <w:tcW w:type="dxa" w:w="3740"/>
             <w:vAlign w:val="center"/>
             <w:shd w:fill="FFFFFF"/>
             <w:tcMar>
-              <w:top w:w="80" w:type="dxa"/>
-              <w:bottom w:w="80" w:type="dxa"/>
-              <w:left w:w="100" w:type="dxa"/>
-              <w:right w:w="100" w:type="dxa"/>
+              <w:top w:w="70" w:type="dxa"/>
+              <w:bottom w:w="70" w:type="dxa"/>
+              <w:left w:w="90" w:type="dxa"/>
+              <w:right w:w="90" w:type="dxa"/>
             </w:tcMar>
           </w:tcPr>
           <w:p>
@@ -4523,14 +4523,14 @@
         </w:trPr>
         <w:tc>
           <w:tcPr>
-            <w:tcW w:type="dxa" w:w="2257"/>
+            <w:tcW w:type="dxa" w:w="3740"/>
             <w:vAlign w:val="center"/>
             <w:shd w:fill="F2F5F9"/>
             <w:tcMar>
-              <w:top w:w="80" w:type="dxa"/>
-              <w:bottom w:w="80" w:type="dxa"/>
-              <w:left w:w="100" w:type="dxa"/>
-              <w:right w:w="100" w:type="dxa"/>
+              <w:top w:w="70" w:type="dxa"/>
+              <w:bottom w:w="70" w:type="dxa"/>
+              <w:left w:w="90" w:type="dxa"/>
+              <w:right w:w="90" w:type="dxa"/>
             </w:tcMar>
           </w:tcPr>
           <w:p>
@@ -4550,14 +4550,14 @@
         </w:tc>
         <w:tc>
           <w:tcPr>
-            <w:tcW w:type="dxa" w:w="2257"/>
+            <w:tcW w:type="dxa" w:w="3740"/>
             <w:vAlign w:val="center"/>
             <w:shd w:fill="F2F5F9"/>
             <w:tcMar>
-              <w:top w:w="80" w:type="dxa"/>
-              <w:bottom w:w="80" w:type="dxa"/>
-              <w:left w:w="100" w:type="dxa"/>
-              <w:right w:w="100" w:type="dxa"/>
+              <w:top w:w="70" w:type="dxa"/>
+              <w:bottom w:w="70" w:type="dxa"/>
+              <w:left w:w="90" w:type="dxa"/>
+              <w:right w:w="90" w:type="dxa"/>
             </w:tcMar>
           </w:tcPr>
           <w:p>
@@ -4577,14 +4577,14 @@
         </w:tc>
         <w:tc>
           <w:tcPr>
-            <w:tcW w:type="dxa" w:w="2257"/>
+            <w:tcW w:type="dxa" w:w="3740"/>
             <w:vAlign w:val="center"/>
             <w:shd w:fill="F2F5F9"/>
             <w:tcMar>
-              <w:top w:w="80" w:type="dxa"/>
-              <w:bottom w:w="80" w:type="dxa"/>
-              <w:left w:w="100" w:type="dxa"/>
-              <w:right w:w="100" w:type="dxa"/>
+              <w:top w:w="70" w:type="dxa"/>
+              <w:bottom w:w="70" w:type="dxa"/>
+              <w:left w:w="90" w:type="dxa"/>
+              <w:right w:w="90" w:type="dxa"/>
             </w:tcMar>
           </w:tcPr>
           <w:p>
@@ -4604,14 +4604,14 @@
         </w:tc>
         <w:tc>
           <w:tcPr>
-            <w:tcW w:type="dxa" w:w="2257"/>
+            <w:tcW w:type="dxa" w:w="3740"/>
             <w:vAlign w:val="center"/>
             <w:shd w:fill="F2F5F9"/>
             <w:tcMar>
-              <w:top w:w="80" w:type="dxa"/>
-              <w:bottom w:w="80" w:type="dxa"/>
-              <w:left w:w="100" w:type="dxa"/>
-              <w:right w:w="100" w:type="dxa"/>
+              <w:top w:w="70" w:type="dxa"/>
+              <w:bottom w:w="70" w:type="dxa"/>
+              <w:left w:w="90" w:type="dxa"/>
+              <w:right w:w="90" w:type="dxa"/>
             </w:tcMar>
           </w:tcPr>
           <w:p>
@@ -4636,14 +4636,14 @@
         </w:trPr>
         <w:tc>
           <w:tcPr>
-            <w:tcW w:type="dxa" w:w="2257"/>
+            <w:tcW w:type="dxa" w:w="3740"/>
             <w:vAlign w:val="center"/>
             <w:shd w:fill="FFFFFF"/>
             <w:tcMar>
-              <w:top w:w="80" w:type="dxa"/>
-              <w:bottom w:w="80" w:type="dxa"/>
-              <w:left w:w="100" w:type="dxa"/>
-              <w:right w:w="100" w:type="dxa"/>
+              <w:top w:w="70" w:type="dxa"/>
+              <w:bottom w:w="70" w:type="dxa"/>
+              <w:left w:w="90" w:type="dxa"/>
+              <w:right w:w="90" w:type="dxa"/>
             </w:tcMar>
           </w:tcPr>
           <w:p>
@@ -4663,14 +4663,14 @@
         </w:tc>
         <w:tc>
           <w:tcPr>
-            <w:tcW w:type="dxa" w:w="2257"/>
+            <w:tcW w:type="dxa" w:w="3740"/>
             <w:vAlign w:val="center"/>
             <w:shd w:fill="FFFFFF"/>
             <w:tcMar>
-              <w:top w:w="80" w:type="dxa"/>
-              <w:bottom w:w="80" w:type="dxa"/>
-              <w:left w:w="100" w:type="dxa"/>
-              <w:right w:w="100" w:type="dxa"/>
+              <w:top w:w="70" w:type="dxa"/>
+              <w:bottom w:w="70" w:type="dxa"/>
+              <w:left w:w="90" w:type="dxa"/>
+              <w:right w:w="90" w:type="dxa"/>
             </w:tcMar>
           </w:tcPr>
           <w:p>
@@ -4690,14 +4690,14 @@
         </w:tc>
         <w:tc>
           <w:tcPr>
-            <w:tcW w:type="dxa" w:w="2257"/>
+            <w:tcW w:type="dxa" w:w="3740"/>
             <w:vAlign w:val="center"/>
             <w:shd w:fill="FFFFFF"/>
             <w:tcMar>
-              <w:top w:w="80" w:type="dxa"/>
-              <w:bottom w:w="80" w:type="dxa"/>
-              <w:left w:w="100" w:type="dxa"/>
-              <w:right w:w="100" w:type="dxa"/>
+              <w:top w:w="70" w:type="dxa"/>
+              <w:bottom w:w="70" w:type="dxa"/>
+              <w:left w:w="90" w:type="dxa"/>
+              <w:right w:w="90" w:type="dxa"/>
             </w:tcMar>
           </w:tcPr>
           <w:p>
@@ -4717,14 +4717,14 @@
         </w:tc>
         <w:tc>
           <w:tcPr>
-            <w:tcW w:type="dxa" w:w="2257"/>
+            <w:tcW w:type="dxa" w:w="3740"/>
             <w:vAlign w:val="center"/>
             <w:shd w:fill="FFFFFF"/>
             <w:tcMar>
-              <w:top w:w="80" w:type="dxa"/>
-              <w:bottom w:w="80" w:type="dxa"/>
-              <w:left w:w="100" w:type="dxa"/>
-              <w:right w:w="100" w:type="dxa"/>
+              <w:top w:w="70" w:type="dxa"/>
+              <w:bottom w:w="70" w:type="dxa"/>
+              <w:left w:w="90" w:type="dxa"/>
+              <w:right w:w="90" w:type="dxa"/>
             </w:tcMar>
           </w:tcPr>
           <w:p>
@@ -4749,14 +4749,14 @@
         </w:trPr>
         <w:tc>
           <w:tcPr>
-            <w:tcW w:type="dxa" w:w="2257"/>
+            <w:tcW w:type="dxa" w:w="3740"/>
             <w:vAlign w:val="center"/>
             <w:shd w:fill="F2F5F9"/>
             <w:tcMar>
-              <w:top w:w="80" w:type="dxa"/>
-              <w:bottom w:w="80" w:type="dxa"/>
-              <w:left w:w="100" w:type="dxa"/>
-              <w:right w:w="100" w:type="dxa"/>
+              <w:top w:w="70" w:type="dxa"/>
+              <w:bottom w:w="70" w:type="dxa"/>
+              <w:left w:w="90" w:type="dxa"/>
+              <w:right w:w="90" w:type="dxa"/>
             </w:tcMar>
           </w:tcPr>
           <w:p>
@@ -4776,14 +4776,14 @@
         </w:tc>
         <w:tc>
           <w:tcPr>
-            <w:tcW w:type="dxa" w:w="2257"/>
+            <w:tcW w:type="dxa" w:w="3740"/>
             <w:vAlign w:val="center"/>
             <w:shd w:fill="F2F5F9"/>
             <w:tcMar>
-              <w:top w:w="80" w:type="dxa"/>
-              <w:bottom w:w="80" w:type="dxa"/>
-              <w:left w:w="100" w:type="dxa"/>
-              <w:right w:w="100" w:type="dxa"/>
+              <w:top w:w="70" w:type="dxa"/>
+              <w:bottom w:w="70" w:type="dxa"/>
+              <w:left w:w="90" w:type="dxa"/>
+              <w:right w:w="90" w:type="dxa"/>
             </w:tcMar>
           </w:tcPr>
           <w:p>
@@ -4803,14 +4803,14 @@
         </w:tc>
         <w:tc>
           <w:tcPr>
-            <w:tcW w:type="dxa" w:w="2257"/>
+            <w:tcW w:type="dxa" w:w="3740"/>
             <w:vAlign w:val="center"/>
             <w:shd w:fill="F2F5F9"/>
             <w:tcMar>
-              <w:top w:w="80" w:type="dxa"/>
-              <w:bottom w:w="80" w:type="dxa"/>
-              <w:left w:w="100" w:type="dxa"/>
-              <w:right w:w="100" w:type="dxa"/>
+              <w:top w:w="70" w:type="dxa"/>
+              <w:bottom w:w="70" w:type="dxa"/>
+              <w:left w:w="90" w:type="dxa"/>
+              <w:right w:w="90" w:type="dxa"/>
             </w:tcMar>
           </w:tcPr>
           <w:p>
@@ -4830,14 +4830,14 @@
         </w:tc>
         <w:tc>
           <w:tcPr>
-            <w:tcW w:type="dxa" w:w="2257"/>
+            <w:tcW w:type="dxa" w:w="3740"/>
             <w:vAlign w:val="center"/>
             <w:shd w:fill="F2F5F9"/>
             <w:tcMar>
-              <w:top w:w="80" w:type="dxa"/>
-              <w:bottom w:w="80" w:type="dxa"/>
-              <w:left w:w="100" w:type="dxa"/>
-              <w:right w:w="100" w:type="dxa"/>
+              <w:top w:w="70" w:type="dxa"/>
+              <w:bottom w:w="70" w:type="dxa"/>
+              <w:left w:w="90" w:type="dxa"/>
+              <w:right w:w="90" w:type="dxa"/>
             </w:tcMar>
           </w:tcPr>
           <w:p>
@@ -4862,14 +4862,14 @@
         </w:trPr>
         <w:tc>
           <w:tcPr>
-            <w:tcW w:type="dxa" w:w="2257"/>
+            <w:tcW w:type="dxa" w:w="3740"/>
             <w:vAlign w:val="center"/>
             <w:shd w:fill="FFFFFF"/>
             <w:tcMar>
-              <w:top w:w="80" w:type="dxa"/>
-              <w:bottom w:w="80" w:type="dxa"/>
-              <w:left w:w="100" w:type="dxa"/>
-              <w:right w:w="100" w:type="dxa"/>
+              <w:top w:w="70" w:type="dxa"/>
+              <w:bottom w:w="70" w:type="dxa"/>
+              <w:left w:w="90" w:type="dxa"/>
+              <w:right w:w="90" w:type="dxa"/>
             </w:tcMar>
           </w:tcPr>
           <w:p>
@@ -4889,14 +4889,14 @@
         </w:tc>
         <w:tc>
           <w:tcPr>
-            <w:tcW w:type="dxa" w:w="2257"/>
+            <w:tcW w:type="dxa" w:w="3740"/>
             <w:vAlign w:val="center"/>
             <w:shd w:fill="FFFFFF"/>
             <w:tcMar>
-              <w:top w:w="80" w:type="dxa"/>
-              <w:bottom w:w="80" w:type="dxa"/>
-              <w:left w:w="100" w:type="dxa"/>
-              <w:right w:w="100" w:type="dxa"/>
+              <w:top w:w="70" w:type="dxa"/>
+              <w:bottom w:w="70" w:type="dxa"/>
+              <w:left w:w="90" w:type="dxa"/>
+              <w:right w:w="90" w:type="dxa"/>
             </w:tcMar>
           </w:tcPr>
           <w:p>
@@ -4916,14 +4916,14 @@
         </w:tc>
         <w:tc>
           <w:tcPr>
-            <w:tcW w:type="dxa" w:w="2257"/>
+            <w:tcW w:type="dxa" w:w="3740"/>
             <w:vAlign w:val="center"/>
             <w:shd w:fill="FFFFFF"/>
             <w:tcMar>
-              <w:top w:w="80" w:type="dxa"/>
-              <w:bottom w:w="80" w:type="dxa"/>
-              <w:left w:w="100" w:type="dxa"/>
-              <w:right w:w="100" w:type="dxa"/>
+              <w:top w:w="70" w:type="dxa"/>
+              <w:bottom w:w="70" w:type="dxa"/>
+              <w:left w:w="90" w:type="dxa"/>
+              <w:right w:w="90" w:type="dxa"/>
             </w:tcMar>
           </w:tcPr>
           <w:p>
@@ -4943,14 +4943,14 @@
         </w:tc>
         <w:tc>
           <w:tcPr>
-            <w:tcW w:type="dxa" w:w="2257"/>
+            <w:tcW w:type="dxa" w:w="3740"/>
             <w:vAlign w:val="center"/>
             <w:shd w:fill="FFFFFF"/>
             <w:tcMar>
-              <w:top w:w="80" w:type="dxa"/>
-              <w:bottom w:w="80" w:type="dxa"/>
-              <w:left w:w="100" w:type="dxa"/>
-              <w:right w:w="100" w:type="dxa"/>
+              <w:top w:w="70" w:type="dxa"/>
+              <w:bottom w:w="70" w:type="dxa"/>
+              <w:left w:w="90" w:type="dxa"/>
+              <w:right w:w="90" w:type="dxa"/>
             </w:tcMar>
           </w:tcPr>
           <w:p>
@@ -4975,14 +4975,14 @@
         </w:trPr>
         <w:tc>
           <w:tcPr>
-            <w:tcW w:type="dxa" w:w="2257"/>
+            <w:tcW w:type="dxa" w:w="3740"/>
             <w:vAlign w:val="center"/>
             <w:shd w:fill="F2F5F9"/>
             <w:tcMar>
-              <w:top w:w="80" w:type="dxa"/>
-              <w:bottom w:w="80" w:type="dxa"/>
-              <w:left w:w="100" w:type="dxa"/>
-              <w:right w:w="100" w:type="dxa"/>
+              <w:top w:w="70" w:type="dxa"/>
+              <w:bottom w:w="70" w:type="dxa"/>
+              <w:left w:w="90" w:type="dxa"/>
+              <w:right w:w="90" w:type="dxa"/>
             </w:tcMar>
           </w:tcPr>
           <w:p>
@@ -5002,14 +5002,14 @@
         </w:tc>
         <w:tc>
           <w:tcPr>
-            <w:tcW w:type="dxa" w:w="2257"/>
+            <w:tcW w:type="dxa" w:w="3740"/>
             <w:vAlign w:val="center"/>
             <w:shd w:fill="F2F5F9"/>
             <w:tcMar>
-              <w:top w:w="80" w:type="dxa"/>
-              <w:bottom w:w="80" w:type="dxa"/>
-              <w:left w:w="100" w:type="dxa"/>
-              <w:right w:w="100" w:type="dxa"/>
+              <w:top w:w="70" w:type="dxa"/>
+              <w:bottom w:w="70" w:type="dxa"/>
+              <w:left w:w="90" w:type="dxa"/>
+              <w:right w:w="90" w:type="dxa"/>
             </w:tcMar>
           </w:tcPr>
           <w:p>
@@ -5029,14 +5029,14 @@
         </w:tc>
         <w:tc>
           <w:tcPr>
-            <w:tcW w:type="dxa" w:w="2257"/>
+            <w:tcW w:type="dxa" w:w="3740"/>
             <w:vAlign w:val="center"/>
             <w:shd w:fill="F2F5F9"/>
             <w:tcMar>
-              <w:top w:w="80" w:type="dxa"/>
-              <w:bottom w:w="80" w:type="dxa"/>
-              <w:left w:w="100" w:type="dxa"/>
-              <w:right w:w="100" w:type="dxa"/>
+              <w:top w:w="70" w:type="dxa"/>
+              <w:bottom w:w="70" w:type="dxa"/>
+              <w:left w:w="90" w:type="dxa"/>
+              <w:right w:w="90" w:type="dxa"/>
             </w:tcMar>
           </w:tcPr>
           <w:p>
@@ -5056,14 +5056,14 @@
         </w:tc>
         <w:tc>
           <w:tcPr>
-            <w:tcW w:type="dxa" w:w="2257"/>
+            <w:tcW w:type="dxa" w:w="3740"/>
             <w:vAlign w:val="center"/>
             <w:shd w:fill="F2F5F9"/>
             <w:tcMar>
-              <w:top w:w="80" w:type="dxa"/>
-              <w:bottom w:w="80" w:type="dxa"/>
-              <w:left w:w="100" w:type="dxa"/>
-              <w:right w:w="100" w:type="dxa"/>
+              <w:top w:w="70" w:type="dxa"/>
+              <w:bottom w:w="70" w:type="dxa"/>
+              <w:left w:w="90" w:type="dxa"/>
+              <w:right w:w="90" w:type="dxa"/>
             </w:tcMar>
           </w:tcPr>
           <w:p>
@@ -5088,14 +5088,14 @@
         </w:trPr>
         <w:tc>
           <w:tcPr>
-            <w:tcW w:type="dxa" w:w="2257"/>
+            <w:tcW w:type="dxa" w:w="3740"/>
             <w:vAlign w:val="center"/>
             <w:shd w:fill="FFFFFF"/>
             <w:tcMar>
-              <w:top w:w="80" w:type="dxa"/>
-              <w:bottom w:w="80" w:type="dxa"/>
-              <w:left w:w="100" w:type="dxa"/>
-              <w:right w:w="100" w:type="dxa"/>
+              <w:top w:w="70" w:type="dxa"/>
+              <w:bottom w:w="70" w:type="dxa"/>
+              <w:left w:w="90" w:type="dxa"/>
+              <w:right w:w="90" w:type="dxa"/>
             </w:tcMar>
           </w:tcPr>
           <w:p>
@@ -5115,14 +5115,14 @@
         </w:tc>
         <w:tc>
           <w:tcPr>
-            <w:tcW w:type="dxa" w:w="2257"/>
+            <w:tcW w:type="dxa" w:w="3740"/>
             <w:vAlign w:val="center"/>
             <w:shd w:fill="FFFFFF"/>
             <w:tcMar>
-              <w:top w:w="80" w:type="dxa"/>
-              <w:bottom w:w="80" w:type="dxa"/>
-              <w:left w:w="100" w:type="dxa"/>
-              <w:right w:w="100" w:type="dxa"/>
+              <w:top w:w="70" w:type="dxa"/>
+              <w:bottom w:w="70" w:type="dxa"/>
+              <w:left w:w="90" w:type="dxa"/>
+              <w:right w:w="90" w:type="dxa"/>
             </w:tcMar>
           </w:tcPr>
           <w:p>
@@ -5142,14 +5142,14 @@
         </w:tc>
         <w:tc>
           <w:tcPr>
-            <w:tcW w:type="dxa" w:w="2257"/>
+            <w:tcW w:type="dxa" w:w="3740"/>
             <w:vAlign w:val="center"/>
             <w:shd w:fill="FFFFFF"/>
             <w:tcMar>
-              <w:top w:w="80" w:type="dxa"/>
-              <w:bottom w:w="80" w:type="dxa"/>
-              <w:left w:w="100" w:type="dxa"/>
-              <w:right w:w="100" w:type="dxa"/>
+              <w:top w:w="70" w:type="dxa"/>
+              <w:bottom w:w="70" w:type="dxa"/>
+              <w:left w:w="90" w:type="dxa"/>
+              <w:right w:w="90" w:type="dxa"/>
             </w:tcMar>
           </w:tcPr>
           <w:p>
@@ -5169,14 +5169,14 @@
         </w:tc>
         <w:tc>
           <w:tcPr>
-            <w:tcW w:type="dxa" w:w="2257"/>
+            <w:tcW w:type="dxa" w:w="3740"/>
             <w:vAlign w:val="center"/>
             <w:shd w:fill="FFFFFF"/>
             <w:tcMar>
-              <w:top w:w="80" w:type="dxa"/>
-              <w:bottom w:w="80" w:type="dxa"/>
-              <w:left w:w="100" w:type="dxa"/>
-              <w:right w:w="100" w:type="dxa"/>
+              <w:top w:w="70" w:type="dxa"/>
+              <w:bottom w:w="70" w:type="dxa"/>
+              <w:left w:w="90" w:type="dxa"/>
+              <w:right w:w="90" w:type="dxa"/>
             </w:tcMar>
           </w:tcPr>
           <w:p>
@@ -5201,14 +5201,14 @@
         </w:trPr>
         <w:tc>
           <w:tcPr>
-            <w:tcW w:type="dxa" w:w="2257"/>
+            <w:tcW w:type="dxa" w:w="3740"/>
             <w:vAlign w:val="center"/>
             <w:shd w:fill="F2F5F9"/>
             <w:tcMar>
-              <w:top w:w="80" w:type="dxa"/>
-              <w:bottom w:w="80" w:type="dxa"/>
-              <w:left w:w="100" w:type="dxa"/>
-              <w:right w:w="100" w:type="dxa"/>
+              <w:top w:w="70" w:type="dxa"/>
+              <w:bottom w:w="70" w:type="dxa"/>
+              <w:left w:w="90" w:type="dxa"/>
+              <w:right w:w="90" w:type="dxa"/>
             </w:tcMar>
           </w:tcPr>
           <w:p>
@@ -5228,14 +5228,14 @@
         </w:tc>
         <w:tc>
           <w:tcPr>
-            <w:tcW w:type="dxa" w:w="2257"/>
+            <w:tcW w:type="dxa" w:w="3740"/>
             <w:vAlign w:val="center"/>
             <w:shd w:fill="F2F5F9"/>
             <w:tcMar>
-              <w:top w:w="80" w:type="dxa"/>
-              <w:bottom w:w="80" w:type="dxa"/>
-              <w:left w:w="100" w:type="dxa"/>
-              <w:right w:w="100" w:type="dxa"/>
+              <w:top w:w="70" w:type="dxa"/>
+              <w:bottom w:w="70" w:type="dxa"/>
+              <w:left w:w="90" w:type="dxa"/>
+              <w:right w:w="90" w:type="dxa"/>
             </w:tcMar>
           </w:tcPr>
           <w:p>
@@ -5255,14 +5255,14 @@
         </w:tc>
         <w:tc>
           <w:tcPr>
-            <w:tcW w:type="dxa" w:w="2257"/>
+            <w:tcW w:type="dxa" w:w="3740"/>
             <w:vAlign w:val="center"/>
             <w:shd w:fill="F2F5F9"/>
             <w:tcMar>
-              <w:top w:w="80" w:type="dxa"/>
-              <w:bottom w:w="80" w:type="dxa"/>
-              <w:left w:w="100" w:type="dxa"/>
-              <w:right w:w="100" w:type="dxa"/>
+              <w:top w:w="70" w:type="dxa"/>
+              <w:bottom w:w="70" w:type="dxa"/>
+              <w:left w:w="90" w:type="dxa"/>
+              <w:right w:w="90" w:type="dxa"/>
             </w:tcMar>
           </w:tcPr>
           <w:p>
@@ -5282,14 +5282,14 @@
         </w:tc>
         <w:tc>
           <w:tcPr>
-            <w:tcW w:type="dxa" w:w="2257"/>
+            <w:tcW w:type="dxa" w:w="3740"/>
             <w:vAlign w:val="center"/>
             <w:shd w:fill="F2F5F9"/>
             <w:tcMar>
-              <w:top w:w="80" w:type="dxa"/>
-              <w:bottom w:w="80" w:type="dxa"/>
-              <w:left w:w="100" w:type="dxa"/>
-              <w:right w:w="100" w:type="dxa"/>
+              <w:top w:w="70" w:type="dxa"/>
+              <w:bottom w:w="70" w:type="dxa"/>
+              <w:left w:w="90" w:type="dxa"/>
+              <w:right w:w="90" w:type="dxa"/>
             </w:tcMar>
           </w:tcPr>
           <w:p>
@@ -5314,14 +5314,14 @@
         </w:trPr>
         <w:tc>
           <w:tcPr>
-            <w:tcW w:type="dxa" w:w="2257"/>
+            <w:tcW w:type="dxa" w:w="3740"/>
             <w:vAlign w:val="center"/>
             <w:shd w:fill="FFFFFF"/>
             <w:tcMar>
-              <w:top w:w="80" w:type="dxa"/>
-              <w:bottom w:w="80" w:type="dxa"/>
-              <w:left w:w="100" w:type="dxa"/>
-              <w:right w:w="100" w:type="dxa"/>
+              <w:top w:w="70" w:type="dxa"/>
+              <w:bottom w:w="70" w:type="dxa"/>
+              <w:left w:w="90" w:type="dxa"/>
+              <w:right w:w="90" w:type="dxa"/>
             </w:tcMar>
           </w:tcPr>
           <w:p>
@@ -5341,14 +5341,14 @@
         </w:tc>
         <w:tc>
           <w:tcPr>
-            <w:tcW w:type="dxa" w:w="2257"/>
+            <w:tcW w:type="dxa" w:w="3740"/>
             <w:vAlign w:val="center"/>
             <w:shd w:fill="FFFFFF"/>
             <w:tcMar>
-              <w:top w:w="80" w:type="dxa"/>
-              <w:bottom w:w="80" w:type="dxa"/>
-              <w:left w:w="100" w:type="dxa"/>
-              <w:right w:w="100" w:type="dxa"/>
+              <w:top w:w="70" w:type="dxa"/>
+              <w:bottom w:w="70" w:type="dxa"/>
+              <w:left w:w="90" w:type="dxa"/>
+              <w:right w:w="90" w:type="dxa"/>
             </w:tcMar>
           </w:tcPr>
           <w:p>
@@ -5368,14 +5368,14 @@
         </w:tc>
         <w:tc>
           <w:tcPr>
-            <w:tcW w:type="dxa" w:w="2257"/>
+            <w:tcW w:type="dxa" w:w="3740"/>
             <w:vAlign w:val="center"/>
             <w:shd w:fill="FFFFFF"/>
             <w:tcMar>
-              <w:top w:w="80" w:type="dxa"/>
-              <w:bottom w:w="80" w:type="dxa"/>
-              <w:left w:w="100" w:type="dxa"/>
-              <w:right w:w="100" w:type="dxa"/>
+              <w:top w:w="70" w:type="dxa"/>
+              <w:bottom w:w="70" w:type="dxa"/>
+              <w:left w:w="90" w:type="dxa"/>
+              <w:right w:w="90" w:type="dxa"/>
             </w:tcMar>
           </w:tcPr>
           <w:p>
@@ -5395,14 +5395,14 @@
         </w:tc>
         <w:tc>
           <w:tcPr>
-            <w:tcW w:type="dxa" w:w="2257"/>
+            <w:tcW w:type="dxa" w:w="3740"/>
             <w:vAlign w:val="center"/>
             <w:shd w:fill="FFFFFF"/>
             <w:tcMar>
-              <w:top w:w="80" w:type="dxa"/>
-              <w:bottom w:w="80" w:type="dxa"/>
-              <w:left w:w="100" w:type="dxa"/>
-              <w:right w:w="100" w:type="dxa"/>
+              <w:top w:w="70" w:type="dxa"/>
+              <w:bottom w:w="70" w:type="dxa"/>
+              <w:left w:w="90" w:type="dxa"/>
+              <w:right w:w="90" w:type="dxa"/>
             </w:tcMar>
           </w:tcPr>
           <w:p>
@@ -5427,14 +5427,14 @@
         </w:trPr>
         <w:tc>
           <w:tcPr>
-            <w:tcW w:type="dxa" w:w="2257"/>
+            <w:tcW w:type="dxa" w:w="3740"/>
             <w:vAlign w:val="center"/>
             <w:shd w:fill="F2F5F9"/>
             <w:tcMar>
-              <w:top w:w="80" w:type="dxa"/>
-              <w:bottom w:w="80" w:type="dxa"/>
-              <w:left w:w="100" w:type="dxa"/>
-              <w:right w:w="100" w:type="dxa"/>
+              <w:top w:w="70" w:type="dxa"/>
+              <w:bottom w:w="70" w:type="dxa"/>
+              <w:left w:w="90" w:type="dxa"/>
+              <w:right w:w="90" w:type="dxa"/>
             </w:tcMar>
           </w:tcPr>
           <w:p>
@@ -5454,14 +5454,14 @@
         </w:tc>
         <w:tc>
           <w:tcPr>
-            <w:tcW w:type="dxa" w:w="2257"/>
+            <w:tcW w:type="dxa" w:w="3740"/>
             <w:vAlign w:val="center"/>
             <w:shd w:fill="F2F5F9"/>
             <w:tcMar>
-              <w:top w:w="80" w:type="dxa"/>
-              <w:bottom w:w="80" w:type="dxa"/>
-              <w:left w:w="100" w:type="dxa"/>
-              <w:right w:w="100" w:type="dxa"/>
+              <w:top w:w="70" w:type="dxa"/>
+              <w:bottom w:w="70" w:type="dxa"/>
+              <w:left w:w="90" w:type="dxa"/>
+              <w:right w:w="90" w:type="dxa"/>
             </w:tcMar>
           </w:tcPr>
           <w:p>
@@ -5481,14 +5481,14 @@
         </w:tc>
         <w:tc>
           <w:tcPr>
-            <w:tcW w:type="dxa" w:w="2257"/>
+            <w:tcW w:type="dxa" w:w="3740"/>
             <w:vAlign w:val="center"/>
             <w:shd w:fill="F2F5F9"/>
             <w:tcMar>
-              <w:top w:w="80" w:type="dxa"/>
-              <w:bottom w:w="80" w:type="dxa"/>
-              <w:left w:w="100" w:type="dxa"/>
-              <w:right w:w="100" w:type="dxa"/>
+              <w:top w:w="70" w:type="dxa"/>
+              <w:bottom w:w="70" w:type="dxa"/>
+              <w:left w:w="90" w:type="dxa"/>
+              <w:right w:w="90" w:type="dxa"/>
             </w:tcMar>
           </w:tcPr>
           <w:p>
@@ -5508,14 +5508,14 @@
         </w:tc>
         <w:tc>
           <w:tcPr>
-            <w:tcW w:type="dxa" w:w="2257"/>
+            <w:tcW w:type="dxa" w:w="3740"/>
             <w:vAlign w:val="center"/>
             <w:shd w:fill="F2F5F9"/>
             <w:tcMar>
-              <w:top w:w="80" w:type="dxa"/>
-              <w:bottom w:w="80" w:type="dxa"/>
-              <w:left w:w="100" w:type="dxa"/>
-              <w:right w:w="100" w:type="dxa"/>
+              <w:top w:w="70" w:type="dxa"/>
+              <w:bottom w:w="70" w:type="dxa"/>
+              <w:left w:w="90" w:type="dxa"/>
+              <w:right w:w="90" w:type="dxa"/>
             </w:tcMar>
           </w:tcPr>
           <w:p>
@@ -5540,14 +5540,14 @@
         </w:trPr>
         <w:tc>
           <w:tcPr>
-            <w:tcW w:type="dxa" w:w="2257"/>
+            <w:tcW w:type="dxa" w:w="3740"/>
             <w:vAlign w:val="center"/>
             <w:shd w:fill="FFFFFF"/>
             <w:tcMar>
-              <w:top w:w="80" w:type="dxa"/>
-              <w:bottom w:w="80" w:type="dxa"/>
-              <w:left w:w="100" w:type="dxa"/>
-              <w:right w:w="100" w:type="dxa"/>
+              <w:top w:w="70" w:type="dxa"/>
+              <w:bottom w:w="70" w:type="dxa"/>
+              <w:left w:w="90" w:type="dxa"/>
+              <w:right w:w="90" w:type="dxa"/>
             </w:tcMar>
           </w:tcPr>
           <w:p>
@@ -5567,14 +5567,14 @@
         </w:tc>
         <w:tc>
           <w:tcPr>
-            <w:tcW w:type="dxa" w:w="2257"/>
+            <w:tcW w:type="dxa" w:w="3740"/>
             <w:vAlign w:val="center"/>
             <w:shd w:fill="FFFFFF"/>
             <w:tcMar>
-              <w:top w:w="80" w:type="dxa"/>
-              <w:bottom w:w="80" w:type="dxa"/>
-              <w:left w:w="100" w:type="dxa"/>
-              <w:right w:w="100" w:type="dxa"/>
+              <w:top w:w="70" w:type="dxa"/>
+              <w:bottom w:w="70" w:type="dxa"/>
+              <w:left w:w="90" w:type="dxa"/>
+              <w:right w:w="90" w:type="dxa"/>
             </w:tcMar>
           </w:tcPr>
           <w:p>
@@ -5594,14 +5594,14 @@
         </w:tc>
         <w:tc>
           <w:tcPr>
-            <w:tcW w:type="dxa" w:w="2257"/>
+            <w:tcW w:type="dxa" w:w="3740"/>
             <w:vAlign w:val="center"/>
             <w:shd w:fill="FFFFFF"/>
             <w:tcMar>
-              <w:top w:w="80" w:type="dxa"/>
-              <w:bottom w:w="80" w:type="dxa"/>
-              <w:left w:w="100" w:type="dxa"/>
-              <w:right w:w="100" w:type="dxa"/>
+              <w:top w:w="70" w:type="dxa"/>
+              <w:bottom w:w="70" w:type="dxa"/>
+              <w:left w:w="90" w:type="dxa"/>
+              <w:right w:w="90" w:type="dxa"/>
             </w:tcMar>
           </w:tcPr>
           <w:p>
@@ -5621,14 +5621,14 @@
         </w:tc>
         <w:tc>
           <w:tcPr>
-            <w:tcW w:type="dxa" w:w="2257"/>
+            <w:tcW w:type="dxa" w:w="3740"/>
             <w:vAlign w:val="center"/>
             <w:shd w:fill="FFFFFF"/>
             <w:tcMar>
-              <w:top w:w="80" w:type="dxa"/>
-              <w:bottom w:w="80" w:type="dxa"/>
-              <w:left w:w="100" w:type="dxa"/>
-              <w:right w:w="100" w:type="dxa"/>
+              <w:top w:w="70" w:type="dxa"/>
+              <w:bottom w:w="70" w:type="dxa"/>
+              <w:left w:w="90" w:type="dxa"/>
+              <w:right w:w="90" w:type="dxa"/>
             </w:tcMar>
           </w:tcPr>
           <w:p>
@@ -5653,14 +5653,14 @@
         </w:trPr>
         <w:tc>
           <w:tcPr>
-            <w:tcW w:type="dxa" w:w="2257"/>
+            <w:tcW w:type="dxa" w:w="3740"/>
             <w:vAlign w:val="center"/>
             <w:shd w:fill="F2F5F9"/>
             <w:tcMar>
-              <w:top w:w="80" w:type="dxa"/>
-              <w:bottom w:w="80" w:type="dxa"/>
-              <w:left w:w="100" w:type="dxa"/>
-              <w:right w:w="100" w:type="dxa"/>
+              <w:top w:w="70" w:type="dxa"/>
+              <w:bottom w:w="70" w:type="dxa"/>
+              <w:left w:w="90" w:type="dxa"/>
+              <w:right w:w="90" w:type="dxa"/>
             </w:tcMar>
           </w:tcPr>
           <w:p>
@@ -5680,14 +5680,14 @@
         </w:tc>
         <w:tc>
           <w:tcPr>
-            <w:tcW w:type="dxa" w:w="2257"/>
+            <w:tcW w:type="dxa" w:w="3740"/>
             <w:vAlign w:val="center"/>
             <w:shd w:fill="F2F5F9"/>
             <w:tcMar>
-              <w:top w:w="80" w:type="dxa"/>
-              <w:bottom w:w="80" w:type="dxa"/>
-              <w:left w:w="100" w:type="dxa"/>
-              <w:right w:w="100" w:type="dxa"/>
+              <w:top w:w="70" w:type="dxa"/>
+              <w:bottom w:w="70" w:type="dxa"/>
+              <w:left w:w="90" w:type="dxa"/>
+              <w:right w:w="90" w:type="dxa"/>
             </w:tcMar>
           </w:tcPr>
           <w:p>
@@ -5707,14 +5707,14 @@
         </w:tc>
         <w:tc>
           <w:tcPr>
-            <w:tcW w:type="dxa" w:w="2257"/>
+            <w:tcW w:type="dxa" w:w="3740"/>
             <w:vAlign w:val="center"/>
             <w:shd w:fill="F2F5F9"/>
             <w:tcMar>
-              <w:top w:w="80" w:type="dxa"/>
-              <w:bottom w:w="80" w:type="dxa"/>
-              <w:left w:w="100" w:type="dxa"/>
-              <w:right w:w="100" w:type="dxa"/>
+              <w:top w:w="70" w:type="dxa"/>
+              <w:bottom w:w="70" w:type="dxa"/>
+              <w:left w:w="90" w:type="dxa"/>
+              <w:right w:w="90" w:type="dxa"/>
             </w:tcMar>
           </w:tcPr>
           <w:p>
@@ -5734,14 +5734,14 @@
         </w:tc>
         <w:tc>
           <w:tcPr>
-            <w:tcW w:type="dxa" w:w="2257"/>
+            <w:tcW w:type="dxa" w:w="3740"/>
             <w:vAlign w:val="center"/>
             <w:shd w:fill="F2F5F9"/>
             <w:tcMar>
-              <w:top w:w="80" w:type="dxa"/>
-              <w:bottom w:w="80" w:type="dxa"/>
-              <w:left w:w="100" w:type="dxa"/>
-              <w:right w:w="100" w:type="dxa"/>
+              <w:top w:w="70" w:type="dxa"/>
+              <w:bottom w:w="70" w:type="dxa"/>
+              <w:left w:w="90" w:type="dxa"/>
+              <w:right w:w="90" w:type="dxa"/>
             </w:tcMar>
           </w:tcPr>
           <w:p>
@@ -5766,14 +5766,14 @@
         </w:trPr>
         <w:tc>
           <w:tcPr>
-            <w:tcW w:type="dxa" w:w="2257"/>
+            <w:tcW w:type="dxa" w:w="3740"/>
             <w:vAlign w:val="center"/>
             <w:shd w:fill="FFFFFF"/>
             <w:tcMar>
-              <w:top w:w="80" w:type="dxa"/>
-              <w:bottom w:w="80" w:type="dxa"/>
-              <w:left w:w="100" w:type="dxa"/>
-              <w:right w:w="100" w:type="dxa"/>
+              <w:top w:w="70" w:type="dxa"/>
+              <w:bottom w:w="70" w:type="dxa"/>
+              <w:left w:w="90" w:type="dxa"/>
+              <w:right w:w="90" w:type="dxa"/>
             </w:tcMar>
           </w:tcPr>
           <w:p>
@@ -5793,14 +5793,14 @@
         </w:tc>
         <w:tc>
           <w:tcPr>
-            <w:tcW w:type="dxa" w:w="2257"/>
+            <w:tcW w:type="dxa" w:w="3740"/>
             <w:vAlign w:val="center"/>
             <w:shd w:fill="FFFFFF"/>
             <w:tcMar>
-              <w:top w:w="80" w:type="dxa"/>
-              <w:bottom w:w="80" w:type="dxa"/>
-              <w:left w:w="100" w:type="dxa"/>
-              <w:right w:w="100" w:type="dxa"/>
+              <w:top w:w="70" w:type="dxa"/>
+              <w:bottom w:w="70" w:type="dxa"/>
+              <w:left w:w="90" w:type="dxa"/>
+              <w:right w:w="90" w:type="dxa"/>
             </w:tcMar>
           </w:tcPr>
           <w:p>
@@ -5820,14 +5820,14 @@
         </w:tc>
         <w:tc>
           <w:tcPr>
-            <w:tcW w:type="dxa" w:w="2257"/>
+            <w:tcW w:type="dxa" w:w="3740"/>
             <w:vAlign w:val="center"/>
             <w:shd w:fill="FFFFFF"/>
             <w:tcMar>
-              <w:top w:w="80" w:type="dxa"/>
-              <w:bottom w:w="80" w:type="dxa"/>
-              <w:left w:w="100" w:type="dxa"/>
-              <w:right w:w="100" w:type="dxa"/>
+              <w:top w:w="70" w:type="dxa"/>
+              <w:bottom w:w="70" w:type="dxa"/>
+              <w:left w:w="90" w:type="dxa"/>
+              <w:right w:w="90" w:type="dxa"/>
             </w:tcMar>
           </w:tcPr>
           <w:p>
@@ -5847,14 +5847,14 @@
         </w:tc>
         <w:tc>
           <w:tcPr>
-            <w:tcW w:type="dxa" w:w="2257"/>
+            <w:tcW w:type="dxa" w:w="3740"/>
             <w:vAlign w:val="center"/>
             <w:shd w:fill="FFFFFF"/>
             <w:tcMar>
-              <w:top w:w="80" w:type="dxa"/>
-              <w:bottom w:w="80" w:type="dxa"/>
-              <w:left w:w="100" w:type="dxa"/>
-              <w:right w:w="100" w:type="dxa"/>
+              <w:top w:w="70" w:type="dxa"/>
+              <w:bottom w:w="70" w:type="dxa"/>
+              <w:left w:w="90" w:type="dxa"/>
+              <w:right w:w="90" w:type="dxa"/>
             </w:tcMar>
           </w:tcPr>
           <w:p>
@@ -5879,14 +5879,14 @@
         </w:trPr>
         <w:tc>
           <w:tcPr>
-            <w:tcW w:type="dxa" w:w="2257"/>
+            <w:tcW w:type="dxa" w:w="3740"/>
             <w:vAlign w:val="center"/>
             <w:shd w:fill="F2F5F9"/>
             <w:tcMar>
-              <w:top w:w="80" w:type="dxa"/>
-              <w:bottom w:w="80" w:type="dxa"/>
-              <w:left w:w="100" w:type="dxa"/>
-              <w:right w:w="100" w:type="dxa"/>
+              <w:top w:w="70" w:type="dxa"/>
+              <w:bottom w:w="70" w:type="dxa"/>
+              <w:left w:w="90" w:type="dxa"/>
+              <w:right w:w="90" w:type="dxa"/>
             </w:tcMar>
           </w:tcPr>
           <w:p>
@@ -5906,14 +5906,14 @@
         </w:tc>
         <w:tc>
           <w:tcPr>
-            <w:tcW w:type="dxa" w:w="2257"/>
+            <w:tcW w:type="dxa" w:w="3740"/>
             <w:vAlign w:val="center"/>
             <w:shd w:fill="F2F5F9"/>
             <w:tcMar>
-              <w:top w:w="80" w:type="dxa"/>
-              <w:bottom w:w="80" w:type="dxa"/>
-              <w:left w:w="100" w:type="dxa"/>
-              <w:right w:w="100" w:type="dxa"/>
+              <w:top w:w="70" w:type="dxa"/>
+              <w:bottom w:w="70" w:type="dxa"/>
+              <w:left w:w="90" w:type="dxa"/>
+              <w:right w:w="90" w:type="dxa"/>
             </w:tcMar>
           </w:tcPr>
           <w:p>
@@ -5933,14 +5933,14 @@
         </w:tc>
         <w:tc>
           <w:tcPr>
-            <w:tcW w:type="dxa" w:w="2257"/>
+            <w:tcW w:type="dxa" w:w="3740"/>
             <w:vAlign w:val="center"/>
             <w:shd w:fill="F2F5F9"/>
             <w:tcMar>
-              <w:top w:w="80" w:type="dxa"/>
-              <w:bottom w:w="80" w:type="dxa"/>
-              <w:left w:w="100" w:type="dxa"/>
-              <w:right w:w="100" w:type="dxa"/>
+              <w:top w:w="70" w:type="dxa"/>
+              <w:bottom w:w="70" w:type="dxa"/>
+              <w:left w:w="90" w:type="dxa"/>
+              <w:right w:w="90" w:type="dxa"/>
             </w:tcMar>
           </w:tcPr>
           <w:p>
@@ -5960,14 +5960,14 @@
         </w:tc>
         <w:tc>
           <w:tcPr>
-            <w:tcW w:type="dxa" w:w="2257"/>
+            <w:tcW w:type="dxa" w:w="3740"/>
             <w:vAlign w:val="center"/>
             <w:shd w:fill="F2F5F9"/>
             <w:tcMar>
-              <w:top w:w="80" w:type="dxa"/>
-              <w:bottom w:w="80" w:type="dxa"/>
-              <w:left w:w="100" w:type="dxa"/>
-              <w:right w:w="100" w:type="dxa"/>
+              <w:top w:w="70" w:type="dxa"/>
+              <w:bottom w:w="70" w:type="dxa"/>
+              <w:left w:w="90" w:type="dxa"/>
+              <w:right w:w="90" w:type="dxa"/>
             </w:tcMar>
           </w:tcPr>
           <w:p>
@@ -5992,14 +5992,14 @@
         </w:trPr>
         <w:tc>
           <w:tcPr>
-            <w:tcW w:type="dxa" w:w="2257"/>
+            <w:tcW w:type="dxa" w:w="3740"/>
             <w:vAlign w:val="center"/>
             <w:shd w:fill="FFFFFF"/>
             <w:tcMar>
-              <w:top w:w="80" w:type="dxa"/>
-              <w:bottom w:w="80" w:type="dxa"/>
-              <w:left w:w="100" w:type="dxa"/>
-              <w:right w:w="100" w:type="dxa"/>
+              <w:top w:w="70" w:type="dxa"/>
+              <w:bottom w:w="70" w:type="dxa"/>
+              <w:left w:w="90" w:type="dxa"/>
+              <w:right w:w="90" w:type="dxa"/>
             </w:tcMar>
           </w:tcPr>
           <w:p>
@@ -6019,14 +6019,14 @@
         </w:tc>
         <w:tc>
           <w:tcPr>
-            <w:tcW w:type="dxa" w:w="2257"/>
+            <w:tcW w:type="dxa" w:w="3740"/>
             <w:vAlign w:val="center"/>
             <w:shd w:fill="FFFFFF"/>
             <w:tcMar>
-              <w:top w:w="80" w:type="dxa"/>
-              <w:bottom w:w="80" w:type="dxa"/>
-              <w:left w:w="100" w:type="dxa"/>
-              <w:right w:w="100" w:type="dxa"/>
+              <w:top w:w="70" w:type="dxa"/>
+              <w:bottom w:w="70" w:type="dxa"/>
+              <w:left w:w="90" w:type="dxa"/>
+              <w:right w:w="90" w:type="dxa"/>
             </w:tcMar>
           </w:tcPr>
           <w:p>
@@ -6046,14 +6046,14 @@
         </w:tc>
         <w:tc>
           <w:tcPr>
-            <w:tcW w:type="dxa" w:w="2257"/>
+            <w:tcW w:type="dxa" w:w="3740"/>
             <w:vAlign w:val="center"/>
             <w:shd w:fill="FFFFFF"/>
             <w:tcMar>
-              <w:top w:w="80" w:type="dxa"/>
-              <w:bottom w:w="80" w:type="dxa"/>
-              <w:left w:w="100" w:type="dxa"/>
-              <w:right w:w="100" w:type="dxa"/>
+              <w:top w:w="70" w:type="dxa"/>
+              <w:bottom w:w="70" w:type="dxa"/>
+              <w:left w:w="90" w:type="dxa"/>
+              <w:right w:w="90" w:type="dxa"/>
             </w:tcMar>
           </w:tcPr>
           <w:p>
@@ -6073,14 +6073,14 @@
         </w:tc>
         <w:tc>
           <w:tcPr>
-            <w:tcW w:type="dxa" w:w="2257"/>
+            <w:tcW w:type="dxa" w:w="3740"/>
             <w:vAlign w:val="center"/>
             <w:shd w:fill="FFFFFF"/>
             <w:tcMar>
-              <w:top w:w="80" w:type="dxa"/>
-              <w:bottom w:w="80" w:type="dxa"/>
-              <w:left w:w="100" w:type="dxa"/>
-              <w:right w:w="100" w:type="dxa"/>
+              <w:top w:w="70" w:type="dxa"/>
+              <w:bottom w:w="70" w:type="dxa"/>
+              <w:left w:w="90" w:type="dxa"/>
+              <w:right w:w="90" w:type="dxa"/>
             </w:tcMar>
           </w:tcPr>
           <w:p>
@@ -6105,14 +6105,14 @@
         </w:trPr>
         <w:tc>
           <w:tcPr>
-            <w:tcW w:type="dxa" w:w="2257"/>
+            <w:tcW w:type="dxa" w:w="3740"/>
             <w:vAlign w:val="center"/>
             <w:shd w:fill="F2F5F9"/>
             <w:tcMar>
-              <w:top w:w="80" w:type="dxa"/>
-              <w:bottom w:w="80" w:type="dxa"/>
-              <w:left w:w="100" w:type="dxa"/>
-              <w:right w:w="100" w:type="dxa"/>
+              <w:top w:w="70" w:type="dxa"/>
+              <w:bottom w:w="70" w:type="dxa"/>
+              <w:left w:w="90" w:type="dxa"/>
+              <w:right w:w="90" w:type="dxa"/>
             </w:tcMar>
           </w:tcPr>
           <w:p>
@@ -6132,14 +6132,14 @@
         </w:tc>
         <w:tc>
           <w:tcPr>
-            <w:tcW w:type="dxa" w:w="2257"/>
+            <w:tcW w:type="dxa" w:w="3740"/>
             <w:vAlign w:val="center"/>
             <w:shd w:fill="F2F5F9"/>
             <w:tcMar>
-              <w:top w:w="80" w:type="dxa"/>
-              <w:bottom w:w="80" w:type="dxa"/>
-              <w:left w:w="100" w:type="dxa"/>
-              <w:right w:w="100" w:type="dxa"/>
+              <w:top w:w="70" w:type="dxa"/>
+              <w:bottom w:w="70" w:type="dxa"/>
+              <w:left w:w="90" w:type="dxa"/>
+              <w:right w:w="90" w:type="dxa"/>
             </w:tcMar>
           </w:tcPr>
           <w:p>
@@ -6159,14 +6159,14 @@
         </w:tc>
         <w:tc>
           <w:tcPr>
-            <w:tcW w:type="dxa" w:w="2257"/>
+            <w:tcW w:type="dxa" w:w="3740"/>
             <w:vAlign w:val="center"/>
             <w:shd w:fill="F2F5F9"/>
             <w:tcMar>
-              <w:top w:w="80" w:type="dxa"/>
-              <w:bottom w:w="80" w:type="dxa"/>
-              <w:left w:w="100" w:type="dxa"/>
-              <w:right w:w="100" w:type="dxa"/>
+              <w:top w:w="70" w:type="dxa"/>
+              <w:bottom w:w="70" w:type="dxa"/>
+              <w:left w:w="90" w:type="dxa"/>
+              <w:right w:w="90" w:type="dxa"/>
             </w:tcMar>
           </w:tcPr>
           <w:p>
@@ -6186,14 +6186,14 @@
         </w:tc>
         <w:tc>
           <w:tcPr>
-            <w:tcW w:type="dxa" w:w="2257"/>
+            <w:tcW w:type="dxa" w:w="3740"/>
             <w:vAlign w:val="center"/>
             <w:shd w:fill="F2F5F9"/>
             <w:tcMar>
-              <w:top w:w="80" w:type="dxa"/>
-              <w:bottom w:w="80" w:type="dxa"/>
-              <w:left w:w="100" w:type="dxa"/>
-              <w:right w:w="100" w:type="dxa"/>
+              <w:top w:w="70" w:type="dxa"/>
+              <w:bottom w:w="70" w:type="dxa"/>
+              <w:left w:w="90" w:type="dxa"/>
+              <w:right w:w="90" w:type="dxa"/>
             </w:tcMar>
           </w:tcPr>
           <w:p>
@@ -6218,14 +6218,14 @@
         </w:trPr>
         <w:tc>
           <w:tcPr>
-            <w:tcW w:type="dxa" w:w="2257"/>
+            <w:tcW w:type="dxa" w:w="3740"/>
             <w:vAlign w:val="center"/>
             <w:shd w:fill="FFFFFF"/>
             <w:tcMar>
-              <w:top w:w="80" w:type="dxa"/>
-              <w:bottom w:w="80" w:type="dxa"/>
-              <w:left w:w="100" w:type="dxa"/>
-              <w:right w:w="100" w:type="dxa"/>
+              <w:top w:w="70" w:type="dxa"/>
+              <w:bottom w:w="70" w:type="dxa"/>
+              <w:left w:w="90" w:type="dxa"/>
+              <w:right w:w="90" w:type="dxa"/>
             </w:tcMar>
           </w:tcPr>
           <w:p>
@@ -6245,14 +6245,14 @@
         </w:tc>
         <w:tc>
           <w:tcPr>
-            <w:tcW w:type="dxa" w:w="2257"/>
+            <w:tcW w:type="dxa" w:w="3740"/>
             <w:vAlign w:val="center"/>
             <w:shd w:fill="FFFFFF"/>
             <w:tcMar>
-              <w:top w:w="80" w:type="dxa"/>
-              <w:bottom w:w="80" w:type="dxa"/>
-              <w:left w:w="100" w:type="dxa"/>
-              <w:right w:w="100" w:type="dxa"/>
+              <w:top w:w="70" w:type="dxa"/>
+              <w:bottom w:w="70" w:type="dxa"/>
+              <w:left w:w="90" w:type="dxa"/>
+              <w:right w:w="90" w:type="dxa"/>
             </w:tcMar>
           </w:tcPr>
           <w:p>
@@ -6272,14 +6272,14 @@
         </w:tc>
         <w:tc>
           <w:tcPr>
-            <w:tcW w:type="dxa" w:w="2257"/>
+            <w:tcW w:type="dxa" w:w="3740"/>
             <w:vAlign w:val="center"/>
             <w:shd w:fill="FFFFFF"/>
             <w:tcMar>
-              <w:top w:w="80" w:type="dxa"/>
-              <w:bottom w:w="80" w:type="dxa"/>
-              <w:left w:w="100" w:type="dxa"/>
-              <w:right w:w="100" w:type="dxa"/>
+              <w:top w:w="70" w:type="dxa"/>
+              <w:bottom w:w="70" w:type="dxa"/>
+              <w:left w:w="90" w:type="dxa"/>
+              <w:right w:w="90" w:type="dxa"/>
             </w:tcMar>
           </w:tcPr>
           <w:p>
@@ -6299,14 +6299,14 @@
         </w:tc>
         <w:tc>
           <w:tcPr>
-            <w:tcW w:type="dxa" w:w="2257"/>
+            <w:tcW w:type="dxa" w:w="3740"/>
             <w:vAlign w:val="center"/>
             <w:shd w:fill="FFFFFF"/>
             <w:tcMar>
-              <w:top w:w="80" w:type="dxa"/>
-              <w:bottom w:w="80" w:type="dxa"/>
-              <w:left w:w="100" w:type="dxa"/>
-              <w:right w:w="100" w:type="dxa"/>
+              <w:top w:w="70" w:type="dxa"/>
+              <w:bottom w:w="70" w:type="dxa"/>
+              <w:left w:w="90" w:type="dxa"/>
+              <w:right w:w="90" w:type="dxa"/>
             </w:tcMar>
           </w:tcPr>
           <w:p>
@@ -6331,14 +6331,14 @@
         </w:trPr>
         <w:tc>
           <w:tcPr>
-            <w:tcW w:type="dxa" w:w="2257"/>
+            <w:tcW w:type="dxa" w:w="3740"/>
             <w:vAlign w:val="center"/>
             <w:shd w:fill="F2F5F9"/>
             <w:tcMar>
-              <w:top w:w="80" w:type="dxa"/>
-              <w:bottom w:w="80" w:type="dxa"/>
-              <w:left w:w="100" w:type="dxa"/>
-              <w:right w:w="100" w:type="dxa"/>
+              <w:top w:w="70" w:type="dxa"/>
+              <w:bottom w:w="70" w:type="dxa"/>
+              <w:left w:w="90" w:type="dxa"/>
+              <w:right w:w="90" w:type="dxa"/>
             </w:tcMar>
           </w:tcPr>
           <w:p>
@@ -6358,14 +6358,14 @@
         </w:tc>
         <w:tc>
           <w:tcPr>
-            <w:tcW w:type="dxa" w:w="2257"/>
+            <w:tcW w:type="dxa" w:w="3740"/>
             <w:vAlign w:val="center"/>
             <w:shd w:fill="F2F5F9"/>
             <w:tcMar>
-              <w:top w:w="80" w:type="dxa"/>
-              <w:bottom w:w="80" w:type="dxa"/>
-              <w:left w:w="100" w:type="dxa"/>
-              <w:right w:w="100" w:type="dxa"/>
+              <w:top w:w="70" w:type="dxa"/>
+              <w:bottom w:w="70" w:type="dxa"/>
+              <w:left w:w="90" w:type="dxa"/>
+              <w:right w:w="90" w:type="dxa"/>
             </w:tcMar>
           </w:tcPr>
           <w:p>
@@ -6385,14 +6385,14 @@
         </w:tc>
         <w:tc>
           <w:tcPr>
-            <w:tcW w:type="dxa" w:w="2257"/>
+            <w:tcW w:type="dxa" w:w="3740"/>
             <w:vAlign w:val="center"/>
             <w:shd w:fill="F2F5F9"/>
             <w:tcMar>
-              <w:top w:w="80" w:type="dxa"/>
-              <w:bottom w:w="80" w:type="dxa"/>
-              <w:left w:w="100" w:type="dxa"/>
-              <w:right w:w="100" w:type="dxa"/>
+              <w:top w:w="70" w:type="dxa"/>
+              <w:bottom w:w="70" w:type="dxa"/>
+              <w:left w:w="90" w:type="dxa"/>
+              <w:right w:w="90" w:type="dxa"/>
             </w:tcMar>
           </w:tcPr>
           <w:p>
@@ -6412,14 +6412,14 @@
         </w:tc>
         <w:tc>
           <w:tcPr>
-            <w:tcW w:type="dxa" w:w="2257"/>
+            <w:tcW w:type="dxa" w:w="3740"/>
             <w:vAlign w:val="center"/>
             <w:shd w:fill="F2F5F9"/>
             <w:tcMar>
-              <w:top w:w="80" w:type="dxa"/>
-              <w:bottom w:w="80" w:type="dxa"/>
-              <w:left w:w="100" w:type="dxa"/>
-              <w:right w:w="100" w:type="dxa"/>
+              <w:top w:w="70" w:type="dxa"/>
+              <w:bottom w:w="70" w:type="dxa"/>
+              <w:left w:w="90" w:type="dxa"/>
+              <w:right w:w="90" w:type="dxa"/>
             </w:tcMar>
           </w:tcPr>
           <w:p>
@@ -6444,14 +6444,14 @@
         </w:trPr>
         <w:tc>
           <w:tcPr>
-            <w:tcW w:type="dxa" w:w="2257"/>
+            <w:tcW w:type="dxa" w:w="3740"/>
             <w:vAlign w:val="center"/>
             <w:shd w:fill="FFFFFF"/>
             <w:tcMar>
-              <w:top w:w="80" w:type="dxa"/>
-              <w:bottom w:w="80" w:type="dxa"/>
-              <w:left w:w="100" w:type="dxa"/>
-              <w:right w:w="100" w:type="dxa"/>
+              <w:top w:w="70" w:type="dxa"/>
+              <w:bottom w:w="70" w:type="dxa"/>
+              <w:left w:w="90" w:type="dxa"/>
+              <w:right w:w="90" w:type="dxa"/>
             </w:tcMar>
           </w:tcPr>
           <w:p>
@@ -6471,14 +6471,14 @@
         </w:tc>
         <w:tc>
           <w:tcPr>
-            <w:tcW w:type="dxa" w:w="2257"/>
+            <w:tcW w:type="dxa" w:w="3740"/>
             <w:vAlign w:val="center"/>
             <w:shd w:fill="FFFFFF"/>
             <w:tcMar>
-              <w:top w:w="80" w:type="dxa"/>
-              <w:bottom w:w="80" w:type="dxa"/>
-              <w:left w:w="100" w:type="dxa"/>
-              <w:right w:w="100" w:type="dxa"/>
+              <w:top w:w="70" w:type="dxa"/>
+              <w:bottom w:w="70" w:type="dxa"/>
+              <w:left w:w="90" w:type="dxa"/>
+              <w:right w:w="90" w:type="dxa"/>
             </w:tcMar>
           </w:tcPr>
           <w:p>
@@ -6498,14 +6498,14 @@
         </w:tc>
         <w:tc>
           <w:tcPr>
-            <w:tcW w:type="dxa" w:w="2257"/>
+            <w:tcW w:type="dxa" w:w="3740"/>
             <w:vAlign w:val="center"/>
             <w:shd w:fill="FFFFFF"/>
             <w:tcMar>
-              <w:top w:w="80" w:type="dxa"/>
-              <w:bottom w:w="80" w:type="dxa"/>
-              <w:left w:w="100" w:type="dxa"/>
-              <w:right w:w="100" w:type="dxa"/>
+              <w:top w:w="70" w:type="dxa"/>
+              <w:bottom w:w="70" w:type="dxa"/>
+              <w:left w:w="90" w:type="dxa"/>
+              <w:right w:w="90" w:type="dxa"/>
             </w:tcMar>
           </w:tcPr>
           <w:p>
@@ -6525,14 +6525,14 @@
         </w:tc>
         <w:tc>
           <w:tcPr>
-            <w:tcW w:type="dxa" w:w="2257"/>
+            <w:tcW w:type="dxa" w:w="3740"/>
             <w:vAlign w:val="center"/>
             <w:shd w:fill="FFFFFF"/>
             <w:tcMar>
-              <w:top w:w="80" w:type="dxa"/>
-              <w:bottom w:w="80" w:type="dxa"/>
-              <w:left w:w="100" w:type="dxa"/>
-              <w:right w:w="100" w:type="dxa"/>
+              <w:top w:w="70" w:type="dxa"/>
+              <w:bottom w:w="70" w:type="dxa"/>
+              <w:left w:w="90" w:type="dxa"/>
+              <w:right w:w="90" w:type="dxa"/>
             </w:tcMar>
           </w:tcPr>
           <w:p>
@@ -6563,7 +6563,7 @@
     </w:tbl>
     <w:p>
       <w:pPr>
-        <w:spacing w:after="120"/>
+        <w:spacing w:after="100"/>
       </w:pPr>
     </w:p>
     <w:tbl>
@@ -6574,17 +6574,17 @@
         <w:tblLook w:firstColumn="1" w:firstRow="1" w:lastColumn="0" w:lastRow="0" w:noHBand="0" w:noVBand="1" w:val="04A0"/>
       </w:tblPr>
       <w:tblGrid>
-        <w:gridCol w:w="9029"/>
+        <w:gridCol w:w="14962"/>
       </w:tblGrid>
       <w:tr>
         <w:tc>
           <w:tcPr>
-            <w:tcW w:type="dxa" w:w="9360"/>
+            <w:tcW w:type="dxa" w:w="14112"/>
             <w:shd w:fill="EEF4FB"/>
             <w:tcMar>
               <w:top w:w="120" w:type="dxa"/>
               <w:bottom w:w="120" w:type="dxa"/>
-              <w:left w:w="200" w:type="dxa"/>
+              <w:left w:w="180" w:type="dxa"/>
               <w:right w:w="150" w:type="dxa"/>
             </w:tcMar>
             <w:tcBorders>
@@ -6601,60 +6601,139 @@
             <w:r>
               <w:rPr>
                 <w:rFonts w:ascii="Calibri" w:hAnsi="Calibri"/>
-                <w:i/>
+                <w:b/>
                 <w:color w:val="1F3864"/>
                 <w:sz w:val="20"/>
               </w:rPr>
-            </w:r>
-          </w:p>
-        </w:tc>
-      </w:tr>
-    </w:tbl>
-    <w:p>
-      <w:pPr>
-        <w:spacing w:after="80"/>
-      </w:pPr>
-    </w:p>
-    <w:tbl>
-      <w:tblPr>
-        <w:tblW w:type="auto" w:w="0"/>
-        <w:jc w:val="center"/>
-        <w:tblLayout w:type="fixed"/>
-        <w:tblLook w:firstColumn="1" w:firstRow="1" w:lastColumn="0" w:lastRow="0" w:noHBand="0" w:noVBand="1" w:val="04A0"/>
-      </w:tblPr>
-      <w:tblGrid>
-        <w:gridCol w:w="9029"/>
-      </w:tblGrid>
-      <w:tr>
-        <w:tc>
-          <w:tcPr>
-            <w:tcW w:type="dxa" w:w="9360"/>
-            <w:shd w:fill="EEF4FB"/>
-            <w:tcMar>
-              <w:top w:w="120" w:type="dxa"/>
-              <w:bottom w:w="120" w:type="dxa"/>
-              <w:left w:w="200" w:type="dxa"/>
-              <w:right w:w="150" w:type="dxa"/>
-            </w:tcMar>
-            <w:tcBorders>
-              <w:left w:val="single" w:sz="24" w:space="0" w:color="2E75B6"/>
-              <w:top w:val="none"/>
-              <w:bottom w:val="none"/>
-              <w:right w:val="none"/>
-            </w:tcBorders>
-          </w:tcPr>
-          <w:p>
-            <w:pPr>
-              <w:spacing w:before="40" w:after="40" w:line="276" w:lineRule="auto"/>
-            </w:pPr>
-            <w:r>
-              <w:rPr>
-                <w:rFonts w:ascii="Calibri" w:hAnsi="Calibri"/>
+              <w:t>ℹ️ CATATAN</w:t>
+              <w:br/>
+            </w:r>
+            <w:r>
+              <w:rPr>
+                <w:rFonts w:ascii="Consolas" w:hAnsi="Consolas"/>
                 <w:i/>
-                <w:color w:val="1F3864"/>
-                <w:sz w:val="20"/>
-              </w:rPr>
-              <w:t>`BK-IS20` dan `BK-IS21` adalah BK kompetensi **utama** IS2020 yang wajib diadopsi. `BK-IS21` tidak membina CPL Keterampilan Khusus secara langsung karena sasarannya adalah ranah Sikap dan Keterampilan Umum — pemetaan lengkapnya terdapat pada Dokumen `003` §4 dan `009A`/`009B`.</w:t>
+                <w:color w:val="A02828"/>
+                <w:sz w:val="18"/>
+              </w:rPr>
+              <w:t>BK-IS20</w:t>
+            </w:r>
+            <w:r>
+              <w:rPr>
+                <w:rFonts w:ascii="Calibri" w:hAnsi="Calibri"/>
+                <w:i/>
+                <w:color w:val="262626"/>
+                <w:sz w:val="19"/>
+              </w:rPr>
+              <w:t xml:space="preserve"> dan </w:t>
+            </w:r>
+            <w:r>
+              <w:rPr>
+                <w:rFonts w:ascii="Consolas" w:hAnsi="Consolas"/>
+                <w:i/>
+                <w:color w:val="A02828"/>
+                <w:sz w:val="18"/>
+              </w:rPr>
+              <w:t>BK-IS21</w:t>
+            </w:r>
+            <w:r>
+              <w:rPr>
+                <w:rFonts w:ascii="Calibri" w:hAnsi="Calibri"/>
+                <w:i/>
+                <w:color w:val="262626"/>
+                <w:sz w:val="19"/>
+              </w:rPr>
+              <w:t xml:space="preserve"> adalah BK kompetensi </w:t>
+            </w:r>
+            <w:r>
+              <w:rPr>
+                <w:rFonts w:ascii="Calibri" w:hAnsi="Calibri"/>
+                <w:b/>
+                <w:i/>
+                <w:color w:val="262626"/>
+                <w:sz w:val="19"/>
+              </w:rPr>
+              <w:t>utama</w:t>
+            </w:r>
+            <w:r>
+              <w:rPr>
+                <w:rFonts w:ascii="Calibri" w:hAnsi="Calibri"/>
+                <w:i/>
+                <w:color w:val="262626"/>
+                <w:sz w:val="19"/>
+              </w:rPr>
+              <w:t xml:space="preserve"> IS2020 yang wajib diadopsi. </w:t>
+            </w:r>
+            <w:r>
+              <w:rPr>
+                <w:rFonts w:ascii="Consolas" w:hAnsi="Consolas"/>
+                <w:i/>
+                <w:color w:val="A02828"/>
+                <w:sz w:val="18"/>
+              </w:rPr>
+              <w:t>BK-IS21</w:t>
+            </w:r>
+            <w:r>
+              <w:rPr>
+                <w:rFonts w:ascii="Calibri" w:hAnsi="Calibri"/>
+                <w:i/>
+                <w:color w:val="262626"/>
+                <w:sz w:val="19"/>
+              </w:rPr>
+              <w:t xml:space="preserve"> tidak membina CPL Keterampilan Khusus secara langsung karena sasarannya adalah ranah Sikap dan Keterampilan Umum — pemetaan lengkapnya terdapat pada Dokumen </w:t>
+            </w:r>
+            <w:r>
+              <w:rPr>
+                <w:rFonts w:ascii="Consolas" w:hAnsi="Consolas"/>
+                <w:i/>
+                <w:color w:val="A02828"/>
+                <w:sz w:val="18"/>
+              </w:rPr>
+              <w:t>003</w:t>
+            </w:r>
+            <w:r>
+              <w:rPr>
+                <w:rFonts w:ascii="Calibri" w:hAnsi="Calibri"/>
+                <w:i/>
+                <w:color w:val="262626"/>
+                <w:sz w:val="19"/>
+              </w:rPr>
+              <w:t xml:space="preserve"> §4 dan </w:t>
+            </w:r>
+            <w:r>
+              <w:rPr>
+                <w:rFonts w:ascii="Consolas" w:hAnsi="Consolas"/>
+                <w:i/>
+                <w:color w:val="A02828"/>
+                <w:sz w:val="18"/>
+              </w:rPr>
+              <w:t>009A</w:t>
+            </w:r>
+            <w:r>
+              <w:rPr>
+                <w:rFonts w:ascii="Calibri" w:hAnsi="Calibri"/>
+                <w:i/>
+                <w:color w:val="262626"/>
+                <w:sz w:val="19"/>
+              </w:rPr>
+              <w:t>/</w:t>
+            </w:r>
+            <w:r>
+              <w:rPr>
+                <w:rFonts w:ascii="Consolas" w:hAnsi="Consolas"/>
+                <w:i/>
+                <w:color w:val="A02828"/>
+                <w:sz w:val="18"/>
+              </w:rPr>
+              <w:t>009B</w:t>
+            </w:r>
+            <w:r>
+              <w:rPr>
+                <w:rFonts w:ascii="Calibri" w:hAnsi="Calibri"/>
+                <w:i/>
+                <w:color w:val="262626"/>
+                <w:sz w:val="19"/>
+              </w:rPr>
+              <w:t>.</w:t>
             </w:r>
           </w:p>
         </w:tc>
@@ -6696,10 +6775,10 @@
         </w:tblBorders>
       </w:tblPr>
       <w:tblGrid>
-        <w:gridCol w:w="2257"/>
-        <w:gridCol w:w="2257"/>
-        <w:gridCol w:w="2257"/>
-        <w:gridCol w:w="2257"/>
+        <w:gridCol w:w="3740"/>
+        <w:gridCol w:w="3740"/>
+        <w:gridCol w:w="3740"/>
+        <w:gridCol w:w="3740"/>
       </w:tblGrid>
       <w:tr>
         <w:trPr>
@@ -6709,7 +6788,7 @@
         </w:trPr>
         <w:tc>
           <w:tcPr>
-            <w:tcW w:type="dxa" w:w="2257"/>
+            <w:tcW w:type="dxa" w:w="3740"/>
             <w:vAlign w:val="center"/>
             <w:shd w:fill="1F3864"/>
             <w:tcMar>
@@ -6737,7 +6816,7 @@
         </w:tc>
         <w:tc>
           <w:tcPr>
-            <w:tcW w:type="dxa" w:w="2257"/>
+            <w:tcW w:type="dxa" w:w="3740"/>
             <w:vAlign w:val="center"/>
             <w:shd w:fill="1F3864"/>
             <w:tcMar>
@@ -6765,7 +6844,7 @@
         </w:tc>
         <w:tc>
           <w:tcPr>
-            <w:tcW w:type="dxa" w:w="2257"/>
+            <w:tcW w:type="dxa" w:w="3740"/>
             <w:vAlign w:val="center"/>
             <w:shd w:fill="1F3864"/>
             <w:tcMar>
@@ -6793,7 +6872,7 @@
         </w:tc>
         <w:tc>
           <w:tcPr>
-            <w:tcW w:type="dxa" w:w="2257"/>
+            <w:tcW w:type="dxa" w:w="3740"/>
             <w:vAlign w:val="center"/>
             <w:shd w:fill="1F3864"/>
             <w:tcMar>
@@ -6826,14 +6905,14 @@
         </w:trPr>
         <w:tc>
           <w:tcPr>
-            <w:tcW w:type="dxa" w:w="2257"/>
+            <w:tcW w:type="dxa" w:w="3740"/>
             <w:vAlign w:val="center"/>
             <w:shd w:fill="FFFFFF"/>
             <w:tcMar>
-              <w:top w:w="80" w:type="dxa"/>
-              <w:bottom w:w="80" w:type="dxa"/>
-              <w:left w:w="100" w:type="dxa"/>
-              <w:right w:w="100" w:type="dxa"/>
+              <w:top w:w="70" w:type="dxa"/>
+              <w:bottom w:w="70" w:type="dxa"/>
+              <w:left w:w="90" w:type="dxa"/>
+              <w:right w:w="90" w:type="dxa"/>
             </w:tcMar>
           </w:tcPr>
           <w:p>
@@ -6853,14 +6932,14 @@
         </w:tc>
         <w:tc>
           <w:tcPr>
-            <w:tcW w:type="dxa" w:w="2257"/>
+            <w:tcW w:type="dxa" w:w="3740"/>
             <w:vAlign w:val="center"/>
             <w:shd w:fill="FFFFFF"/>
             <w:tcMar>
-              <w:top w:w="80" w:type="dxa"/>
-              <w:bottom w:w="80" w:type="dxa"/>
-              <w:left w:w="100" w:type="dxa"/>
-              <w:right w:w="100" w:type="dxa"/>
+              <w:top w:w="70" w:type="dxa"/>
+              <w:bottom w:w="70" w:type="dxa"/>
+              <w:left w:w="90" w:type="dxa"/>
+              <w:right w:w="90" w:type="dxa"/>
             </w:tcMar>
           </w:tcPr>
           <w:p>
@@ -6880,14 +6959,14 @@
         </w:tc>
         <w:tc>
           <w:tcPr>
-            <w:tcW w:type="dxa" w:w="2257"/>
+            <w:tcW w:type="dxa" w:w="3740"/>
             <w:vAlign w:val="center"/>
             <w:shd w:fill="FFFFFF"/>
             <w:tcMar>
-              <w:top w:w="80" w:type="dxa"/>
-              <w:bottom w:w="80" w:type="dxa"/>
-              <w:left w:w="100" w:type="dxa"/>
-              <w:right w:w="100" w:type="dxa"/>
+              <w:top w:w="70" w:type="dxa"/>
+              <w:bottom w:w="70" w:type="dxa"/>
+              <w:left w:w="90" w:type="dxa"/>
+              <w:right w:w="90" w:type="dxa"/>
             </w:tcMar>
           </w:tcPr>
           <w:p>
@@ -6907,14 +6986,14 @@
         </w:tc>
         <w:tc>
           <w:tcPr>
-            <w:tcW w:type="dxa" w:w="2257"/>
+            <w:tcW w:type="dxa" w:w="3740"/>
             <w:vAlign w:val="center"/>
             <w:shd w:fill="FFFFFF"/>
             <w:tcMar>
-              <w:top w:w="80" w:type="dxa"/>
-              <w:bottom w:w="80" w:type="dxa"/>
-              <w:left w:w="100" w:type="dxa"/>
-              <w:right w:w="100" w:type="dxa"/>
+              <w:top w:w="70" w:type="dxa"/>
+              <w:bottom w:w="70" w:type="dxa"/>
+              <w:left w:w="90" w:type="dxa"/>
+              <w:right w:w="90" w:type="dxa"/>
             </w:tcMar>
           </w:tcPr>
           <w:p>
@@ -6939,14 +7018,14 @@
         </w:trPr>
         <w:tc>
           <w:tcPr>
-            <w:tcW w:type="dxa" w:w="2257"/>
+            <w:tcW w:type="dxa" w:w="3740"/>
             <w:vAlign w:val="center"/>
             <w:shd w:fill="F2F5F9"/>
             <w:tcMar>
-              <w:top w:w="80" w:type="dxa"/>
-              <w:bottom w:w="80" w:type="dxa"/>
-              <w:left w:w="100" w:type="dxa"/>
-              <w:right w:w="100" w:type="dxa"/>
+              <w:top w:w="70" w:type="dxa"/>
+              <w:bottom w:w="70" w:type="dxa"/>
+              <w:left w:w="90" w:type="dxa"/>
+              <w:right w:w="90" w:type="dxa"/>
             </w:tcMar>
           </w:tcPr>
           <w:p>
@@ -6966,14 +7045,14 @@
         </w:tc>
         <w:tc>
           <w:tcPr>
-            <w:tcW w:type="dxa" w:w="2257"/>
+            <w:tcW w:type="dxa" w:w="3740"/>
             <w:vAlign w:val="center"/>
             <w:shd w:fill="F2F5F9"/>
             <w:tcMar>
-              <w:top w:w="80" w:type="dxa"/>
-              <w:bottom w:w="80" w:type="dxa"/>
-              <w:left w:w="100" w:type="dxa"/>
-              <w:right w:w="100" w:type="dxa"/>
+              <w:top w:w="70" w:type="dxa"/>
+              <w:bottom w:w="70" w:type="dxa"/>
+              <w:left w:w="90" w:type="dxa"/>
+              <w:right w:w="90" w:type="dxa"/>
             </w:tcMar>
           </w:tcPr>
           <w:p>
@@ -6993,14 +7072,14 @@
         </w:tc>
         <w:tc>
           <w:tcPr>
-            <w:tcW w:type="dxa" w:w="2257"/>
+            <w:tcW w:type="dxa" w:w="3740"/>
             <w:vAlign w:val="center"/>
             <w:shd w:fill="F2F5F9"/>
             <w:tcMar>
-              <w:top w:w="80" w:type="dxa"/>
-              <w:bottom w:w="80" w:type="dxa"/>
-              <w:left w:w="100" w:type="dxa"/>
-              <w:right w:w="100" w:type="dxa"/>
+              <w:top w:w="70" w:type="dxa"/>
+              <w:bottom w:w="70" w:type="dxa"/>
+              <w:left w:w="90" w:type="dxa"/>
+              <w:right w:w="90" w:type="dxa"/>
             </w:tcMar>
           </w:tcPr>
           <w:p>
@@ -7020,14 +7099,14 @@
         </w:tc>
         <w:tc>
           <w:tcPr>
-            <w:tcW w:type="dxa" w:w="2257"/>
+            <w:tcW w:type="dxa" w:w="3740"/>
             <w:vAlign w:val="center"/>
             <w:shd w:fill="F2F5F9"/>
             <w:tcMar>
-              <w:top w:w="80" w:type="dxa"/>
-              <w:bottom w:w="80" w:type="dxa"/>
-              <w:left w:w="100" w:type="dxa"/>
-              <w:right w:w="100" w:type="dxa"/>
+              <w:top w:w="70" w:type="dxa"/>
+              <w:bottom w:w="70" w:type="dxa"/>
+              <w:left w:w="90" w:type="dxa"/>
+              <w:right w:w="90" w:type="dxa"/>
             </w:tcMar>
           </w:tcPr>
           <w:p>
@@ -7052,14 +7131,14 @@
         </w:trPr>
         <w:tc>
           <w:tcPr>
-            <w:tcW w:type="dxa" w:w="2257"/>
+            <w:tcW w:type="dxa" w:w="3740"/>
             <w:vAlign w:val="center"/>
             <w:shd w:fill="FFFFFF"/>
             <w:tcMar>
-              <w:top w:w="80" w:type="dxa"/>
-              <w:bottom w:w="80" w:type="dxa"/>
-              <w:left w:w="100" w:type="dxa"/>
-              <w:right w:w="100" w:type="dxa"/>
+              <w:top w:w="70" w:type="dxa"/>
+              <w:bottom w:w="70" w:type="dxa"/>
+              <w:left w:w="90" w:type="dxa"/>
+              <w:right w:w="90" w:type="dxa"/>
             </w:tcMar>
           </w:tcPr>
           <w:p>
@@ -7079,14 +7158,14 @@
         </w:tc>
         <w:tc>
           <w:tcPr>
-            <w:tcW w:type="dxa" w:w="2257"/>
+            <w:tcW w:type="dxa" w:w="3740"/>
             <w:vAlign w:val="center"/>
             <w:shd w:fill="FFFFFF"/>
             <w:tcMar>
-              <w:top w:w="80" w:type="dxa"/>
-              <w:bottom w:w="80" w:type="dxa"/>
-              <w:left w:w="100" w:type="dxa"/>
-              <w:right w:w="100" w:type="dxa"/>
+              <w:top w:w="70" w:type="dxa"/>
+              <w:bottom w:w="70" w:type="dxa"/>
+              <w:left w:w="90" w:type="dxa"/>
+              <w:right w:w="90" w:type="dxa"/>
             </w:tcMar>
           </w:tcPr>
           <w:p>
@@ -7106,14 +7185,14 @@
         </w:tc>
         <w:tc>
           <w:tcPr>
-            <w:tcW w:type="dxa" w:w="2257"/>
+            <w:tcW w:type="dxa" w:w="3740"/>
             <w:vAlign w:val="center"/>
             <w:shd w:fill="FFFFFF"/>
             <w:tcMar>
-              <w:top w:w="80" w:type="dxa"/>
-              <w:bottom w:w="80" w:type="dxa"/>
-              <w:left w:w="100" w:type="dxa"/>
-              <w:right w:w="100" w:type="dxa"/>
+              <w:top w:w="70" w:type="dxa"/>
+              <w:bottom w:w="70" w:type="dxa"/>
+              <w:left w:w="90" w:type="dxa"/>
+              <w:right w:w="90" w:type="dxa"/>
             </w:tcMar>
           </w:tcPr>
           <w:p>
@@ -7133,14 +7212,14 @@
         </w:tc>
         <w:tc>
           <w:tcPr>
-            <w:tcW w:type="dxa" w:w="2257"/>
+            <w:tcW w:type="dxa" w:w="3740"/>
             <w:vAlign w:val="center"/>
             <w:shd w:fill="FFFFFF"/>
             <w:tcMar>
-              <w:top w:w="80" w:type="dxa"/>
-              <w:bottom w:w="80" w:type="dxa"/>
-              <w:left w:w="100" w:type="dxa"/>
-              <w:right w:w="100" w:type="dxa"/>
+              <w:top w:w="70" w:type="dxa"/>
+              <w:bottom w:w="70" w:type="dxa"/>
+              <w:left w:w="90" w:type="dxa"/>
+              <w:right w:w="90" w:type="dxa"/>
             </w:tcMar>
           </w:tcPr>
           <w:p>
@@ -7165,14 +7244,14 @@
         </w:trPr>
         <w:tc>
           <w:tcPr>
-            <w:tcW w:type="dxa" w:w="2257"/>
+            <w:tcW w:type="dxa" w:w="3740"/>
             <w:vAlign w:val="center"/>
             <w:shd w:fill="F2F5F9"/>
             <w:tcMar>
-              <w:top w:w="80" w:type="dxa"/>
-              <w:bottom w:w="80" w:type="dxa"/>
-              <w:left w:w="100" w:type="dxa"/>
-              <w:right w:w="100" w:type="dxa"/>
+              <w:top w:w="70" w:type="dxa"/>
+              <w:bottom w:w="70" w:type="dxa"/>
+              <w:left w:w="90" w:type="dxa"/>
+              <w:right w:w="90" w:type="dxa"/>
             </w:tcMar>
           </w:tcPr>
           <w:p>
@@ -7192,14 +7271,14 @@
         </w:tc>
         <w:tc>
           <w:tcPr>
-            <w:tcW w:type="dxa" w:w="2257"/>
+            <w:tcW w:type="dxa" w:w="3740"/>
             <w:vAlign w:val="center"/>
             <w:shd w:fill="F2F5F9"/>
             <w:tcMar>
-              <w:top w:w="80" w:type="dxa"/>
-              <w:bottom w:w="80" w:type="dxa"/>
-              <w:left w:w="100" w:type="dxa"/>
-              <w:right w:w="100" w:type="dxa"/>
+              <w:top w:w="70" w:type="dxa"/>
+              <w:bottom w:w="70" w:type="dxa"/>
+              <w:left w:w="90" w:type="dxa"/>
+              <w:right w:w="90" w:type="dxa"/>
             </w:tcMar>
           </w:tcPr>
           <w:p>
@@ -7219,14 +7298,14 @@
         </w:tc>
         <w:tc>
           <w:tcPr>
-            <w:tcW w:type="dxa" w:w="2257"/>
+            <w:tcW w:type="dxa" w:w="3740"/>
             <w:vAlign w:val="center"/>
             <w:shd w:fill="F2F5F9"/>
             <w:tcMar>
-              <w:top w:w="80" w:type="dxa"/>
-              <w:bottom w:w="80" w:type="dxa"/>
-              <w:left w:w="100" w:type="dxa"/>
-              <w:right w:w="100" w:type="dxa"/>
+              <w:top w:w="70" w:type="dxa"/>
+              <w:bottom w:w="70" w:type="dxa"/>
+              <w:left w:w="90" w:type="dxa"/>
+              <w:right w:w="90" w:type="dxa"/>
             </w:tcMar>
           </w:tcPr>
           <w:p>
@@ -7246,14 +7325,14 @@
         </w:tc>
         <w:tc>
           <w:tcPr>
-            <w:tcW w:type="dxa" w:w="2257"/>
+            <w:tcW w:type="dxa" w:w="3740"/>
             <w:vAlign w:val="center"/>
             <w:shd w:fill="F2F5F9"/>
             <w:tcMar>
-              <w:top w:w="80" w:type="dxa"/>
-              <w:bottom w:w="80" w:type="dxa"/>
-              <w:left w:w="100" w:type="dxa"/>
-              <w:right w:w="100" w:type="dxa"/>
+              <w:top w:w="70" w:type="dxa"/>
+              <w:bottom w:w="70" w:type="dxa"/>
+              <w:left w:w="90" w:type="dxa"/>
+              <w:right w:w="90" w:type="dxa"/>
             </w:tcMar>
           </w:tcPr>
           <w:p>
@@ -7278,14 +7357,14 @@
         </w:trPr>
         <w:tc>
           <w:tcPr>
-            <w:tcW w:type="dxa" w:w="2257"/>
+            <w:tcW w:type="dxa" w:w="3740"/>
             <w:vAlign w:val="center"/>
             <w:shd w:fill="FFFFFF"/>
             <w:tcMar>
-              <w:top w:w="80" w:type="dxa"/>
-              <w:bottom w:w="80" w:type="dxa"/>
-              <w:left w:w="100" w:type="dxa"/>
-              <w:right w:w="100" w:type="dxa"/>
+              <w:top w:w="70" w:type="dxa"/>
+              <w:bottom w:w="70" w:type="dxa"/>
+              <w:left w:w="90" w:type="dxa"/>
+              <w:right w:w="90" w:type="dxa"/>
             </w:tcMar>
           </w:tcPr>
           <w:p>
@@ -7305,14 +7384,14 @@
         </w:tc>
         <w:tc>
           <w:tcPr>
-            <w:tcW w:type="dxa" w:w="2257"/>
+            <w:tcW w:type="dxa" w:w="3740"/>
             <w:vAlign w:val="center"/>
             <w:shd w:fill="FFFFFF"/>
             <w:tcMar>
-              <w:top w:w="80" w:type="dxa"/>
-              <w:bottom w:w="80" w:type="dxa"/>
-              <w:left w:w="100" w:type="dxa"/>
-              <w:right w:w="100" w:type="dxa"/>
+              <w:top w:w="70" w:type="dxa"/>
+              <w:bottom w:w="70" w:type="dxa"/>
+              <w:left w:w="90" w:type="dxa"/>
+              <w:right w:w="90" w:type="dxa"/>
             </w:tcMar>
           </w:tcPr>
           <w:p>
@@ -7332,14 +7411,14 @@
         </w:tc>
         <w:tc>
           <w:tcPr>
-            <w:tcW w:type="dxa" w:w="2257"/>
+            <w:tcW w:type="dxa" w:w="3740"/>
             <w:vAlign w:val="center"/>
             <w:shd w:fill="FFFFFF"/>
             <w:tcMar>
-              <w:top w:w="80" w:type="dxa"/>
-              <w:bottom w:w="80" w:type="dxa"/>
-              <w:left w:w="100" w:type="dxa"/>
-              <w:right w:w="100" w:type="dxa"/>
+              <w:top w:w="70" w:type="dxa"/>
+              <w:bottom w:w="70" w:type="dxa"/>
+              <w:left w:w="90" w:type="dxa"/>
+              <w:right w:w="90" w:type="dxa"/>
             </w:tcMar>
           </w:tcPr>
           <w:p>
@@ -7359,14 +7438,14 @@
         </w:tc>
         <w:tc>
           <w:tcPr>
-            <w:tcW w:type="dxa" w:w="2257"/>
+            <w:tcW w:type="dxa" w:w="3740"/>
             <w:vAlign w:val="center"/>
             <w:shd w:fill="FFFFFF"/>
             <w:tcMar>
-              <w:top w:w="80" w:type="dxa"/>
-              <w:bottom w:w="80" w:type="dxa"/>
-              <w:left w:w="100" w:type="dxa"/>
-              <w:right w:w="100" w:type="dxa"/>
+              <w:top w:w="70" w:type="dxa"/>
+              <w:bottom w:w="70" w:type="dxa"/>
+              <w:left w:w="90" w:type="dxa"/>
+              <w:right w:w="90" w:type="dxa"/>
             </w:tcMar>
           </w:tcPr>
           <w:p>
@@ -7391,14 +7470,14 @@
         </w:trPr>
         <w:tc>
           <w:tcPr>
-            <w:tcW w:type="dxa" w:w="2257"/>
+            <w:tcW w:type="dxa" w:w="3740"/>
             <w:vAlign w:val="center"/>
             <w:shd w:fill="F2F5F9"/>
             <w:tcMar>
-              <w:top w:w="80" w:type="dxa"/>
-              <w:bottom w:w="80" w:type="dxa"/>
-              <w:left w:w="100" w:type="dxa"/>
-              <w:right w:w="100" w:type="dxa"/>
+              <w:top w:w="70" w:type="dxa"/>
+              <w:bottom w:w="70" w:type="dxa"/>
+              <w:left w:w="90" w:type="dxa"/>
+              <w:right w:w="90" w:type="dxa"/>
             </w:tcMar>
           </w:tcPr>
           <w:p>
@@ -7418,14 +7497,14 @@
         </w:tc>
         <w:tc>
           <w:tcPr>
-            <w:tcW w:type="dxa" w:w="2257"/>
+            <w:tcW w:type="dxa" w:w="3740"/>
             <w:vAlign w:val="center"/>
             <w:shd w:fill="F2F5F9"/>
             <w:tcMar>
-              <w:top w:w="80" w:type="dxa"/>
-              <w:bottom w:w="80" w:type="dxa"/>
-              <w:left w:w="100" w:type="dxa"/>
-              <w:right w:w="100" w:type="dxa"/>
+              <w:top w:w="70" w:type="dxa"/>
+              <w:bottom w:w="70" w:type="dxa"/>
+              <w:left w:w="90" w:type="dxa"/>
+              <w:right w:w="90" w:type="dxa"/>
             </w:tcMar>
           </w:tcPr>
           <w:p>
@@ -7445,14 +7524,14 @@
         </w:tc>
         <w:tc>
           <w:tcPr>
-            <w:tcW w:type="dxa" w:w="2257"/>
+            <w:tcW w:type="dxa" w:w="3740"/>
             <w:vAlign w:val="center"/>
             <w:shd w:fill="F2F5F9"/>
             <w:tcMar>
-              <w:top w:w="80" w:type="dxa"/>
-              <w:bottom w:w="80" w:type="dxa"/>
-              <w:left w:w="100" w:type="dxa"/>
-              <w:right w:w="100" w:type="dxa"/>
+              <w:top w:w="70" w:type="dxa"/>
+              <w:bottom w:w="70" w:type="dxa"/>
+              <w:left w:w="90" w:type="dxa"/>
+              <w:right w:w="90" w:type="dxa"/>
             </w:tcMar>
           </w:tcPr>
           <w:p>
@@ -7472,14 +7551,14 @@
         </w:tc>
         <w:tc>
           <w:tcPr>
-            <w:tcW w:type="dxa" w:w="2257"/>
+            <w:tcW w:type="dxa" w:w="3740"/>
             <w:vAlign w:val="center"/>
             <w:shd w:fill="F2F5F9"/>
             <w:tcMar>
-              <w:top w:w="80" w:type="dxa"/>
-              <w:bottom w:w="80" w:type="dxa"/>
-              <w:left w:w="100" w:type="dxa"/>
-              <w:right w:w="100" w:type="dxa"/>
+              <w:top w:w="70" w:type="dxa"/>
+              <w:bottom w:w="70" w:type="dxa"/>
+              <w:left w:w="90" w:type="dxa"/>
+              <w:right w:w="90" w:type="dxa"/>
             </w:tcMar>
           </w:tcPr>
           <w:p>
@@ -7504,14 +7583,14 @@
         </w:trPr>
         <w:tc>
           <w:tcPr>
-            <w:tcW w:type="dxa" w:w="2257"/>
+            <w:tcW w:type="dxa" w:w="3740"/>
             <w:vAlign w:val="center"/>
             <w:shd w:fill="FFFFFF"/>
             <w:tcMar>
-              <w:top w:w="80" w:type="dxa"/>
-              <w:bottom w:w="80" w:type="dxa"/>
-              <w:left w:w="100" w:type="dxa"/>
-              <w:right w:w="100" w:type="dxa"/>
+              <w:top w:w="70" w:type="dxa"/>
+              <w:bottom w:w="70" w:type="dxa"/>
+              <w:left w:w="90" w:type="dxa"/>
+              <w:right w:w="90" w:type="dxa"/>
             </w:tcMar>
           </w:tcPr>
           <w:p>
@@ -7531,14 +7610,14 @@
         </w:tc>
         <w:tc>
           <w:tcPr>
-            <w:tcW w:type="dxa" w:w="2257"/>
+            <w:tcW w:type="dxa" w:w="3740"/>
             <w:vAlign w:val="center"/>
             <w:shd w:fill="FFFFFF"/>
             <w:tcMar>
-              <w:top w:w="80" w:type="dxa"/>
-              <w:bottom w:w="80" w:type="dxa"/>
-              <w:left w:w="100" w:type="dxa"/>
-              <w:right w:w="100" w:type="dxa"/>
+              <w:top w:w="70" w:type="dxa"/>
+              <w:bottom w:w="70" w:type="dxa"/>
+              <w:left w:w="90" w:type="dxa"/>
+              <w:right w:w="90" w:type="dxa"/>
             </w:tcMar>
           </w:tcPr>
           <w:p>
@@ -7558,14 +7637,14 @@
         </w:tc>
         <w:tc>
           <w:tcPr>
-            <w:tcW w:type="dxa" w:w="2257"/>
+            <w:tcW w:type="dxa" w:w="3740"/>
             <w:vAlign w:val="center"/>
             <w:shd w:fill="FFFFFF"/>
             <w:tcMar>
-              <w:top w:w="80" w:type="dxa"/>
-              <w:bottom w:w="80" w:type="dxa"/>
-              <w:left w:w="100" w:type="dxa"/>
-              <w:right w:w="100" w:type="dxa"/>
+              <w:top w:w="70" w:type="dxa"/>
+              <w:bottom w:w="70" w:type="dxa"/>
+              <w:left w:w="90" w:type="dxa"/>
+              <w:right w:w="90" w:type="dxa"/>
             </w:tcMar>
           </w:tcPr>
           <w:p>
@@ -7585,14 +7664,14 @@
         </w:tc>
         <w:tc>
           <w:tcPr>
-            <w:tcW w:type="dxa" w:w="2257"/>
+            <w:tcW w:type="dxa" w:w="3740"/>
             <w:vAlign w:val="center"/>
             <w:shd w:fill="FFFFFF"/>
             <w:tcMar>
-              <w:top w:w="80" w:type="dxa"/>
-              <w:bottom w:w="80" w:type="dxa"/>
-              <w:left w:w="100" w:type="dxa"/>
-              <w:right w:w="100" w:type="dxa"/>
+              <w:top w:w="70" w:type="dxa"/>
+              <w:bottom w:w="70" w:type="dxa"/>
+              <w:left w:w="90" w:type="dxa"/>
+              <w:right w:w="90" w:type="dxa"/>
             </w:tcMar>
           </w:tcPr>
           <w:p>
@@ -7617,14 +7696,14 @@
         </w:trPr>
         <w:tc>
           <w:tcPr>
-            <w:tcW w:type="dxa" w:w="2257"/>
+            <w:tcW w:type="dxa" w:w="3740"/>
             <w:vAlign w:val="center"/>
             <w:shd w:fill="F2F5F9"/>
             <w:tcMar>
-              <w:top w:w="80" w:type="dxa"/>
-              <w:bottom w:w="80" w:type="dxa"/>
-              <w:left w:w="100" w:type="dxa"/>
-              <w:right w:w="100" w:type="dxa"/>
+              <w:top w:w="70" w:type="dxa"/>
+              <w:bottom w:w="70" w:type="dxa"/>
+              <w:left w:w="90" w:type="dxa"/>
+              <w:right w:w="90" w:type="dxa"/>
             </w:tcMar>
           </w:tcPr>
           <w:p>
@@ -7644,14 +7723,14 @@
         </w:tc>
         <w:tc>
           <w:tcPr>
-            <w:tcW w:type="dxa" w:w="2257"/>
+            <w:tcW w:type="dxa" w:w="3740"/>
             <w:vAlign w:val="center"/>
             <w:shd w:fill="F2F5F9"/>
             <w:tcMar>
-              <w:top w:w="80" w:type="dxa"/>
-              <w:bottom w:w="80" w:type="dxa"/>
-              <w:left w:w="100" w:type="dxa"/>
-              <w:right w:w="100" w:type="dxa"/>
+              <w:top w:w="70" w:type="dxa"/>
+              <w:bottom w:w="70" w:type="dxa"/>
+              <w:left w:w="90" w:type="dxa"/>
+              <w:right w:w="90" w:type="dxa"/>
             </w:tcMar>
           </w:tcPr>
           <w:p>
@@ -7671,14 +7750,14 @@
         </w:tc>
         <w:tc>
           <w:tcPr>
-            <w:tcW w:type="dxa" w:w="2257"/>
+            <w:tcW w:type="dxa" w:w="3740"/>
             <w:vAlign w:val="center"/>
             <w:shd w:fill="F2F5F9"/>
             <w:tcMar>
-              <w:top w:w="80" w:type="dxa"/>
-              <w:bottom w:w="80" w:type="dxa"/>
-              <w:left w:w="100" w:type="dxa"/>
-              <w:right w:w="100" w:type="dxa"/>
+              <w:top w:w="70" w:type="dxa"/>
+              <w:bottom w:w="70" w:type="dxa"/>
+              <w:left w:w="90" w:type="dxa"/>
+              <w:right w:w="90" w:type="dxa"/>
             </w:tcMar>
           </w:tcPr>
           <w:p>
@@ -7698,14 +7777,14 @@
         </w:tc>
         <w:tc>
           <w:tcPr>
-            <w:tcW w:type="dxa" w:w="2257"/>
+            <w:tcW w:type="dxa" w:w="3740"/>
             <w:vAlign w:val="center"/>
             <w:shd w:fill="F2F5F9"/>
             <w:tcMar>
-              <w:top w:w="80" w:type="dxa"/>
-              <w:bottom w:w="80" w:type="dxa"/>
-              <w:left w:w="100" w:type="dxa"/>
-              <w:right w:w="100" w:type="dxa"/>
+              <w:top w:w="70" w:type="dxa"/>
+              <w:bottom w:w="70" w:type="dxa"/>
+              <w:left w:w="90" w:type="dxa"/>
+              <w:right w:w="90" w:type="dxa"/>
             </w:tcMar>
           </w:tcPr>
           <w:p>
@@ -7730,14 +7809,14 @@
         </w:trPr>
         <w:tc>
           <w:tcPr>
-            <w:tcW w:type="dxa" w:w="2257"/>
+            <w:tcW w:type="dxa" w:w="3740"/>
             <w:vAlign w:val="center"/>
             <w:shd w:fill="FFFFFF"/>
             <w:tcMar>
-              <w:top w:w="80" w:type="dxa"/>
-              <w:bottom w:w="80" w:type="dxa"/>
-              <w:left w:w="100" w:type="dxa"/>
-              <w:right w:w="100" w:type="dxa"/>
+              <w:top w:w="70" w:type="dxa"/>
+              <w:bottom w:w="70" w:type="dxa"/>
+              <w:left w:w="90" w:type="dxa"/>
+              <w:right w:w="90" w:type="dxa"/>
             </w:tcMar>
           </w:tcPr>
           <w:p>
@@ -7757,14 +7836,14 @@
         </w:tc>
         <w:tc>
           <w:tcPr>
-            <w:tcW w:type="dxa" w:w="2257"/>
+            <w:tcW w:type="dxa" w:w="3740"/>
             <w:vAlign w:val="center"/>
             <w:shd w:fill="FFFFFF"/>
             <w:tcMar>
-              <w:top w:w="80" w:type="dxa"/>
-              <w:bottom w:w="80" w:type="dxa"/>
-              <w:left w:w="100" w:type="dxa"/>
-              <w:right w:w="100" w:type="dxa"/>
+              <w:top w:w="70" w:type="dxa"/>
+              <w:bottom w:w="70" w:type="dxa"/>
+              <w:left w:w="90" w:type="dxa"/>
+              <w:right w:w="90" w:type="dxa"/>
             </w:tcMar>
           </w:tcPr>
           <w:p>
@@ -7784,14 +7863,14 @@
         </w:tc>
         <w:tc>
           <w:tcPr>
-            <w:tcW w:type="dxa" w:w="2257"/>
+            <w:tcW w:type="dxa" w:w="3740"/>
             <w:vAlign w:val="center"/>
             <w:shd w:fill="FFFFFF"/>
             <w:tcMar>
-              <w:top w:w="80" w:type="dxa"/>
-              <w:bottom w:w="80" w:type="dxa"/>
-              <w:left w:w="100" w:type="dxa"/>
-              <w:right w:w="100" w:type="dxa"/>
+              <w:top w:w="70" w:type="dxa"/>
+              <w:bottom w:w="70" w:type="dxa"/>
+              <w:left w:w="90" w:type="dxa"/>
+              <w:right w:w="90" w:type="dxa"/>
             </w:tcMar>
           </w:tcPr>
           <w:p>
@@ -7811,14 +7890,14 @@
         </w:tc>
         <w:tc>
           <w:tcPr>
-            <w:tcW w:type="dxa" w:w="2257"/>
+            <w:tcW w:type="dxa" w:w="3740"/>
             <w:vAlign w:val="center"/>
             <w:shd w:fill="FFFFFF"/>
             <w:tcMar>
-              <w:top w:w="80" w:type="dxa"/>
-              <w:bottom w:w="80" w:type="dxa"/>
-              <w:left w:w="100" w:type="dxa"/>
-              <w:right w:w="100" w:type="dxa"/>
+              <w:top w:w="70" w:type="dxa"/>
+              <w:bottom w:w="70" w:type="dxa"/>
+              <w:left w:w="90" w:type="dxa"/>
+              <w:right w:w="90" w:type="dxa"/>
             </w:tcMar>
           </w:tcPr>
           <w:p>
@@ -7843,14 +7922,14 @@
         </w:trPr>
         <w:tc>
           <w:tcPr>
-            <w:tcW w:type="dxa" w:w="2257"/>
+            <w:tcW w:type="dxa" w:w="3740"/>
             <w:vAlign w:val="center"/>
             <w:shd w:fill="F2F5F9"/>
             <w:tcMar>
-              <w:top w:w="80" w:type="dxa"/>
-              <w:bottom w:w="80" w:type="dxa"/>
-              <w:left w:w="100" w:type="dxa"/>
-              <w:right w:w="100" w:type="dxa"/>
+              <w:top w:w="70" w:type="dxa"/>
+              <w:bottom w:w="70" w:type="dxa"/>
+              <w:left w:w="90" w:type="dxa"/>
+              <w:right w:w="90" w:type="dxa"/>
             </w:tcMar>
           </w:tcPr>
           <w:p>
@@ -7870,14 +7949,14 @@
         </w:tc>
         <w:tc>
           <w:tcPr>
-            <w:tcW w:type="dxa" w:w="2257"/>
+            <w:tcW w:type="dxa" w:w="3740"/>
             <w:vAlign w:val="center"/>
             <w:shd w:fill="F2F5F9"/>
             <w:tcMar>
-              <w:top w:w="80" w:type="dxa"/>
-              <w:bottom w:w="80" w:type="dxa"/>
-              <w:left w:w="100" w:type="dxa"/>
-              <w:right w:w="100" w:type="dxa"/>
+              <w:top w:w="70" w:type="dxa"/>
+              <w:bottom w:w="70" w:type="dxa"/>
+              <w:left w:w="90" w:type="dxa"/>
+              <w:right w:w="90" w:type="dxa"/>
             </w:tcMar>
           </w:tcPr>
           <w:p>
@@ -7897,14 +7976,14 @@
         </w:tc>
         <w:tc>
           <w:tcPr>
-            <w:tcW w:type="dxa" w:w="2257"/>
+            <w:tcW w:type="dxa" w:w="3740"/>
             <w:vAlign w:val="center"/>
             <w:shd w:fill="F2F5F9"/>
             <w:tcMar>
-              <w:top w:w="80" w:type="dxa"/>
-              <w:bottom w:w="80" w:type="dxa"/>
-              <w:left w:w="100" w:type="dxa"/>
-              <w:right w:w="100" w:type="dxa"/>
+              <w:top w:w="70" w:type="dxa"/>
+              <w:bottom w:w="70" w:type="dxa"/>
+              <w:left w:w="90" w:type="dxa"/>
+              <w:right w:w="90" w:type="dxa"/>
             </w:tcMar>
           </w:tcPr>
           <w:p>
@@ -7924,14 +8003,14 @@
         </w:tc>
         <w:tc>
           <w:tcPr>
-            <w:tcW w:type="dxa" w:w="2257"/>
+            <w:tcW w:type="dxa" w:w="3740"/>
             <w:vAlign w:val="center"/>
             <w:shd w:fill="F2F5F9"/>
             <w:tcMar>
-              <w:top w:w="80" w:type="dxa"/>
-              <w:bottom w:w="80" w:type="dxa"/>
-              <w:left w:w="100" w:type="dxa"/>
-              <w:right w:w="100" w:type="dxa"/>
+              <w:top w:w="70" w:type="dxa"/>
+              <w:bottom w:w="70" w:type="dxa"/>
+              <w:left w:w="90" w:type="dxa"/>
+              <w:right w:w="90" w:type="dxa"/>
             </w:tcMar>
           </w:tcPr>
           <w:p>
@@ -7956,14 +8035,14 @@
         </w:trPr>
         <w:tc>
           <w:tcPr>
-            <w:tcW w:type="dxa" w:w="2257"/>
+            <w:tcW w:type="dxa" w:w="3740"/>
             <w:vAlign w:val="center"/>
             <w:shd w:fill="FFFFFF"/>
             <w:tcMar>
-              <w:top w:w="80" w:type="dxa"/>
-              <w:bottom w:w="80" w:type="dxa"/>
-              <w:left w:w="100" w:type="dxa"/>
-              <w:right w:w="100" w:type="dxa"/>
+              <w:top w:w="70" w:type="dxa"/>
+              <w:bottom w:w="70" w:type="dxa"/>
+              <w:left w:w="90" w:type="dxa"/>
+              <w:right w:w="90" w:type="dxa"/>
             </w:tcMar>
           </w:tcPr>
           <w:p>
@@ -7983,14 +8062,14 @@
         </w:tc>
         <w:tc>
           <w:tcPr>
-            <w:tcW w:type="dxa" w:w="2257"/>
+            <w:tcW w:type="dxa" w:w="3740"/>
             <w:vAlign w:val="center"/>
             <w:shd w:fill="FFFFFF"/>
             <w:tcMar>
-              <w:top w:w="80" w:type="dxa"/>
-              <w:bottom w:w="80" w:type="dxa"/>
-              <w:left w:w="100" w:type="dxa"/>
-              <w:right w:w="100" w:type="dxa"/>
+              <w:top w:w="70" w:type="dxa"/>
+              <w:bottom w:w="70" w:type="dxa"/>
+              <w:left w:w="90" w:type="dxa"/>
+              <w:right w:w="90" w:type="dxa"/>
             </w:tcMar>
           </w:tcPr>
           <w:p>
@@ -8010,14 +8089,14 @@
         </w:tc>
         <w:tc>
           <w:tcPr>
-            <w:tcW w:type="dxa" w:w="2257"/>
+            <w:tcW w:type="dxa" w:w="3740"/>
             <w:vAlign w:val="center"/>
             <w:shd w:fill="FFFFFF"/>
             <w:tcMar>
-              <w:top w:w="80" w:type="dxa"/>
-              <w:bottom w:w="80" w:type="dxa"/>
-              <w:left w:w="100" w:type="dxa"/>
-              <w:right w:w="100" w:type="dxa"/>
+              <w:top w:w="70" w:type="dxa"/>
+              <w:bottom w:w="70" w:type="dxa"/>
+              <w:left w:w="90" w:type="dxa"/>
+              <w:right w:w="90" w:type="dxa"/>
             </w:tcMar>
           </w:tcPr>
           <w:p>
@@ -8037,14 +8116,14 @@
         </w:tc>
         <w:tc>
           <w:tcPr>
-            <w:tcW w:type="dxa" w:w="2257"/>
+            <w:tcW w:type="dxa" w:w="3740"/>
             <w:vAlign w:val="center"/>
             <w:shd w:fill="FFFFFF"/>
             <w:tcMar>
-              <w:top w:w="80" w:type="dxa"/>
-              <w:bottom w:w="80" w:type="dxa"/>
-              <w:left w:w="100" w:type="dxa"/>
-              <w:right w:w="100" w:type="dxa"/>
+              <w:top w:w="70" w:type="dxa"/>
+              <w:bottom w:w="70" w:type="dxa"/>
+              <w:left w:w="90" w:type="dxa"/>
+              <w:right w:w="90" w:type="dxa"/>
             </w:tcMar>
           </w:tcPr>
           <w:p>
@@ -8069,14 +8148,14 @@
         </w:trPr>
         <w:tc>
           <w:tcPr>
-            <w:tcW w:type="dxa" w:w="2257"/>
+            <w:tcW w:type="dxa" w:w="3740"/>
             <w:vAlign w:val="center"/>
             <w:shd w:fill="F2F5F9"/>
             <w:tcMar>
-              <w:top w:w="80" w:type="dxa"/>
-              <w:bottom w:w="80" w:type="dxa"/>
-              <w:left w:w="100" w:type="dxa"/>
-              <w:right w:w="100" w:type="dxa"/>
+              <w:top w:w="70" w:type="dxa"/>
+              <w:bottom w:w="70" w:type="dxa"/>
+              <w:left w:w="90" w:type="dxa"/>
+              <w:right w:w="90" w:type="dxa"/>
             </w:tcMar>
           </w:tcPr>
           <w:p>
@@ -8096,14 +8175,14 @@
         </w:tc>
         <w:tc>
           <w:tcPr>
-            <w:tcW w:type="dxa" w:w="2257"/>
+            <w:tcW w:type="dxa" w:w="3740"/>
             <w:vAlign w:val="center"/>
             <w:shd w:fill="F2F5F9"/>
             <w:tcMar>
-              <w:top w:w="80" w:type="dxa"/>
-              <w:bottom w:w="80" w:type="dxa"/>
-              <w:left w:w="100" w:type="dxa"/>
-              <w:right w:w="100" w:type="dxa"/>
+              <w:top w:w="70" w:type="dxa"/>
+              <w:bottom w:w="70" w:type="dxa"/>
+              <w:left w:w="90" w:type="dxa"/>
+              <w:right w:w="90" w:type="dxa"/>
             </w:tcMar>
           </w:tcPr>
           <w:p>
@@ -8123,14 +8202,14 @@
         </w:tc>
         <w:tc>
           <w:tcPr>
-            <w:tcW w:type="dxa" w:w="2257"/>
+            <w:tcW w:type="dxa" w:w="3740"/>
             <w:vAlign w:val="center"/>
             <w:shd w:fill="F2F5F9"/>
             <w:tcMar>
-              <w:top w:w="80" w:type="dxa"/>
-              <w:bottom w:w="80" w:type="dxa"/>
-              <w:left w:w="100" w:type="dxa"/>
-              <w:right w:w="100" w:type="dxa"/>
+              <w:top w:w="70" w:type="dxa"/>
+              <w:bottom w:w="70" w:type="dxa"/>
+              <w:left w:w="90" w:type="dxa"/>
+              <w:right w:w="90" w:type="dxa"/>
             </w:tcMar>
           </w:tcPr>
           <w:p>
@@ -8150,14 +8229,14 @@
         </w:tc>
         <w:tc>
           <w:tcPr>
-            <w:tcW w:type="dxa" w:w="2257"/>
+            <w:tcW w:type="dxa" w:w="3740"/>
             <w:vAlign w:val="center"/>
             <w:shd w:fill="F2F5F9"/>
             <w:tcMar>
-              <w:top w:w="80" w:type="dxa"/>
-              <w:bottom w:w="80" w:type="dxa"/>
-              <w:left w:w="100" w:type="dxa"/>
-              <w:right w:w="100" w:type="dxa"/>
+              <w:top w:w="70" w:type="dxa"/>
+              <w:bottom w:w="70" w:type="dxa"/>
+              <w:left w:w="90" w:type="dxa"/>
+              <w:right w:w="90" w:type="dxa"/>
             </w:tcMar>
           </w:tcPr>
           <w:p>
@@ -8182,14 +8261,14 @@
         </w:trPr>
         <w:tc>
           <w:tcPr>
-            <w:tcW w:type="dxa" w:w="2257"/>
+            <w:tcW w:type="dxa" w:w="3740"/>
             <w:vAlign w:val="center"/>
             <w:shd w:fill="FFFFFF"/>
             <w:tcMar>
-              <w:top w:w="80" w:type="dxa"/>
-              <w:bottom w:w="80" w:type="dxa"/>
-              <w:left w:w="100" w:type="dxa"/>
-              <w:right w:w="100" w:type="dxa"/>
+              <w:top w:w="70" w:type="dxa"/>
+              <w:bottom w:w="70" w:type="dxa"/>
+              <w:left w:w="90" w:type="dxa"/>
+              <w:right w:w="90" w:type="dxa"/>
             </w:tcMar>
           </w:tcPr>
           <w:p>
@@ -8209,14 +8288,14 @@
         </w:tc>
         <w:tc>
           <w:tcPr>
-            <w:tcW w:type="dxa" w:w="2257"/>
+            <w:tcW w:type="dxa" w:w="3740"/>
             <w:vAlign w:val="center"/>
             <w:shd w:fill="FFFFFF"/>
             <w:tcMar>
-              <w:top w:w="80" w:type="dxa"/>
-              <w:bottom w:w="80" w:type="dxa"/>
-              <w:left w:w="100" w:type="dxa"/>
-              <w:right w:w="100" w:type="dxa"/>
+              <w:top w:w="70" w:type="dxa"/>
+              <w:bottom w:w="70" w:type="dxa"/>
+              <w:left w:w="90" w:type="dxa"/>
+              <w:right w:w="90" w:type="dxa"/>
             </w:tcMar>
           </w:tcPr>
           <w:p>
@@ -8236,14 +8315,14 @@
         </w:tc>
         <w:tc>
           <w:tcPr>
-            <w:tcW w:type="dxa" w:w="2257"/>
+            <w:tcW w:type="dxa" w:w="3740"/>
             <w:vAlign w:val="center"/>
             <w:shd w:fill="FFFFFF"/>
             <w:tcMar>
-              <w:top w:w="80" w:type="dxa"/>
-              <w:bottom w:w="80" w:type="dxa"/>
-              <w:left w:w="100" w:type="dxa"/>
-              <w:right w:w="100" w:type="dxa"/>
+              <w:top w:w="70" w:type="dxa"/>
+              <w:bottom w:w="70" w:type="dxa"/>
+              <w:left w:w="90" w:type="dxa"/>
+              <w:right w:w="90" w:type="dxa"/>
             </w:tcMar>
           </w:tcPr>
           <w:p>
@@ -8263,14 +8342,14 @@
         </w:tc>
         <w:tc>
           <w:tcPr>
-            <w:tcW w:type="dxa" w:w="2257"/>
+            <w:tcW w:type="dxa" w:w="3740"/>
             <w:vAlign w:val="center"/>
             <w:shd w:fill="FFFFFF"/>
             <w:tcMar>
-              <w:top w:w="80" w:type="dxa"/>
-              <w:bottom w:w="80" w:type="dxa"/>
-              <w:left w:w="100" w:type="dxa"/>
-              <w:right w:w="100" w:type="dxa"/>
+              <w:top w:w="70" w:type="dxa"/>
+              <w:bottom w:w="70" w:type="dxa"/>
+              <w:left w:w="90" w:type="dxa"/>
+              <w:right w:w="90" w:type="dxa"/>
             </w:tcMar>
           </w:tcPr>
           <w:p>
@@ -8295,14 +8374,14 @@
         </w:trPr>
         <w:tc>
           <w:tcPr>
-            <w:tcW w:type="dxa" w:w="2257"/>
+            <w:tcW w:type="dxa" w:w="3740"/>
             <w:vAlign w:val="center"/>
             <w:shd w:fill="F2F5F9"/>
             <w:tcMar>
-              <w:top w:w="80" w:type="dxa"/>
-              <w:bottom w:w="80" w:type="dxa"/>
-              <w:left w:w="100" w:type="dxa"/>
-              <w:right w:w="100" w:type="dxa"/>
+              <w:top w:w="70" w:type="dxa"/>
+              <w:bottom w:w="70" w:type="dxa"/>
+              <w:left w:w="90" w:type="dxa"/>
+              <w:right w:w="90" w:type="dxa"/>
             </w:tcMar>
           </w:tcPr>
           <w:p>
@@ -8322,14 +8401,14 @@
         </w:tc>
         <w:tc>
           <w:tcPr>
-            <w:tcW w:type="dxa" w:w="2257"/>
+            <w:tcW w:type="dxa" w:w="3740"/>
             <w:vAlign w:val="center"/>
             <w:shd w:fill="F2F5F9"/>
             <w:tcMar>
-              <w:top w:w="80" w:type="dxa"/>
-              <w:bottom w:w="80" w:type="dxa"/>
-              <w:left w:w="100" w:type="dxa"/>
-              <w:right w:w="100" w:type="dxa"/>
+              <w:top w:w="70" w:type="dxa"/>
+              <w:bottom w:w="70" w:type="dxa"/>
+              <w:left w:w="90" w:type="dxa"/>
+              <w:right w:w="90" w:type="dxa"/>
             </w:tcMar>
           </w:tcPr>
           <w:p>
@@ -8349,14 +8428,14 @@
         </w:tc>
         <w:tc>
           <w:tcPr>
-            <w:tcW w:type="dxa" w:w="2257"/>
+            <w:tcW w:type="dxa" w:w="3740"/>
             <w:vAlign w:val="center"/>
             <w:shd w:fill="F2F5F9"/>
             <w:tcMar>
-              <w:top w:w="80" w:type="dxa"/>
-              <w:bottom w:w="80" w:type="dxa"/>
-              <w:left w:w="100" w:type="dxa"/>
-              <w:right w:w="100" w:type="dxa"/>
+              <w:top w:w="70" w:type="dxa"/>
+              <w:bottom w:w="70" w:type="dxa"/>
+              <w:left w:w="90" w:type="dxa"/>
+              <w:right w:w="90" w:type="dxa"/>
             </w:tcMar>
           </w:tcPr>
           <w:p>
@@ -8376,14 +8455,14 @@
         </w:tc>
         <w:tc>
           <w:tcPr>
-            <w:tcW w:type="dxa" w:w="2257"/>
+            <w:tcW w:type="dxa" w:w="3740"/>
             <w:vAlign w:val="center"/>
             <w:shd w:fill="F2F5F9"/>
             <w:tcMar>
-              <w:top w:w="80" w:type="dxa"/>
-              <w:bottom w:w="80" w:type="dxa"/>
-              <w:left w:w="100" w:type="dxa"/>
-              <w:right w:w="100" w:type="dxa"/>
+              <w:top w:w="70" w:type="dxa"/>
+              <w:bottom w:w="70" w:type="dxa"/>
+              <w:left w:w="90" w:type="dxa"/>
+              <w:right w:w="90" w:type="dxa"/>
             </w:tcMar>
           </w:tcPr>
           <w:p>
@@ -8408,14 +8487,14 @@
         </w:trPr>
         <w:tc>
           <w:tcPr>
-            <w:tcW w:type="dxa" w:w="2257"/>
+            <w:tcW w:type="dxa" w:w="3740"/>
             <w:vAlign w:val="center"/>
             <w:shd w:fill="FFFFFF"/>
             <w:tcMar>
-              <w:top w:w="80" w:type="dxa"/>
-              <w:bottom w:w="80" w:type="dxa"/>
-              <w:left w:w="100" w:type="dxa"/>
-              <w:right w:w="100" w:type="dxa"/>
+              <w:top w:w="70" w:type="dxa"/>
+              <w:bottom w:w="70" w:type="dxa"/>
+              <w:left w:w="90" w:type="dxa"/>
+              <w:right w:w="90" w:type="dxa"/>
             </w:tcMar>
           </w:tcPr>
           <w:p>
@@ -8435,14 +8514,14 @@
         </w:tc>
         <w:tc>
           <w:tcPr>
-            <w:tcW w:type="dxa" w:w="2257"/>
+            <w:tcW w:type="dxa" w:w="3740"/>
             <w:vAlign w:val="center"/>
             <w:shd w:fill="FFFFFF"/>
             <w:tcMar>
-              <w:top w:w="80" w:type="dxa"/>
-              <w:bottom w:w="80" w:type="dxa"/>
-              <w:left w:w="100" w:type="dxa"/>
-              <w:right w:w="100" w:type="dxa"/>
+              <w:top w:w="70" w:type="dxa"/>
+              <w:bottom w:w="70" w:type="dxa"/>
+              <w:left w:w="90" w:type="dxa"/>
+              <w:right w:w="90" w:type="dxa"/>
             </w:tcMar>
           </w:tcPr>
           <w:p>
@@ -8462,14 +8541,14 @@
         </w:tc>
         <w:tc>
           <w:tcPr>
-            <w:tcW w:type="dxa" w:w="2257"/>
+            <w:tcW w:type="dxa" w:w="3740"/>
             <w:vAlign w:val="center"/>
             <w:shd w:fill="FFFFFF"/>
             <w:tcMar>
-              <w:top w:w="80" w:type="dxa"/>
-              <w:bottom w:w="80" w:type="dxa"/>
-              <w:left w:w="100" w:type="dxa"/>
-              <w:right w:w="100" w:type="dxa"/>
+              <w:top w:w="70" w:type="dxa"/>
+              <w:bottom w:w="70" w:type="dxa"/>
+              <w:left w:w="90" w:type="dxa"/>
+              <w:right w:w="90" w:type="dxa"/>
             </w:tcMar>
           </w:tcPr>
           <w:p>
@@ -8489,14 +8568,14 @@
         </w:tc>
         <w:tc>
           <w:tcPr>
-            <w:tcW w:type="dxa" w:w="2257"/>
+            <w:tcW w:type="dxa" w:w="3740"/>
             <w:vAlign w:val="center"/>
             <w:shd w:fill="FFFFFF"/>
             <w:tcMar>
-              <w:top w:w="80" w:type="dxa"/>
-              <w:bottom w:w="80" w:type="dxa"/>
-              <w:left w:w="100" w:type="dxa"/>
-              <w:right w:w="100" w:type="dxa"/>
+              <w:top w:w="70" w:type="dxa"/>
+              <w:bottom w:w="70" w:type="dxa"/>
+              <w:left w:w="90" w:type="dxa"/>
+              <w:right w:w="90" w:type="dxa"/>
             </w:tcMar>
           </w:tcPr>
           <w:p>
@@ -8527,7 +8606,7 @@
     </w:tbl>
     <w:p>
       <w:pPr>
-        <w:spacing w:after="120"/>
+        <w:spacing w:after="100"/>
       </w:pPr>
     </w:p>
     <w:tbl>
@@ -8538,17 +8617,17 @@
         <w:tblLook w:firstColumn="1" w:firstRow="1" w:lastColumn="0" w:lastRow="0" w:noHBand="0" w:noVBand="1" w:val="04A0"/>
       </w:tblPr>
       <w:tblGrid>
-        <w:gridCol w:w="9029"/>
+        <w:gridCol w:w="14962"/>
       </w:tblGrid>
       <w:tr>
         <w:tc>
           <w:tcPr>
-            <w:tcW w:type="dxa" w:w="9360"/>
+            <w:tcW w:type="dxa" w:w="14112"/>
             <w:shd w:fill="EEF4FB"/>
             <w:tcMar>
               <w:top w:w="120" w:type="dxa"/>
               <w:bottom w:w="120" w:type="dxa"/>
-              <w:left w:w="200" w:type="dxa"/>
+              <w:left w:w="180" w:type="dxa"/>
               <w:right w:w="150" w:type="dxa"/>
             </w:tcMar>
             <w:tcBorders>
@@ -8565,60 +8644,85 @@
             <w:r>
               <w:rPr>
                 <w:rFonts w:ascii="Calibri" w:hAnsi="Calibri"/>
-                <w:i/>
+                <w:b/>
                 <w:color w:val="1F3864"/>
                 <w:sz w:val="20"/>
               </w:rPr>
-            </w:r>
-          </w:p>
-        </w:tc>
-      </w:tr>
-    </w:tbl>
-    <w:p>
-      <w:pPr>
-        <w:spacing w:after="80"/>
-      </w:pPr>
-    </w:p>
-    <w:tbl>
-      <w:tblPr>
-        <w:tblW w:type="auto" w:w="0"/>
-        <w:jc w:val="center"/>
-        <w:tblLayout w:type="fixed"/>
-        <w:tblLook w:firstColumn="1" w:firstRow="1" w:lastColumn="0" w:lastRow="0" w:noHBand="0" w:noVBand="1" w:val="04A0"/>
-      </w:tblPr>
-      <w:tblGrid>
-        <w:gridCol w:w="9029"/>
-      </w:tblGrid>
-      <w:tr>
-        <w:tc>
-          <w:tcPr>
-            <w:tcW w:type="dxa" w:w="9360"/>
-            <w:shd w:fill="EEF4FB"/>
-            <w:tcMar>
-              <w:top w:w="120" w:type="dxa"/>
-              <w:bottom w:w="120" w:type="dxa"/>
-              <w:left w:w="200" w:type="dxa"/>
-              <w:right w:w="150" w:type="dxa"/>
-            </w:tcMar>
-            <w:tcBorders>
-              <w:left w:val="single" w:sz="24" w:space="0" w:color="2E75B6"/>
-              <w:top w:val="none"/>
-              <w:bottom w:val="none"/>
-              <w:right w:val="none"/>
-            </w:tcBorders>
-          </w:tcPr>
-          <w:p>
-            <w:pPr>
-              <w:spacing w:before="40" w:after="40" w:line="276" w:lineRule="auto"/>
-            </w:pPr>
-            <w:r>
-              <w:rPr>
-                <w:rFonts w:ascii="Calibri" w:hAnsi="Calibri"/>
+              <w:t>ℹ️ CATATAN</w:t>
+              <w:br/>
+            </w:r>
+            <w:r>
+              <w:rPr>
+                <w:rFonts w:ascii="Consolas" w:hAnsi="Consolas"/>
                 <w:i/>
-                <w:color w:val="1F3864"/>
-                <w:sz w:val="20"/>
-              </w:rPr>
-              <w:t>`BK-IT15` adalah BK **penciri utama** IT2017 yang wajib diadopsi (`BK08 Praktek Profesional Global`). Sebagaimana `BK-IS21`, sasarannya adalah ranah Sikap dan Keterampilan Umum, bukan Keterampilan Khusus.</w:t>
+                <w:color w:val="A02828"/>
+                <w:sz w:val="18"/>
+              </w:rPr>
+              <w:t>BK-IT15</w:t>
+            </w:r>
+            <w:r>
+              <w:rPr>
+                <w:rFonts w:ascii="Calibri" w:hAnsi="Calibri"/>
+                <w:i/>
+                <w:color w:val="262626"/>
+                <w:sz w:val="19"/>
+              </w:rPr>
+              <w:t xml:space="preserve"> adalah BK </w:t>
+            </w:r>
+            <w:r>
+              <w:rPr>
+                <w:rFonts w:ascii="Calibri" w:hAnsi="Calibri"/>
+                <w:b/>
+                <w:i/>
+                <w:color w:val="262626"/>
+                <w:sz w:val="19"/>
+              </w:rPr>
+              <w:t>penciri utama</w:t>
+            </w:r>
+            <w:r>
+              <w:rPr>
+                <w:rFonts w:ascii="Calibri" w:hAnsi="Calibri"/>
+                <w:i/>
+                <w:color w:val="262626"/>
+                <w:sz w:val="19"/>
+              </w:rPr>
+              <w:t xml:space="preserve"> IT2017 yang wajib diadopsi (</w:t>
+            </w:r>
+            <w:r>
+              <w:rPr>
+                <w:rFonts w:ascii="Consolas" w:hAnsi="Consolas"/>
+                <w:i/>
+                <w:color w:val="A02828"/>
+                <w:sz w:val="18"/>
+              </w:rPr>
+              <w:t>BK08 Praktek Profesional Global</w:t>
+            </w:r>
+            <w:r>
+              <w:rPr>
+                <w:rFonts w:ascii="Calibri" w:hAnsi="Calibri"/>
+                <w:i/>
+                <w:color w:val="262626"/>
+                <w:sz w:val="19"/>
+              </w:rPr>
+              <w:t xml:space="preserve">). Sebagaimana </w:t>
+            </w:r>
+            <w:r>
+              <w:rPr>
+                <w:rFonts w:ascii="Consolas" w:hAnsi="Consolas"/>
+                <w:i/>
+                <w:color w:val="A02828"/>
+                <w:sz w:val="18"/>
+              </w:rPr>
+              <w:t>BK-IS21</w:t>
+            </w:r>
+            <w:r>
+              <w:rPr>
+                <w:rFonts w:ascii="Calibri" w:hAnsi="Calibri"/>
+                <w:i/>
+                <w:color w:val="262626"/>
+                <w:sz w:val="19"/>
+              </w:rPr>
+              <w:t>, sasarannya adalah ranah Sikap dan Keterampilan Umum, bukan Keterampilan Khusus.</w:t>
             </w:r>
           </w:p>
         </w:tc>
@@ -8636,9 +8740,9 @@
       <w:r>
         <w:rPr>
           <w:color w:val="C8D2E1"/>
-          <w:sz w:val="16"/>
+          <w:sz w:val="14"/>
         </w:rPr>
-        <w:t>_________________________________________________________________________________</w:t>
+        <w:t>————————————————————————————————————————————————————————————————————————————————————————————————————————————————————————</w:t>
       </w:r>
     </w:p>
     <w:p>
@@ -8687,9 +8791,9 @@
         </w:tblBorders>
       </w:tblPr>
       <w:tblGrid>
-        <w:gridCol w:w="3010"/>
-        <w:gridCol w:w="3010"/>
-        <w:gridCol w:w="3010"/>
+        <w:gridCol w:w="4987"/>
+        <w:gridCol w:w="4987"/>
+        <w:gridCol w:w="4987"/>
       </w:tblGrid>
       <w:tr>
         <w:trPr>
@@ -8699,7 +8803,7 @@
         </w:trPr>
         <w:tc>
           <w:tcPr>
-            <w:tcW w:type="dxa" w:w="3010"/>
+            <w:tcW w:type="dxa" w:w="4987"/>
             <w:vAlign w:val="center"/>
             <w:shd w:fill="1F3864"/>
             <w:tcMar>
@@ -8727,7 +8831,7 @@
         </w:tc>
         <w:tc>
           <w:tcPr>
-            <w:tcW w:type="dxa" w:w="3010"/>
+            <w:tcW w:type="dxa" w:w="4987"/>
             <w:vAlign w:val="center"/>
             <w:shd w:fill="1F3864"/>
             <w:tcMar>
@@ -8755,7 +8859,7 @@
         </w:tc>
         <w:tc>
           <w:tcPr>
-            <w:tcW w:type="dxa" w:w="3010"/>
+            <w:tcW w:type="dxa" w:w="4987"/>
             <w:vAlign w:val="center"/>
             <w:shd w:fill="1F3864"/>
             <w:tcMar>
@@ -8788,14 +8892,14 @@
         </w:trPr>
         <w:tc>
           <w:tcPr>
-            <w:tcW w:type="dxa" w:w="3010"/>
+            <w:tcW w:type="dxa" w:w="4987"/>
             <w:vAlign w:val="center"/>
             <w:shd w:fill="FFFFFF"/>
             <w:tcMar>
-              <w:top w:w="80" w:type="dxa"/>
-              <w:bottom w:w="80" w:type="dxa"/>
-              <w:left w:w="100" w:type="dxa"/>
-              <w:right w:w="100" w:type="dxa"/>
+              <w:top w:w="70" w:type="dxa"/>
+              <w:bottom w:w="70" w:type="dxa"/>
+              <w:left w:w="90" w:type="dxa"/>
+              <w:right w:w="90" w:type="dxa"/>
             </w:tcMar>
           </w:tcPr>
           <w:p>
@@ -8815,14 +8919,14 @@
         </w:tc>
         <w:tc>
           <w:tcPr>
-            <w:tcW w:type="dxa" w:w="3010"/>
+            <w:tcW w:type="dxa" w:w="4987"/>
             <w:vAlign w:val="center"/>
             <w:shd w:fill="FFFFFF"/>
             <w:tcMar>
-              <w:top w:w="80" w:type="dxa"/>
-              <w:bottom w:w="80" w:type="dxa"/>
-              <w:left w:w="100" w:type="dxa"/>
-              <w:right w:w="100" w:type="dxa"/>
+              <w:top w:w="70" w:type="dxa"/>
+              <w:bottom w:w="70" w:type="dxa"/>
+              <w:left w:w="90" w:type="dxa"/>
+              <w:right w:w="90" w:type="dxa"/>
             </w:tcMar>
           </w:tcPr>
           <w:p>
@@ -8842,14 +8946,14 @@
         </w:tc>
         <w:tc>
           <w:tcPr>
-            <w:tcW w:type="dxa" w:w="3010"/>
+            <w:tcW w:type="dxa" w:w="4987"/>
             <w:vAlign w:val="center"/>
             <w:shd w:fill="FFFFFF"/>
             <w:tcMar>
-              <w:top w:w="80" w:type="dxa"/>
-              <w:bottom w:w="80" w:type="dxa"/>
-              <w:left w:w="100" w:type="dxa"/>
-              <w:right w:w="100" w:type="dxa"/>
+              <w:top w:w="70" w:type="dxa"/>
+              <w:bottom w:w="70" w:type="dxa"/>
+              <w:left w:w="90" w:type="dxa"/>
+              <w:right w:w="90" w:type="dxa"/>
             </w:tcMar>
           </w:tcPr>
           <w:p>
@@ -8874,14 +8978,14 @@
         </w:trPr>
         <w:tc>
           <w:tcPr>
-            <w:tcW w:type="dxa" w:w="3010"/>
+            <w:tcW w:type="dxa" w:w="4987"/>
             <w:vAlign w:val="center"/>
             <w:shd w:fill="F2F5F9"/>
             <w:tcMar>
-              <w:top w:w="80" w:type="dxa"/>
-              <w:bottom w:w="80" w:type="dxa"/>
-              <w:left w:w="100" w:type="dxa"/>
-              <w:right w:w="100" w:type="dxa"/>
+              <w:top w:w="70" w:type="dxa"/>
+              <w:bottom w:w="70" w:type="dxa"/>
+              <w:left w:w="90" w:type="dxa"/>
+              <w:right w:w="90" w:type="dxa"/>
             </w:tcMar>
           </w:tcPr>
           <w:p>
@@ -8901,14 +9005,14 @@
         </w:tc>
         <w:tc>
           <w:tcPr>
-            <w:tcW w:type="dxa" w:w="3010"/>
+            <w:tcW w:type="dxa" w:w="4987"/>
             <w:vAlign w:val="center"/>
             <w:shd w:fill="F2F5F9"/>
             <w:tcMar>
-              <w:top w:w="80" w:type="dxa"/>
-              <w:bottom w:w="80" w:type="dxa"/>
-              <w:left w:w="100" w:type="dxa"/>
-              <w:right w:w="100" w:type="dxa"/>
+              <w:top w:w="70" w:type="dxa"/>
+              <w:bottom w:w="70" w:type="dxa"/>
+              <w:left w:w="90" w:type="dxa"/>
+              <w:right w:w="90" w:type="dxa"/>
             </w:tcMar>
           </w:tcPr>
           <w:p>
@@ -8928,14 +9032,14 @@
         </w:tc>
         <w:tc>
           <w:tcPr>
-            <w:tcW w:type="dxa" w:w="3010"/>
+            <w:tcW w:type="dxa" w:w="4987"/>
             <w:vAlign w:val="center"/>
             <w:shd w:fill="F2F5F9"/>
             <w:tcMar>
-              <w:top w:w="80" w:type="dxa"/>
-              <w:bottom w:w="80" w:type="dxa"/>
-              <w:left w:w="100" w:type="dxa"/>
-              <w:right w:w="100" w:type="dxa"/>
+              <w:top w:w="70" w:type="dxa"/>
+              <w:bottom w:w="70" w:type="dxa"/>
+              <w:left w:w="90" w:type="dxa"/>
+              <w:right w:w="90" w:type="dxa"/>
             </w:tcMar>
           </w:tcPr>
           <w:p>
@@ -8960,14 +9064,14 @@
         </w:trPr>
         <w:tc>
           <w:tcPr>
-            <w:tcW w:type="dxa" w:w="3010"/>
+            <w:tcW w:type="dxa" w:w="4987"/>
             <w:vAlign w:val="center"/>
             <w:shd w:fill="FFFFFF"/>
             <w:tcMar>
-              <w:top w:w="80" w:type="dxa"/>
-              <w:bottom w:w="80" w:type="dxa"/>
-              <w:left w:w="100" w:type="dxa"/>
-              <w:right w:w="100" w:type="dxa"/>
+              <w:top w:w="70" w:type="dxa"/>
+              <w:bottom w:w="70" w:type="dxa"/>
+              <w:left w:w="90" w:type="dxa"/>
+              <w:right w:w="90" w:type="dxa"/>
             </w:tcMar>
           </w:tcPr>
           <w:p>
@@ -8987,14 +9091,14 @@
         </w:tc>
         <w:tc>
           <w:tcPr>
-            <w:tcW w:type="dxa" w:w="3010"/>
+            <w:tcW w:type="dxa" w:w="4987"/>
             <w:vAlign w:val="center"/>
             <w:shd w:fill="FFFFFF"/>
             <w:tcMar>
-              <w:top w:w="80" w:type="dxa"/>
-              <w:bottom w:w="80" w:type="dxa"/>
-              <w:left w:w="100" w:type="dxa"/>
-              <w:right w:w="100" w:type="dxa"/>
+              <w:top w:w="70" w:type="dxa"/>
+              <w:bottom w:w="70" w:type="dxa"/>
+              <w:left w:w="90" w:type="dxa"/>
+              <w:right w:w="90" w:type="dxa"/>
             </w:tcMar>
           </w:tcPr>
           <w:p>
@@ -9014,14 +9118,14 @@
         </w:tc>
         <w:tc>
           <w:tcPr>
-            <w:tcW w:type="dxa" w:w="3010"/>
+            <w:tcW w:type="dxa" w:w="4987"/>
             <w:vAlign w:val="center"/>
             <w:shd w:fill="FFFFFF"/>
             <w:tcMar>
-              <w:top w:w="80" w:type="dxa"/>
-              <w:bottom w:w="80" w:type="dxa"/>
-              <w:left w:w="100" w:type="dxa"/>
-              <w:right w:w="100" w:type="dxa"/>
+              <w:top w:w="70" w:type="dxa"/>
+              <w:bottom w:w="70" w:type="dxa"/>
+              <w:left w:w="90" w:type="dxa"/>
+              <w:right w:w="90" w:type="dxa"/>
             </w:tcMar>
           </w:tcPr>
           <w:p>
@@ -9046,14 +9150,14 @@
         </w:trPr>
         <w:tc>
           <w:tcPr>
-            <w:tcW w:type="dxa" w:w="3010"/>
+            <w:tcW w:type="dxa" w:w="4987"/>
             <w:vAlign w:val="center"/>
             <w:shd w:fill="F2F5F9"/>
             <w:tcMar>
-              <w:top w:w="80" w:type="dxa"/>
-              <w:bottom w:w="80" w:type="dxa"/>
-              <w:left w:w="100" w:type="dxa"/>
-              <w:right w:w="100" w:type="dxa"/>
+              <w:top w:w="70" w:type="dxa"/>
+              <w:bottom w:w="70" w:type="dxa"/>
+              <w:left w:w="90" w:type="dxa"/>
+              <w:right w:w="90" w:type="dxa"/>
             </w:tcMar>
           </w:tcPr>
           <w:p>
@@ -9073,14 +9177,14 @@
         </w:tc>
         <w:tc>
           <w:tcPr>
-            <w:tcW w:type="dxa" w:w="3010"/>
+            <w:tcW w:type="dxa" w:w="4987"/>
             <w:vAlign w:val="center"/>
             <w:shd w:fill="F2F5F9"/>
             <w:tcMar>
-              <w:top w:w="80" w:type="dxa"/>
-              <w:bottom w:w="80" w:type="dxa"/>
-              <w:left w:w="100" w:type="dxa"/>
-              <w:right w:w="100" w:type="dxa"/>
+              <w:top w:w="70" w:type="dxa"/>
+              <w:bottom w:w="70" w:type="dxa"/>
+              <w:left w:w="90" w:type="dxa"/>
+              <w:right w:w="90" w:type="dxa"/>
             </w:tcMar>
           </w:tcPr>
           <w:p>
@@ -9100,14 +9204,14 @@
         </w:tc>
         <w:tc>
           <w:tcPr>
-            <w:tcW w:type="dxa" w:w="3010"/>
+            <w:tcW w:type="dxa" w:w="4987"/>
             <w:vAlign w:val="center"/>
             <w:shd w:fill="F2F5F9"/>
             <w:tcMar>
-              <w:top w:w="80" w:type="dxa"/>
-              <w:bottom w:w="80" w:type="dxa"/>
-              <w:left w:w="100" w:type="dxa"/>
-              <w:right w:w="100" w:type="dxa"/>
+              <w:top w:w="70" w:type="dxa"/>
+              <w:bottom w:w="70" w:type="dxa"/>
+              <w:left w:w="90" w:type="dxa"/>
+              <w:right w:w="90" w:type="dxa"/>
             </w:tcMar>
           </w:tcPr>
           <w:p>
@@ -9129,7 +9233,7 @@
     </w:tbl>
     <w:p>
       <w:pPr>
-        <w:spacing w:after="120"/>
+        <w:spacing w:after="100"/>
       </w:pPr>
     </w:p>
     <w:p>
@@ -9163,9 +9267,9 @@
         </w:tblBorders>
       </w:tblPr>
       <w:tblGrid>
-        <w:gridCol w:w="3010"/>
-        <w:gridCol w:w="3010"/>
-        <w:gridCol w:w="3010"/>
+        <w:gridCol w:w="4987"/>
+        <w:gridCol w:w="4987"/>
+        <w:gridCol w:w="4987"/>
       </w:tblGrid>
       <w:tr>
         <w:trPr>
@@ -9175,7 +9279,7 @@
         </w:trPr>
         <w:tc>
           <w:tcPr>
-            <w:tcW w:type="dxa" w:w="3010"/>
+            <w:tcW w:type="dxa" w:w="4987"/>
             <w:vAlign w:val="center"/>
             <w:shd w:fill="1F3864"/>
             <w:tcMar>
@@ -9203,7 +9307,7 @@
         </w:tc>
         <w:tc>
           <w:tcPr>
-            <w:tcW w:type="dxa" w:w="3010"/>
+            <w:tcW w:type="dxa" w:w="4987"/>
             <w:vAlign w:val="center"/>
             <w:shd w:fill="1F3864"/>
             <w:tcMar>
@@ -9231,7 +9335,7 @@
         </w:tc>
         <w:tc>
           <w:tcPr>
-            <w:tcW w:type="dxa" w:w="3010"/>
+            <w:tcW w:type="dxa" w:w="4987"/>
             <w:vAlign w:val="center"/>
             <w:shd w:fill="1F3864"/>
             <w:tcMar>
@@ -9264,14 +9368,14 @@
         </w:trPr>
         <w:tc>
           <w:tcPr>
-            <w:tcW w:type="dxa" w:w="3010"/>
+            <w:tcW w:type="dxa" w:w="4987"/>
             <w:vAlign w:val="center"/>
             <w:shd w:fill="FFFFFF"/>
             <w:tcMar>
-              <w:top w:w="80" w:type="dxa"/>
-              <w:bottom w:w="80" w:type="dxa"/>
-              <w:left w:w="100" w:type="dxa"/>
-              <w:right w:w="100" w:type="dxa"/>
+              <w:top w:w="70" w:type="dxa"/>
+              <w:bottom w:w="70" w:type="dxa"/>
+              <w:left w:w="90" w:type="dxa"/>
+              <w:right w:w="90" w:type="dxa"/>
             </w:tcMar>
           </w:tcPr>
           <w:p>
@@ -9291,14 +9395,14 @@
         </w:tc>
         <w:tc>
           <w:tcPr>
-            <w:tcW w:type="dxa" w:w="3010"/>
+            <w:tcW w:type="dxa" w:w="4987"/>
             <w:vAlign w:val="center"/>
             <w:shd w:fill="FFFFFF"/>
             <w:tcMar>
-              <w:top w:w="80" w:type="dxa"/>
-              <w:bottom w:w="80" w:type="dxa"/>
-              <w:left w:w="100" w:type="dxa"/>
-              <w:right w:w="100" w:type="dxa"/>
+              <w:top w:w="70" w:type="dxa"/>
+              <w:bottom w:w="70" w:type="dxa"/>
+              <w:left w:w="90" w:type="dxa"/>
+              <w:right w:w="90" w:type="dxa"/>
             </w:tcMar>
           </w:tcPr>
           <w:p>
@@ -9318,14 +9422,14 @@
         </w:tc>
         <w:tc>
           <w:tcPr>
-            <w:tcW w:type="dxa" w:w="3010"/>
+            <w:tcW w:type="dxa" w:w="4987"/>
             <w:vAlign w:val="center"/>
             <w:shd w:fill="FFFFFF"/>
             <w:tcMar>
-              <w:top w:w="80" w:type="dxa"/>
-              <w:bottom w:w="80" w:type="dxa"/>
-              <w:left w:w="100" w:type="dxa"/>
-              <w:right w:w="100" w:type="dxa"/>
+              <w:top w:w="70" w:type="dxa"/>
+              <w:bottom w:w="70" w:type="dxa"/>
+              <w:left w:w="90" w:type="dxa"/>
+              <w:right w:w="90" w:type="dxa"/>
             </w:tcMar>
           </w:tcPr>
           <w:p>
@@ -9350,14 +9454,14 @@
         </w:trPr>
         <w:tc>
           <w:tcPr>
-            <w:tcW w:type="dxa" w:w="3010"/>
+            <w:tcW w:type="dxa" w:w="4987"/>
             <w:vAlign w:val="center"/>
             <w:shd w:fill="F2F5F9"/>
             <w:tcMar>
-              <w:top w:w="80" w:type="dxa"/>
-              <w:bottom w:w="80" w:type="dxa"/>
-              <w:left w:w="100" w:type="dxa"/>
-              <w:right w:w="100" w:type="dxa"/>
+              <w:top w:w="70" w:type="dxa"/>
+              <w:bottom w:w="70" w:type="dxa"/>
+              <w:left w:w="90" w:type="dxa"/>
+              <w:right w:w="90" w:type="dxa"/>
             </w:tcMar>
           </w:tcPr>
           <w:p>
@@ -9377,14 +9481,14 @@
         </w:tc>
         <w:tc>
           <w:tcPr>
-            <w:tcW w:type="dxa" w:w="3010"/>
+            <w:tcW w:type="dxa" w:w="4987"/>
             <w:vAlign w:val="center"/>
             <w:shd w:fill="F2F5F9"/>
             <w:tcMar>
-              <w:top w:w="80" w:type="dxa"/>
-              <w:bottom w:w="80" w:type="dxa"/>
-              <w:left w:w="100" w:type="dxa"/>
-              <w:right w:w="100" w:type="dxa"/>
+              <w:top w:w="70" w:type="dxa"/>
+              <w:bottom w:w="70" w:type="dxa"/>
+              <w:left w:w="90" w:type="dxa"/>
+              <w:right w:w="90" w:type="dxa"/>
             </w:tcMar>
           </w:tcPr>
           <w:p>
@@ -9404,14 +9508,14 @@
         </w:tc>
         <w:tc>
           <w:tcPr>
-            <w:tcW w:type="dxa" w:w="3010"/>
+            <w:tcW w:type="dxa" w:w="4987"/>
             <w:vAlign w:val="center"/>
             <w:shd w:fill="F2F5F9"/>
             <w:tcMar>
-              <w:top w:w="80" w:type="dxa"/>
-              <w:bottom w:w="80" w:type="dxa"/>
-              <w:left w:w="100" w:type="dxa"/>
-              <w:right w:w="100" w:type="dxa"/>
+              <w:top w:w="70" w:type="dxa"/>
+              <w:bottom w:w="70" w:type="dxa"/>
+              <w:left w:w="90" w:type="dxa"/>
+              <w:right w:w="90" w:type="dxa"/>
             </w:tcMar>
           </w:tcPr>
           <w:p>
@@ -9436,14 +9540,14 @@
         </w:trPr>
         <w:tc>
           <w:tcPr>
-            <w:tcW w:type="dxa" w:w="3010"/>
+            <w:tcW w:type="dxa" w:w="4987"/>
             <w:vAlign w:val="center"/>
             <w:shd w:fill="FFFFFF"/>
             <w:tcMar>
-              <w:top w:w="80" w:type="dxa"/>
-              <w:bottom w:w="80" w:type="dxa"/>
-              <w:left w:w="100" w:type="dxa"/>
-              <w:right w:w="100" w:type="dxa"/>
+              <w:top w:w="70" w:type="dxa"/>
+              <w:bottom w:w="70" w:type="dxa"/>
+              <w:left w:w="90" w:type="dxa"/>
+              <w:right w:w="90" w:type="dxa"/>
             </w:tcMar>
           </w:tcPr>
           <w:p>
@@ -9463,14 +9567,14 @@
         </w:tc>
         <w:tc>
           <w:tcPr>
-            <w:tcW w:type="dxa" w:w="3010"/>
+            <w:tcW w:type="dxa" w:w="4987"/>
             <w:vAlign w:val="center"/>
             <w:shd w:fill="FFFFFF"/>
             <w:tcMar>
-              <w:top w:w="80" w:type="dxa"/>
-              <w:bottom w:w="80" w:type="dxa"/>
-              <w:left w:w="100" w:type="dxa"/>
-              <w:right w:w="100" w:type="dxa"/>
+              <w:top w:w="70" w:type="dxa"/>
+              <w:bottom w:w="70" w:type="dxa"/>
+              <w:left w:w="90" w:type="dxa"/>
+              <w:right w:w="90" w:type="dxa"/>
             </w:tcMar>
           </w:tcPr>
           <w:p>
@@ -9490,14 +9594,14 @@
         </w:tc>
         <w:tc>
           <w:tcPr>
-            <w:tcW w:type="dxa" w:w="3010"/>
+            <w:tcW w:type="dxa" w:w="4987"/>
             <w:vAlign w:val="center"/>
             <w:shd w:fill="FFFFFF"/>
             <w:tcMar>
-              <w:top w:w="80" w:type="dxa"/>
-              <w:bottom w:w="80" w:type="dxa"/>
-              <w:left w:w="100" w:type="dxa"/>
-              <w:right w:w="100" w:type="dxa"/>
+              <w:top w:w="70" w:type="dxa"/>
+              <w:bottom w:w="70" w:type="dxa"/>
+              <w:left w:w="90" w:type="dxa"/>
+              <w:right w:w="90" w:type="dxa"/>
             </w:tcMar>
           </w:tcPr>
           <w:p>
@@ -9522,14 +9626,14 @@
         </w:trPr>
         <w:tc>
           <w:tcPr>
-            <w:tcW w:type="dxa" w:w="3010"/>
+            <w:tcW w:type="dxa" w:w="4987"/>
             <w:vAlign w:val="center"/>
             <w:shd w:fill="F2F5F9"/>
             <w:tcMar>
-              <w:top w:w="80" w:type="dxa"/>
-              <w:bottom w:w="80" w:type="dxa"/>
-              <w:left w:w="100" w:type="dxa"/>
-              <w:right w:w="100" w:type="dxa"/>
+              <w:top w:w="70" w:type="dxa"/>
+              <w:bottom w:w="70" w:type="dxa"/>
+              <w:left w:w="90" w:type="dxa"/>
+              <w:right w:w="90" w:type="dxa"/>
             </w:tcMar>
           </w:tcPr>
           <w:p>
@@ -9549,14 +9653,14 @@
         </w:tc>
         <w:tc>
           <w:tcPr>
-            <w:tcW w:type="dxa" w:w="3010"/>
+            <w:tcW w:type="dxa" w:w="4987"/>
             <w:vAlign w:val="center"/>
             <w:shd w:fill="F2F5F9"/>
             <w:tcMar>
-              <w:top w:w="80" w:type="dxa"/>
-              <w:bottom w:w="80" w:type="dxa"/>
-              <w:left w:w="100" w:type="dxa"/>
-              <w:right w:w="100" w:type="dxa"/>
+              <w:top w:w="70" w:type="dxa"/>
+              <w:bottom w:w="70" w:type="dxa"/>
+              <w:left w:w="90" w:type="dxa"/>
+              <w:right w:w="90" w:type="dxa"/>
             </w:tcMar>
           </w:tcPr>
           <w:p>
@@ -9593,14 +9697,14 @@
         </w:tc>
         <w:tc>
           <w:tcPr>
-            <w:tcW w:type="dxa" w:w="3010"/>
+            <w:tcW w:type="dxa" w:w="4987"/>
             <w:vAlign w:val="center"/>
             <w:shd w:fill="F2F5F9"/>
             <w:tcMar>
-              <w:top w:w="80" w:type="dxa"/>
-              <w:bottom w:w="80" w:type="dxa"/>
-              <w:left w:w="100" w:type="dxa"/>
-              <w:right w:w="100" w:type="dxa"/>
+              <w:top w:w="70" w:type="dxa"/>
+              <w:bottom w:w="70" w:type="dxa"/>
+              <w:left w:w="90" w:type="dxa"/>
+              <w:right w:w="90" w:type="dxa"/>
             </w:tcMar>
           </w:tcPr>
           <w:p>
@@ -9622,7 +9726,7 @@
     </w:tbl>
     <w:p>
       <w:pPr>
-        <w:spacing w:after="120"/>
+        <w:spacing w:after="100"/>
       </w:pPr>
     </w:p>
     <w:p>
@@ -9656,9 +9760,9 @@
         </w:tblBorders>
       </w:tblPr>
       <w:tblGrid>
-        <w:gridCol w:w="3010"/>
-        <w:gridCol w:w="3010"/>
-        <w:gridCol w:w="3010"/>
+        <w:gridCol w:w="4987"/>
+        <w:gridCol w:w="4987"/>
+        <w:gridCol w:w="4987"/>
       </w:tblGrid>
       <w:tr>
         <w:trPr>
@@ -9668,7 +9772,7 @@
         </w:trPr>
         <w:tc>
           <w:tcPr>
-            <w:tcW w:type="dxa" w:w="3010"/>
+            <w:tcW w:type="dxa" w:w="4987"/>
             <w:vAlign w:val="center"/>
             <w:shd w:fill="1F3864"/>
             <w:tcMar>
@@ -9696,7 +9800,7 @@
         </w:tc>
         <w:tc>
           <w:tcPr>
-            <w:tcW w:type="dxa" w:w="3010"/>
+            <w:tcW w:type="dxa" w:w="4987"/>
             <w:vAlign w:val="center"/>
             <w:shd w:fill="1F3864"/>
             <w:tcMar>
@@ -9724,7 +9828,7 @@
         </w:tc>
         <w:tc>
           <w:tcPr>
-            <w:tcW w:type="dxa" w:w="3010"/>
+            <w:tcW w:type="dxa" w:w="4987"/>
             <w:vAlign w:val="center"/>
             <w:shd w:fill="1F3864"/>
             <w:tcMar>
@@ -9757,14 +9861,14 @@
         </w:trPr>
         <w:tc>
           <w:tcPr>
-            <w:tcW w:type="dxa" w:w="3010"/>
+            <w:tcW w:type="dxa" w:w="4987"/>
             <w:vAlign w:val="center"/>
             <w:shd w:fill="FFFFFF"/>
             <w:tcMar>
-              <w:top w:w="80" w:type="dxa"/>
-              <w:bottom w:w="80" w:type="dxa"/>
-              <w:left w:w="100" w:type="dxa"/>
-              <w:right w:w="100" w:type="dxa"/>
+              <w:top w:w="70" w:type="dxa"/>
+              <w:bottom w:w="70" w:type="dxa"/>
+              <w:left w:w="90" w:type="dxa"/>
+              <w:right w:w="90" w:type="dxa"/>
             </w:tcMar>
           </w:tcPr>
           <w:p>
@@ -9784,14 +9888,14 @@
         </w:tc>
         <w:tc>
           <w:tcPr>
-            <w:tcW w:type="dxa" w:w="3010"/>
+            <w:tcW w:type="dxa" w:w="4987"/>
             <w:vAlign w:val="center"/>
             <w:shd w:fill="FFFFFF"/>
             <w:tcMar>
-              <w:top w:w="80" w:type="dxa"/>
-              <w:bottom w:w="80" w:type="dxa"/>
-              <w:left w:w="100" w:type="dxa"/>
-              <w:right w:w="100" w:type="dxa"/>
+              <w:top w:w="70" w:type="dxa"/>
+              <w:bottom w:w="70" w:type="dxa"/>
+              <w:left w:w="90" w:type="dxa"/>
+              <w:right w:w="90" w:type="dxa"/>
             </w:tcMar>
           </w:tcPr>
           <w:p>
@@ -9811,14 +9915,14 @@
         </w:tc>
         <w:tc>
           <w:tcPr>
-            <w:tcW w:type="dxa" w:w="3010"/>
+            <w:tcW w:type="dxa" w:w="4987"/>
             <w:vAlign w:val="center"/>
             <w:shd w:fill="FFFFFF"/>
             <w:tcMar>
-              <w:top w:w="80" w:type="dxa"/>
-              <w:bottom w:w="80" w:type="dxa"/>
-              <w:left w:w="100" w:type="dxa"/>
-              <w:right w:w="100" w:type="dxa"/>
+              <w:top w:w="70" w:type="dxa"/>
+              <w:bottom w:w="70" w:type="dxa"/>
+              <w:left w:w="90" w:type="dxa"/>
+              <w:right w:w="90" w:type="dxa"/>
             </w:tcMar>
           </w:tcPr>
           <w:p>
@@ -9843,14 +9947,14 @@
         </w:trPr>
         <w:tc>
           <w:tcPr>
-            <w:tcW w:type="dxa" w:w="3010"/>
+            <w:tcW w:type="dxa" w:w="4987"/>
             <w:vAlign w:val="center"/>
             <w:shd w:fill="F2F5F9"/>
             <w:tcMar>
-              <w:top w:w="80" w:type="dxa"/>
-              <w:bottom w:w="80" w:type="dxa"/>
-              <w:left w:w="100" w:type="dxa"/>
-              <w:right w:w="100" w:type="dxa"/>
+              <w:top w:w="70" w:type="dxa"/>
+              <w:bottom w:w="70" w:type="dxa"/>
+              <w:left w:w="90" w:type="dxa"/>
+              <w:right w:w="90" w:type="dxa"/>
             </w:tcMar>
           </w:tcPr>
           <w:p>
@@ -9870,14 +9974,14 @@
         </w:tc>
         <w:tc>
           <w:tcPr>
-            <w:tcW w:type="dxa" w:w="3010"/>
+            <w:tcW w:type="dxa" w:w="4987"/>
             <w:vAlign w:val="center"/>
             <w:shd w:fill="F2F5F9"/>
             <w:tcMar>
-              <w:top w:w="80" w:type="dxa"/>
-              <w:bottom w:w="80" w:type="dxa"/>
-              <w:left w:w="100" w:type="dxa"/>
-              <w:right w:w="100" w:type="dxa"/>
+              <w:top w:w="70" w:type="dxa"/>
+              <w:bottom w:w="70" w:type="dxa"/>
+              <w:left w:w="90" w:type="dxa"/>
+              <w:right w:w="90" w:type="dxa"/>
             </w:tcMar>
           </w:tcPr>
           <w:p>
@@ -9897,14 +10001,14 @@
         </w:tc>
         <w:tc>
           <w:tcPr>
-            <w:tcW w:type="dxa" w:w="3010"/>
+            <w:tcW w:type="dxa" w:w="4987"/>
             <w:vAlign w:val="center"/>
             <w:shd w:fill="F2F5F9"/>
             <w:tcMar>
-              <w:top w:w="80" w:type="dxa"/>
-              <w:bottom w:w="80" w:type="dxa"/>
-              <w:left w:w="100" w:type="dxa"/>
-              <w:right w:w="100" w:type="dxa"/>
+              <w:top w:w="70" w:type="dxa"/>
+              <w:bottom w:w="70" w:type="dxa"/>
+              <w:left w:w="90" w:type="dxa"/>
+              <w:right w:w="90" w:type="dxa"/>
             </w:tcMar>
           </w:tcPr>
           <w:p>
@@ -9929,14 +10033,14 @@
         </w:trPr>
         <w:tc>
           <w:tcPr>
-            <w:tcW w:type="dxa" w:w="3010"/>
+            <w:tcW w:type="dxa" w:w="4987"/>
             <w:vAlign w:val="center"/>
             <w:shd w:fill="FFFFFF"/>
             <w:tcMar>
-              <w:top w:w="80" w:type="dxa"/>
-              <w:bottom w:w="80" w:type="dxa"/>
-              <w:left w:w="100" w:type="dxa"/>
-              <w:right w:w="100" w:type="dxa"/>
+              <w:top w:w="70" w:type="dxa"/>
+              <w:bottom w:w="70" w:type="dxa"/>
+              <w:left w:w="90" w:type="dxa"/>
+              <w:right w:w="90" w:type="dxa"/>
             </w:tcMar>
           </w:tcPr>
           <w:p>
@@ -9956,14 +10060,14 @@
         </w:tc>
         <w:tc>
           <w:tcPr>
-            <w:tcW w:type="dxa" w:w="3010"/>
+            <w:tcW w:type="dxa" w:w="4987"/>
             <w:vAlign w:val="center"/>
             <w:shd w:fill="FFFFFF"/>
             <w:tcMar>
-              <w:top w:w="80" w:type="dxa"/>
-              <w:bottom w:w="80" w:type="dxa"/>
-              <w:left w:w="100" w:type="dxa"/>
-              <w:right w:w="100" w:type="dxa"/>
+              <w:top w:w="70" w:type="dxa"/>
+              <w:bottom w:w="70" w:type="dxa"/>
+              <w:left w:w="90" w:type="dxa"/>
+              <w:right w:w="90" w:type="dxa"/>
             </w:tcMar>
           </w:tcPr>
           <w:p>
@@ -9983,14 +10087,14 @@
         </w:tc>
         <w:tc>
           <w:tcPr>
-            <w:tcW w:type="dxa" w:w="3010"/>
+            <w:tcW w:type="dxa" w:w="4987"/>
             <w:vAlign w:val="center"/>
             <w:shd w:fill="FFFFFF"/>
             <w:tcMar>
-              <w:top w:w="80" w:type="dxa"/>
-              <w:bottom w:w="80" w:type="dxa"/>
-              <w:left w:w="100" w:type="dxa"/>
-              <w:right w:w="100" w:type="dxa"/>
+              <w:top w:w="70" w:type="dxa"/>
+              <w:bottom w:w="70" w:type="dxa"/>
+              <w:left w:w="90" w:type="dxa"/>
+              <w:right w:w="90" w:type="dxa"/>
             </w:tcMar>
           </w:tcPr>
           <w:p>
@@ -10015,14 +10119,14 @@
         </w:trPr>
         <w:tc>
           <w:tcPr>
-            <w:tcW w:type="dxa" w:w="3010"/>
+            <w:tcW w:type="dxa" w:w="4987"/>
             <w:vAlign w:val="center"/>
             <w:shd w:fill="F2F5F9"/>
             <w:tcMar>
-              <w:top w:w="80" w:type="dxa"/>
-              <w:bottom w:w="80" w:type="dxa"/>
-              <w:left w:w="100" w:type="dxa"/>
-              <w:right w:w="100" w:type="dxa"/>
+              <w:top w:w="70" w:type="dxa"/>
+              <w:bottom w:w="70" w:type="dxa"/>
+              <w:left w:w="90" w:type="dxa"/>
+              <w:right w:w="90" w:type="dxa"/>
             </w:tcMar>
           </w:tcPr>
           <w:p>
@@ -10042,14 +10146,14 @@
         </w:tc>
         <w:tc>
           <w:tcPr>
-            <w:tcW w:type="dxa" w:w="3010"/>
+            <w:tcW w:type="dxa" w:w="4987"/>
             <w:vAlign w:val="center"/>
             <w:shd w:fill="F2F5F9"/>
             <w:tcMar>
-              <w:top w:w="80" w:type="dxa"/>
-              <w:bottom w:w="80" w:type="dxa"/>
-              <w:left w:w="100" w:type="dxa"/>
-              <w:right w:w="100" w:type="dxa"/>
+              <w:top w:w="70" w:type="dxa"/>
+              <w:bottom w:w="70" w:type="dxa"/>
+              <w:left w:w="90" w:type="dxa"/>
+              <w:right w:w="90" w:type="dxa"/>
             </w:tcMar>
           </w:tcPr>
           <w:p>
@@ -10069,14 +10173,14 @@
         </w:tc>
         <w:tc>
           <w:tcPr>
-            <w:tcW w:type="dxa" w:w="3010"/>
+            <w:tcW w:type="dxa" w:w="4987"/>
             <w:vAlign w:val="center"/>
             <w:shd w:fill="F2F5F9"/>
             <w:tcMar>
-              <w:top w:w="80" w:type="dxa"/>
-              <w:bottom w:w="80" w:type="dxa"/>
-              <w:left w:w="100" w:type="dxa"/>
-              <w:right w:w="100" w:type="dxa"/>
+              <w:top w:w="70" w:type="dxa"/>
+              <w:bottom w:w="70" w:type="dxa"/>
+              <w:left w:w="90" w:type="dxa"/>
+              <w:right w:w="90" w:type="dxa"/>
             </w:tcMar>
           </w:tcPr>
           <w:p>
@@ -10098,7 +10202,7 @@
     </w:tbl>
     <w:p>
       <w:pPr>
-        <w:spacing w:after="120"/>
+        <w:spacing w:after="100"/>
       </w:pPr>
     </w:p>
     <w:p>
@@ -10132,9 +10236,9 @@
         </w:tblBorders>
       </w:tblPr>
       <w:tblGrid>
-        <w:gridCol w:w="3010"/>
-        <w:gridCol w:w="3010"/>
-        <w:gridCol w:w="3010"/>
+        <w:gridCol w:w="4987"/>
+        <w:gridCol w:w="4987"/>
+        <w:gridCol w:w="4987"/>
       </w:tblGrid>
       <w:tr>
         <w:trPr>
@@ -10144,7 +10248,7 @@
         </w:trPr>
         <w:tc>
           <w:tcPr>
-            <w:tcW w:type="dxa" w:w="3010"/>
+            <w:tcW w:type="dxa" w:w="4987"/>
             <w:vAlign w:val="center"/>
             <w:shd w:fill="1F3864"/>
             <w:tcMar>
@@ -10172,7 +10276,7 @@
         </w:tc>
         <w:tc>
           <w:tcPr>
-            <w:tcW w:type="dxa" w:w="3010"/>
+            <w:tcW w:type="dxa" w:w="4987"/>
             <w:vAlign w:val="center"/>
             <w:shd w:fill="1F3864"/>
             <w:tcMar>
@@ -10200,7 +10304,7 @@
         </w:tc>
         <w:tc>
           <w:tcPr>
-            <w:tcW w:type="dxa" w:w="3010"/>
+            <w:tcW w:type="dxa" w:w="4987"/>
             <w:vAlign w:val="center"/>
             <w:shd w:fill="1F3864"/>
             <w:tcMar>
@@ -10233,14 +10337,14 @@
         </w:trPr>
         <w:tc>
           <w:tcPr>
-            <w:tcW w:type="dxa" w:w="3010"/>
+            <w:tcW w:type="dxa" w:w="4987"/>
             <w:vAlign w:val="center"/>
             <w:shd w:fill="FFFFFF"/>
             <w:tcMar>
-              <w:top w:w="80" w:type="dxa"/>
-              <w:bottom w:w="80" w:type="dxa"/>
-              <w:left w:w="100" w:type="dxa"/>
-              <w:right w:w="100" w:type="dxa"/>
+              <w:top w:w="70" w:type="dxa"/>
+              <w:bottom w:w="70" w:type="dxa"/>
+              <w:left w:w="90" w:type="dxa"/>
+              <w:right w:w="90" w:type="dxa"/>
             </w:tcMar>
           </w:tcPr>
           <w:p>
@@ -10260,14 +10364,14 @@
         </w:tc>
         <w:tc>
           <w:tcPr>
-            <w:tcW w:type="dxa" w:w="3010"/>
+            <w:tcW w:type="dxa" w:w="4987"/>
             <w:vAlign w:val="center"/>
             <w:shd w:fill="FFFFFF"/>
             <w:tcMar>
-              <w:top w:w="80" w:type="dxa"/>
-              <w:bottom w:w="80" w:type="dxa"/>
-              <w:left w:w="100" w:type="dxa"/>
-              <w:right w:w="100" w:type="dxa"/>
+              <w:top w:w="70" w:type="dxa"/>
+              <w:bottom w:w="70" w:type="dxa"/>
+              <w:left w:w="90" w:type="dxa"/>
+              <w:right w:w="90" w:type="dxa"/>
             </w:tcMar>
           </w:tcPr>
           <w:p>
@@ -10287,14 +10391,14 @@
         </w:tc>
         <w:tc>
           <w:tcPr>
-            <w:tcW w:type="dxa" w:w="3010"/>
+            <w:tcW w:type="dxa" w:w="4987"/>
             <w:vAlign w:val="center"/>
             <w:shd w:fill="FFFFFF"/>
             <w:tcMar>
-              <w:top w:w="80" w:type="dxa"/>
-              <w:bottom w:w="80" w:type="dxa"/>
-              <w:left w:w="100" w:type="dxa"/>
-              <w:right w:w="100" w:type="dxa"/>
+              <w:top w:w="70" w:type="dxa"/>
+              <w:bottom w:w="70" w:type="dxa"/>
+              <w:left w:w="90" w:type="dxa"/>
+              <w:right w:w="90" w:type="dxa"/>
             </w:tcMar>
           </w:tcPr>
           <w:p>
@@ -10319,14 +10423,14 @@
         </w:trPr>
         <w:tc>
           <w:tcPr>
-            <w:tcW w:type="dxa" w:w="3010"/>
+            <w:tcW w:type="dxa" w:w="4987"/>
             <w:vAlign w:val="center"/>
             <w:shd w:fill="F2F5F9"/>
             <w:tcMar>
-              <w:top w:w="80" w:type="dxa"/>
-              <w:bottom w:w="80" w:type="dxa"/>
-              <w:left w:w="100" w:type="dxa"/>
-              <w:right w:w="100" w:type="dxa"/>
+              <w:top w:w="70" w:type="dxa"/>
+              <w:bottom w:w="70" w:type="dxa"/>
+              <w:left w:w="90" w:type="dxa"/>
+              <w:right w:w="90" w:type="dxa"/>
             </w:tcMar>
           </w:tcPr>
           <w:p>
@@ -10346,14 +10450,14 @@
         </w:tc>
         <w:tc>
           <w:tcPr>
-            <w:tcW w:type="dxa" w:w="3010"/>
+            <w:tcW w:type="dxa" w:w="4987"/>
             <w:vAlign w:val="center"/>
             <w:shd w:fill="F2F5F9"/>
             <w:tcMar>
-              <w:top w:w="80" w:type="dxa"/>
-              <w:bottom w:w="80" w:type="dxa"/>
-              <w:left w:w="100" w:type="dxa"/>
-              <w:right w:w="100" w:type="dxa"/>
+              <w:top w:w="70" w:type="dxa"/>
+              <w:bottom w:w="70" w:type="dxa"/>
+              <w:left w:w="90" w:type="dxa"/>
+              <w:right w:w="90" w:type="dxa"/>
             </w:tcMar>
           </w:tcPr>
           <w:p>
@@ -10373,14 +10477,14 @@
         </w:tc>
         <w:tc>
           <w:tcPr>
-            <w:tcW w:type="dxa" w:w="3010"/>
+            <w:tcW w:type="dxa" w:w="4987"/>
             <w:vAlign w:val="center"/>
             <w:shd w:fill="F2F5F9"/>
             <w:tcMar>
-              <w:top w:w="80" w:type="dxa"/>
-              <w:bottom w:w="80" w:type="dxa"/>
-              <w:left w:w="100" w:type="dxa"/>
-              <w:right w:w="100" w:type="dxa"/>
+              <w:top w:w="70" w:type="dxa"/>
+              <w:bottom w:w="70" w:type="dxa"/>
+              <w:left w:w="90" w:type="dxa"/>
+              <w:right w:w="90" w:type="dxa"/>
             </w:tcMar>
           </w:tcPr>
           <w:p>
@@ -10405,14 +10509,14 @@
         </w:trPr>
         <w:tc>
           <w:tcPr>
-            <w:tcW w:type="dxa" w:w="3010"/>
+            <w:tcW w:type="dxa" w:w="4987"/>
             <w:vAlign w:val="center"/>
             <w:shd w:fill="FFFFFF"/>
             <w:tcMar>
-              <w:top w:w="80" w:type="dxa"/>
-              <w:bottom w:w="80" w:type="dxa"/>
-              <w:left w:w="100" w:type="dxa"/>
-              <w:right w:w="100" w:type="dxa"/>
+              <w:top w:w="70" w:type="dxa"/>
+              <w:bottom w:w="70" w:type="dxa"/>
+              <w:left w:w="90" w:type="dxa"/>
+              <w:right w:w="90" w:type="dxa"/>
             </w:tcMar>
           </w:tcPr>
           <w:p>
@@ -10432,14 +10536,14 @@
         </w:tc>
         <w:tc>
           <w:tcPr>
-            <w:tcW w:type="dxa" w:w="3010"/>
+            <w:tcW w:type="dxa" w:w="4987"/>
             <w:vAlign w:val="center"/>
             <w:shd w:fill="FFFFFF"/>
             <w:tcMar>
-              <w:top w:w="80" w:type="dxa"/>
-              <w:bottom w:w="80" w:type="dxa"/>
-              <w:left w:w="100" w:type="dxa"/>
-              <w:right w:w="100" w:type="dxa"/>
+              <w:top w:w="70" w:type="dxa"/>
+              <w:bottom w:w="70" w:type="dxa"/>
+              <w:left w:w="90" w:type="dxa"/>
+              <w:right w:w="90" w:type="dxa"/>
             </w:tcMar>
           </w:tcPr>
           <w:p>
@@ -10476,14 +10580,14 @@
         </w:tc>
         <w:tc>
           <w:tcPr>
-            <w:tcW w:type="dxa" w:w="3010"/>
+            <w:tcW w:type="dxa" w:w="4987"/>
             <w:vAlign w:val="center"/>
             <w:shd w:fill="FFFFFF"/>
             <w:tcMar>
-              <w:top w:w="80" w:type="dxa"/>
-              <w:bottom w:w="80" w:type="dxa"/>
-              <w:left w:w="100" w:type="dxa"/>
-              <w:right w:w="100" w:type="dxa"/>
+              <w:top w:w="70" w:type="dxa"/>
+              <w:bottom w:w="70" w:type="dxa"/>
+              <w:left w:w="90" w:type="dxa"/>
+              <w:right w:w="90" w:type="dxa"/>
             </w:tcMar>
           </w:tcPr>
           <w:p>
@@ -10508,14 +10612,14 @@
         </w:trPr>
         <w:tc>
           <w:tcPr>
-            <w:tcW w:type="dxa" w:w="3010"/>
+            <w:tcW w:type="dxa" w:w="4987"/>
             <w:vAlign w:val="center"/>
             <w:shd w:fill="F2F5F9"/>
             <w:tcMar>
-              <w:top w:w="80" w:type="dxa"/>
-              <w:bottom w:w="80" w:type="dxa"/>
-              <w:left w:w="100" w:type="dxa"/>
-              <w:right w:w="100" w:type="dxa"/>
+              <w:top w:w="70" w:type="dxa"/>
+              <w:bottom w:w="70" w:type="dxa"/>
+              <w:left w:w="90" w:type="dxa"/>
+              <w:right w:w="90" w:type="dxa"/>
             </w:tcMar>
           </w:tcPr>
           <w:p>
@@ -10535,14 +10639,14 @@
         </w:tc>
         <w:tc>
           <w:tcPr>
-            <w:tcW w:type="dxa" w:w="3010"/>
+            <w:tcW w:type="dxa" w:w="4987"/>
             <w:vAlign w:val="center"/>
             <w:shd w:fill="F2F5F9"/>
             <w:tcMar>
-              <w:top w:w="80" w:type="dxa"/>
-              <w:bottom w:w="80" w:type="dxa"/>
-              <w:left w:w="100" w:type="dxa"/>
-              <w:right w:w="100" w:type="dxa"/>
+              <w:top w:w="70" w:type="dxa"/>
+              <w:bottom w:w="70" w:type="dxa"/>
+              <w:left w:w="90" w:type="dxa"/>
+              <w:right w:w="90" w:type="dxa"/>
             </w:tcMar>
           </w:tcPr>
           <w:p>
@@ -10562,14 +10666,14 @@
         </w:tc>
         <w:tc>
           <w:tcPr>
-            <w:tcW w:type="dxa" w:w="3010"/>
+            <w:tcW w:type="dxa" w:w="4987"/>
             <w:vAlign w:val="center"/>
             <w:shd w:fill="F2F5F9"/>
             <w:tcMar>
-              <w:top w:w="80" w:type="dxa"/>
-              <w:bottom w:w="80" w:type="dxa"/>
-              <w:left w:w="100" w:type="dxa"/>
-              <w:right w:w="100" w:type="dxa"/>
+              <w:top w:w="70" w:type="dxa"/>
+              <w:bottom w:w="70" w:type="dxa"/>
+              <w:left w:w="90" w:type="dxa"/>
+              <w:right w:w="90" w:type="dxa"/>
             </w:tcMar>
           </w:tcPr>
           <w:p>
@@ -10591,7 +10695,7 @@
     </w:tbl>
     <w:p>
       <w:pPr>
-        <w:spacing w:after="120"/>
+        <w:spacing w:after="100"/>
       </w:pPr>
     </w:p>
     <w:p>
@@ -10625,9 +10729,9 @@
         </w:tblBorders>
       </w:tblPr>
       <w:tblGrid>
-        <w:gridCol w:w="3010"/>
-        <w:gridCol w:w="3010"/>
-        <w:gridCol w:w="3010"/>
+        <w:gridCol w:w="4987"/>
+        <w:gridCol w:w="4987"/>
+        <w:gridCol w:w="4987"/>
       </w:tblGrid>
       <w:tr>
         <w:trPr>
@@ -10637,7 +10741,7 @@
         </w:trPr>
         <w:tc>
           <w:tcPr>
-            <w:tcW w:type="dxa" w:w="3010"/>
+            <w:tcW w:type="dxa" w:w="4987"/>
             <w:vAlign w:val="center"/>
             <w:shd w:fill="1F3864"/>
             <w:tcMar>
@@ -10665,7 +10769,7 @@
         </w:tc>
         <w:tc>
           <w:tcPr>
-            <w:tcW w:type="dxa" w:w="3010"/>
+            <w:tcW w:type="dxa" w:w="4987"/>
             <w:vAlign w:val="center"/>
             <w:shd w:fill="1F3864"/>
             <w:tcMar>
@@ -10693,7 +10797,7 @@
         </w:tc>
         <w:tc>
           <w:tcPr>
-            <w:tcW w:type="dxa" w:w="3010"/>
+            <w:tcW w:type="dxa" w:w="4987"/>
             <w:vAlign w:val="center"/>
             <w:shd w:fill="1F3864"/>
             <w:tcMar>
@@ -10726,14 +10830,14 @@
         </w:trPr>
         <w:tc>
           <w:tcPr>
-            <w:tcW w:type="dxa" w:w="3010"/>
+            <w:tcW w:type="dxa" w:w="4987"/>
             <w:vAlign w:val="center"/>
             <w:shd w:fill="FFFFFF"/>
             <w:tcMar>
-              <w:top w:w="80" w:type="dxa"/>
-              <w:bottom w:w="80" w:type="dxa"/>
-              <w:left w:w="100" w:type="dxa"/>
-              <w:right w:w="100" w:type="dxa"/>
+              <w:top w:w="70" w:type="dxa"/>
+              <w:bottom w:w="70" w:type="dxa"/>
+              <w:left w:w="90" w:type="dxa"/>
+              <w:right w:w="90" w:type="dxa"/>
             </w:tcMar>
           </w:tcPr>
           <w:p>
@@ -10753,14 +10857,14 @@
         </w:tc>
         <w:tc>
           <w:tcPr>
-            <w:tcW w:type="dxa" w:w="3010"/>
+            <w:tcW w:type="dxa" w:w="4987"/>
             <w:vAlign w:val="center"/>
             <w:shd w:fill="FFFFFF"/>
             <w:tcMar>
-              <w:top w:w="80" w:type="dxa"/>
-              <w:bottom w:w="80" w:type="dxa"/>
-              <w:left w:w="100" w:type="dxa"/>
-              <w:right w:w="100" w:type="dxa"/>
+              <w:top w:w="70" w:type="dxa"/>
+              <w:bottom w:w="70" w:type="dxa"/>
+              <w:left w:w="90" w:type="dxa"/>
+              <w:right w:w="90" w:type="dxa"/>
             </w:tcMar>
           </w:tcPr>
           <w:p>
@@ -10814,14 +10918,14 @@
         </w:tc>
         <w:tc>
           <w:tcPr>
-            <w:tcW w:type="dxa" w:w="3010"/>
+            <w:tcW w:type="dxa" w:w="4987"/>
             <w:vAlign w:val="center"/>
             <w:shd w:fill="FFFFFF"/>
             <w:tcMar>
-              <w:top w:w="80" w:type="dxa"/>
-              <w:bottom w:w="80" w:type="dxa"/>
-              <w:left w:w="100" w:type="dxa"/>
-              <w:right w:w="100" w:type="dxa"/>
+              <w:top w:w="70" w:type="dxa"/>
+              <w:bottom w:w="70" w:type="dxa"/>
+              <w:left w:w="90" w:type="dxa"/>
+              <w:right w:w="90" w:type="dxa"/>
             </w:tcMar>
           </w:tcPr>
           <w:p>
@@ -10863,14 +10967,14 @@
         </w:trPr>
         <w:tc>
           <w:tcPr>
-            <w:tcW w:type="dxa" w:w="3010"/>
+            <w:tcW w:type="dxa" w:w="4987"/>
             <w:vAlign w:val="center"/>
             <w:shd w:fill="F2F5F9"/>
             <w:tcMar>
-              <w:top w:w="80" w:type="dxa"/>
-              <w:bottom w:w="80" w:type="dxa"/>
-              <w:left w:w="100" w:type="dxa"/>
-              <w:right w:w="100" w:type="dxa"/>
+              <w:top w:w="70" w:type="dxa"/>
+              <w:bottom w:w="70" w:type="dxa"/>
+              <w:left w:w="90" w:type="dxa"/>
+              <w:right w:w="90" w:type="dxa"/>
             </w:tcMar>
           </w:tcPr>
           <w:p>
@@ -10890,14 +10994,14 @@
         </w:tc>
         <w:tc>
           <w:tcPr>
-            <w:tcW w:type="dxa" w:w="3010"/>
+            <w:tcW w:type="dxa" w:w="4987"/>
             <w:vAlign w:val="center"/>
             <w:shd w:fill="F2F5F9"/>
             <w:tcMar>
-              <w:top w:w="80" w:type="dxa"/>
-              <w:bottom w:w="80" w:type="dxa"/>
-              <w:left w:w="100" w:type="dxa"/>
-              <w:right w:w="100" w:type="dxa"/>
+              <w:top w:w="70" w:type="dxa"/>
+              <w:bottom w:w="70" w:type="dxa"/>
+              <w:left w:w="90" w:type="dxa"/>
+              <w:right w:w="90" w:type="dxa"/>
             </w:tcMar>
           </w:tcPr>
           <w:p>
@@ -10951,14 +11055,14 @@
         </w:tc>
         <w:tc>
           <w:tcPr>
-            <w:tcW w:type="dxa" w:w="3010"/>
+            <w:tcW w:type="dxa" w:w="4987"/>
             <w:vAlign w:val="center"/>
             <w:shd w:fill="F2F5F9"/>
             <w:tcMar>
-              <w:top w:w="80" w:type="dxa"/>
-              <w:bottom w:w="80" w:type="dxa"/>
-              <w:left w:w="100" w:type="dxa"/>
-              <w:right w:w="100" w:type="dxa"/>
+              <w:top w:w="70" w:type="dxa"/>
+              <w:bottom w:w="70" w:type="dxa"/>
+              <w:left w:w="90" w:type="dxa"/>
+              <w:right w:w="90" w:type="dxa"/>
             </w:tcMar>
           </w:tcPr>
           <w:p>
@@ -11000,14 +11104,14 @@
         </w:trPr>
         <w:tc>
           <w:tcPr>
-            <w:tcW w:type="dxa" w:w="3010"/>
+            <w:tcW w:type="dxa" w:w="4987"/>
             <w:vAlign w:val="center"/>
             <w:shd w:fill="FFFFFF"/>
             <w:tcMar>
-              <w:top w:w="80" w:type="dxa"/>
-              <w:bottom w:w="80" w:type="dxa"/>
-              <w:left w:w="100" w:type="dxa"/>
-              <w:right w:w="100" w:type="dxa"/>
+              <w:top w:w="70" w:type="dxa"/>
+              <w:bottom w:w="70" w:type="dxa"/>
+              <w:left w:w="90" w:type="dxa"/>
+              <w:right w:w="90" w:type="dxa"/>
             </w:tcMar>
           </w:tcPr>
           <w:p>
@@ -11027,14 +11131,14 @@
         </w:tc>
         <w:tc>
           <w:tcPr>
-            <w:tcW w:type="dxa" w:w="3010"/>
+            <w:tcW w:type="dxa" w:w="4987"/>
             <w:vAlign w:val="center"/>
             <w:shd w:fill="FFFFFF"/>
             <w:tcMar>
-              <w:top w:w="80" w:type="dxa"/>
-              <w:bottom w:w="80" w:type="dxa"/>
-              <w:left w:w="100" w:type="dxa"/>
-              <w:right w:w="100" w:type="dxa"/>
+              <w:top w:w="70" w:type="dxa"/>
+              <w:bottom w:w="70" w:type="dxa"/>
+              <w:left w:w="90" w:type="dxa"/>
+              <w:right w:w="90" w:type="dxa"/>
             </w:tcMar>
           </w:tcPr>
           <w:p>
@@ -11054,14 +11158,14 @@
         </w:tc>
         <w:tc>
           <w:tcPr>
-            <w:tcW w:type="dxa" w:w="3010"/>
+            <w:tcW w:type="dxa" w:w="4987"/>
             <w:vAlign w:val="center"/>
             <w:shd w:fill="FFFFFF"/>
             <w:tcMar>
-              <w:top w:w="80" w:type="dxa"/>
-              <w:bottom w:w="80" w:type="dxa"/>
-              <w:left w:w="100" w:type="dxa"/>
-              <w:right w:w="100" w:type="dxa"/>
+              <w:top w:w="70" w:type="dxa"/>
+              <w:bottom w:w="70" w:type="dxa"/>
+              <w:left w:w="90" w:type="dxa"/>
+              <w:right w:w="90" w:type="dxa"/>
             </w:tcMar>
           </w:tcPr>
           <w:p>
@@ -11086,14 +11190,14 @@
         </w:trPr>
         <w:tc>
           <w:tcPr>
-            <w:tcW w:type="dxa" w:w="3010"/>
+            <w:tcW w:type="dxa" w:w="4987"/>
             <w:vAlign w:val="center"/>
             <w:shd w:fill="F2F5F9"/>
             <w:tcMar>
-              <w:top w:w="80" w:type="dxa"/>
-              <w:bottom w:w="80" w:type="dxa"/>
-              <w:left w:w="100" w:type="dxa"/>
-              <w:right w:w="100" w:type="dxa"/>
+              <w:top w:w="70" w:type="dxa"/>
+              <w:bottom w:w="70" w:type="dxa"/>
+              <w:left w:w="90" w:type="dxa"/>
+              <w:right w:w="90" w:type="dxa"/>
             </w:tcMar>
           </w:tcPr>
           <w:p>
@@ -11113,14 +11217,14 @@
         </w:tc>
         <w:tc>
           <w:tcPr>
-            <w:tcW w:type="dxa" w:w="3010"/>
+            <w:tcW w:type="dxa" w:w="4987"/>
             <w:vAlign w:val="center"/>
             <w:shd w:fill="F2F5F9"/>
             <w:tcMar>
-              <w:top w:w="80" w:type="dxa"/>
-              <w:bottom w:w="80" w:type="dxa"/>
-              <w:left w:w="100" w:type="dxa"/>
-              <w:right w:w="100" w:type="dxa"/>
+              <w:top w:w="70" w:type="dxa"/>
+              <w:bottom w:w="70" w:type="dxa"/>
+              <w:left w:w="90" w:type="dxa"/>
+              <w:right w:w="90" w:type="dxa"/>
             </w:tcMar>
           </w:tcPr>
           <w:p>
@@ -11140,14 +11244,14 @@
         </w:tc>
         <w:tc>
           <w:tcPr>
-            <w:tcW w:type="dxa" w:w="3010"/>
+            <w:tcW w:type="dxa" w:w="4987"/>
             <w:vAlign w:val="center"/>
             <w:shd w:fill="F2F5F9"/>
             <w:tcMar>
-              <w:top w:w="80" w:type="dxa"/>
-              <w:bottom w:w="80" w:type="dxa"/>
-              <w:left w:w="100" w:type="dxa"/>
-              <w:right w:w="100" w:type="dxa"/>
+              <w:top w:w="70" w:type="dxa"/>
+              <w:bottom w:w="70" w:type="dxa"/>
+              <w:left w:w="90" w:type="dxa"/>
+              <w:right w:w="90" w:type="dxa"/>
             </w:tcMar>
           </w:tcPr>
           <w:p>
@@ -11169,7 +11273,7 @@
     </w:tbl>
     <w:p>
       <w:pPr>
-        <w:spacing w:after="120"/>
+        <w:spacing w:after="100"/>
       </w:pPr>
     </w:p>
     <w:p>
@@ -11203,9 +11307,9 @@
         </w:tblBorders>
       </w:tblPr>
       <w:tblGrid>
-        <w:gridCol w:w="3010"/>
-        <w:gridCol w:w="3010"/>
-        <w:gridCol w:w="3010"/>
+        <w:gridCol w:w="4987"/>
+        <w:gridCol w:w="4987"/>
+        <w:gridCol w:w="4987"/>
       </w:tblGrid>
       <w:tr>
         <w:trPr>
@@ -11215,7 +11319,7 @@
         </w:trPr>
         <w:tc>
           <w:tcPr>
-            <w:tcW w:type="dxa" w:w="3010"/>
+            <w:tcW w:type="dxa" w:w="4987"/>
             <w:vAlign w:val="center"/>
             <w:shd w:fill="1F3864"/>
             <w:tcMar>
@@ -11243,7 +11347,7 @@
         </w:tc>
         <w:tc>
           <w:tcPr>
-            <w:tcW w:type="dxa" w:w="3010"/>
+            <w:tcW w:type="dxa" w:w="4987"/>
             <w:vAlign w:val="center"/>
             <w:shd w:fill="1F3864"/>
             <w:tcMar>
@@ -11271,7 +11375,7 @@
         </w:tc>
         <w:tc>
           <w:tcPr>
-            <w:tcW w:type="dxa" w:w="3010"/>
+            <w:tcW w:type="dxa" w:w="4987"/>
             <w:vAlign w:val="center"/>
             <w:shd w:fill="1F3864"/>
             <w:tcMar>
@@ -11304,14 +11408,14 @@
         </w:trPr>
         <w:tc>
           <w:tcPr>
-            <w:tcW w:type="dxa" w:w="3010"/>
+            <w:tcW w:type="dxa" w:w="4987"/>
             <w:vAlign w:val="center"/>
             <w:shd w:fill="FFFFFF"/>
             <w:tcMar>
-              <w:top w:w="80" w:type="dxa"/>
-              <w:bottom w:w="80" w:type="dxa"/>
-              <w:left w:w="100" w:type="dxa"/>
-              <w:right w:w="100" w:type="dxa"/>
+              <w:top w:w="70" w:type="dxa"/>
+              <w:bottom w:w="70" w:type="dxa"/>
+              <w:left w:w="90" w:type="dxa"/>
+              <w:right w:w="90" w:type="dxa"/>
             </w:tcMar>
           </w:tcPr>
           <w:p>
@@ -11331,14 +11435,14 @@
         </w:tc>
         <w:tc>
           <w:tcPr>
-            <w:tcW w:type="dxa" w:w="3010"/>
+            <w:tcW w:type="dxa" w:w="4987"/>
             <w:vAlign w:val="center"/>
             <w:shd w:fill="FFFFFF"/>
             <w:tcMar>
-              <w:top w:w="80" w:type="dxa"/>
-              <w:bottom w:w="80" w:type="dxa"/>
-              <w:left w:w="100" w:type="dxa"/>
-              <w:right w:w="100" w:type="dxa"/>
+              <w:top w:w="70" w:type="dxa"/>
+              <w:bottom w:w="70" w:type="dxa"/>
+              <w:left w:w="90" w:type="dxa"/>
+              <w:right w:w="90" w:type="dxa"/>
             </w:tcMar>
           </w:tcPr>
           <w:p>
@@ -11375,14 +11479,14 @@
         </w:tc>
         <w:tc>
           <w:tcPr>
-            <w:tcW w:type="dxa" w:w="3010"/>
+            <w:tcW w:type="dxa" w:w="4987"/>
             <w:vAlign w:val="center"/>
             <w:shd w:fill="FFFFFF"/>
             <w:tcMar>
-              <w:top w:w="80" w:type="dxa"/>
-              <w:bottom w:w="80" w:type="dxa"/>
-              <w:left w:w="100" w:type="dxa"/>
-              <w:right w:w="100" w:type="dxa"/>
+              <w:top w:w="70" w:type="dxa"/>
+              <w:bottom w:w="70" w:type="dxa"/>
+              <w:left w:w="90" w:type="dxa"/>
+              <w:right w:w="90" w:type="dxa"/>
             </w:tcMar>
           </w:tcPr>
           <w:p>
@@ -11424,14 +11528,14 @@
         </w:trPr>
         <w:tc>
           <w:tcPr>
-            <w:tcW w:type="dxa" w:w="3010"/>
+            <w:tcW w:type="dxa" w:w="4987"/>
             <w:vAlign w:val="center"/>
             <w:shd w:fill="F2F5F9"/>
             <w:tcMar>
-              <w:top w:w="80" w:type="dxa"/>
-              <w:bottom w:w="80" w:type="dxa"/>
-              <w:left w:w="100" w:type="dxa"/>
-              <w:right w:w="100" w:type="dxa"/>
+              <w:top w:w="70" w:type="dxa"/>
+              <w:bottom w:w="70" w:type="dxa"/>
+              <w:left w:w="90" w:type="dxa"/>
+              <w:right w:w="90" w:type="dxa"/>
             </w:tcMar>
           </w:tcPr>
           <w:p>
@@ -11451,14 +11555,14 @@
         </w:tc>
         <w:tc>
           <w:tcPr>
-            <w:tcW w:type="dxa" w:w="3010"/>
+            <w:tcW w:type="dxa" w:w="4987"/>
             <w:vAlign w:val="center"/>
             <w:shd w:fill="F2F5F9"/>
             <w:tcMar>
-              <w:top w:w="80" w:type="dxa"/>
-              <w:bottom w:w="80" w:type="dxa"/>
-              <w:left w:w="100" w:type="dxa"/>
-              <w:right w:w="100" w:type="dxa"/>
+              <w:top w:w="70" w:type="dxa"/>
+              <w:bottom w:w="70" w:type="dxa"/>
+              <w:left w:w="90" w:type="dxa"/>
+              <w:right w:w="90" w:type="dxa"/>
             </w:tcMar>
           </w:tcPr>
           <w:p>
@@ -11495,14 +11599,14 @@
         </w:tc>
         <w:tc>
           <w:tcPr>
-            <w:tcW w:type="dxa" w:w="3010"/>
+            <w:tcW w:type="dxa" w:w="4987"/>
             <w:vAlign w:val="center"/>
             <w:shd w:fill="F2F5F9"/>
             <w:tcMar>
-              <w:top w:w="80" w:type="dxa"/>
-              <w:bottom w:w="80" w:type="dxa"/>
-              <w:left w:w="100" w:type="dxa"/>
-              <w:right w:w="100" w:type="dxa"/>
+              <w:top w:w="70" w:type="dxa"/>
+              <w:bottom w:w="70" w:type="dxa"/>
+              <w:left w:w="90" w:type="dxa"/>
+              <w:right w:w="90" w:type="dxa"/>
             </w:tcMar>
           </w:tcPr>
           <w:p>
@@ -11527,14 +11631,14 @@
         </w:trPr>
         <w:tc>
           <w:tcPr>
-            <w:tcW w:type="dxa" w:w="3010"/>
+            <w:tcW w:type="dxa" w:w="4987"/>
             <w:vAlign w:val="center"/>
             <w:shd w:fill="FFFFFF"/>
             <w:tcMar>
-              <w:top w:w="80" w:type="dxa"/>
-              <w:bottom w:w="80" w:type="dxa"/>
-              <w:left w:w="100" w:type="dxa"/>
-              <w:right w:w="100" w:type="dxa"/>
+              <w:top w:w="70" w:type="dxa"/>
+              <w:bottom w:w="70" w:type="dxa"/>
+              <w:left w:w="90" w:type="dxa"/>
+              <w:right w:w="90" w:type="dxa"/>
             </w:tcMar>
           </w:tcPr>
           <w:p>
@@ -11554,14 +11658,14 @@
         </w:tc>
         <w:tc>
           <w:tcPr>
-            <w:tcW w:type="dxa" w:w="3010"/>
+            <w:tcW w:type="dxa" w:w="4987"/>
             <w:vAlign w:val="center"/>
             <w:shd w:fill="FFFFFF"/>
             <w:tcMar>
-              <w:top w:w="80" w:type="dxa"/>
-              <w:bottom w:w="80" w:type="dxa"/>
-              <w:left w:w="100" w:type="dxa"/>
-              <w:right w:w="100" w:type="dxa"/>
+              <w:top w:w="70" w:type="dxa"/>
+              <w:bottom w:w="70" w:type="dxa"/>
+              <w:left w:w="90" w:type="dxa"/>
+              <w:right w:w="90" w:type="dxa"/>
             </w:tcMar>
           </w:tcPr>
           <w:p>
@@ -11581,14 +11685,14 @@
         </w:tc>
         <w:tc>
           <w:tcPr>
-            <w:tcW w:type="dxa" w:w="3010"/>
+            <w:tcW w:type="dxa" w:w="4987"/>
             <w:vAlign w:val="center"/>
             <w:shd w:fill="FFFFFF"/>
             <w:tcMar>
-              <w:top w:w="80" w:type="dxa"/>
-              <w:bottom w:w="80" w:type="dxa"/>
-              <w:left w:w="100" w:type="dxa"/>
-              <w:right w:w="100" w:type="dxa"/>
+              <w:top w:w="70" w:type="dxa"/>
+              <w:bottom w:w="70" w:type="dxa"/>
+              <w:left w:w="90" w:type="dxa"/>
+              <w:right w:w="90" w:type="dxa"/>
             </w:tcMar>
           </w:tcPr>
           <w:p>
@@ -11664,14 +11768,14 @@
         </w:trPr>
         <w:tc>
           <w:tcPr>
-            <w:tcW w:type="dxa" w:w="3010"/>
+            <w:tcW w:type="dxa" w:w="4987"/>
             <w:vAlign w:val="center"/>
             <w:shd w:fill="F2F5F9"/>
             <w:tcMar>
-              <w:top w:w="80" w:type="dxa"/>
-              <w:bottom w:w="80" w:type="dxa"/>
-              <w:left w:w="100" w:type="dxa"/>
-              <w:right w:w="100" w:type="dxa"/>
+              <w:top w:w="70" w:type="dxa"/>
+              <w:bottom w:w="70" w:type="dxa"/>
+              <w:left w:w="90" w:type="dxa"/>
+              <w:right w:w="90" w:type="dxa"/>
             </w:tcMar>
           </w:tcPr>
           <w:p>
@@ -11691,14 +11795,14 @@
         </w:tc>
         <w:tc>
           <w:tcPr>
-            <w:tcW w:type="dxa" w:w="3010"/>
+            <w:tcW w:type="dxa" w:w="4987"/>
             <w:vAlign w:val="center"/>
             <w:shd w:fill="F2F5F9"/>
             <w:tcMar>
-              <w:top w:w="80" w:type="dxa"/>
-              <w:bottom w:w="80" w:type="dxa"/>
-              <w:left w:w="100" w:type="dxa"/>
-              <w:right w:w="100" w:type="dxa"/>
+              <w:top w:w="70" w:type="dxa"/>
+              <w:bottom w:w="70" w:type="dxa"/>
+              <w:left w:w="90" w:type="dxa"/>
+              <w:right w:w="90" w:type="dxa"/>
             </w:tcMar>
           </w:tcPr>
           <w:p>
@@ -11735,14 +11839,14 @@
         </w:tc>
         <w:tc>
           <w:tcPr>
-            <w:tcW w:type="dxa" w:w="3010"/>
+            <w:tcW w:type="dxa" w:w="4987"/>
             <w:vAlign w:val="center"/>
             <w:shd w:fill="F2F5F9"/>
             <w:tcMar>
-              <w:top w:w="80" w:type="dxa"/>
-              <w:bottom w:w="80" w:type="dxa"/>
-              <w:left w:w="100" w:type="dxa"/>
-              <w:right w:w="100" w:type="dxa"/>
+              <w:top w:w="70" w:type="dxa"/>
+              <w:bottom w:w="70" w:type="dxa"/>
+              <w:left w:w="90" w:type="dxa"/>
+              <w:right w:w="90" w:type="dxa"/>
             </w:tcMar>
           </w:tcPr>
           <w:p>
@@ -11798,7 +11902,7 @@
     </w:tbl>
     <w:p>
       <w:pPr>
-        <w:spacing w:after="120"/>
+        <w:spacing w:after="100"/>
       </w:pPr>
     </w:p>
     <w:p>
@@ -11808,9 +11912,9 @@
       <w:r>
         <w:rPr>
           <w:color w:val="C8D2E1"/>
-          <w:sz w:val="16"/>
+          <w:sz w:val="14"/>
         </w:rPr>
-        <w:t>_________________________________________________________________________________</w:t>
+        <w:t>————————————————————————————————————————————————————————————————————————————————————————————————————————————————————————</w:t>
       </w:r>
     </w:p>
     <w:p>
@@ -11844,14 +11948,14 @@
         </w:tblBorders>
       </w:tblPr>
       <w:tblGrid>
-        <w:gridCol w:w="1129"/>
-        <w:gridCol w:w="1129"/>
-        <w:gridCol w:w="1129"/>
-        <w:gridCol w:w="1129"/>
-        <w:gridCol w:w="1129"/>
-        <w:gridCol w:w="1129"/>
-        <w:gridCol w:w="1129"/>
-        <w:gridCol w:w="1129"/>
+        <w:gridCol w:w="1870"/>
+        <w:gridCol w:w="1870"/>
+        <w:gridCol w:w="1870"/>
+        <w:gridCol w:w="1870"/>
+        <w:gridCol w:w="1870"/>
+        <w:gridCol w:w="1870"/>
+        <w:gridCol w:w="1870"/>
+        <w:gridCol w:w="1870"/>
       </w:tblGrid>
       <w:tr>
         <w:trPr>
@@ -11861,7 +11965,7 @@
         </w:trPr>
         <w:tc>
           <w:tcPr>
-            <w:tcW w:type="dxa" w:w="1129"/>
+            <w:tcW w:type="dxa" w:w="1870"/>
             <w:vAlign w:val="center"/>
             <w:shd w:fill="1F3864"/>
             <w:tcMar>
@@ -11881,7 +11985,7 @@
                 <w:rFonts w:ascii="Calibri" w:hAnsi="Calibri"/>
                 <w:b/>
                 <w:color w:val="FFFFFF"/>
-                <w:sz w:val="20"/>
+                <w:sz w:val="19"/>
               </w:rPr>
               <w:t>Profil Lulusan</w:t>
             </w:r>
@@ -11889,7 +11993,7 @@
         </w:tc>
         <w:tc>
           <w:tcPr>
-            <w:tcW w:type="dxa" w:w="1129"/>
+            <w:tcW w:type="dxa" w:w="1870"/>
             <w:vAlign w:val="center"/>
             <w:shd w:fill="1F3864"/>
             <w:tcMar>
@@ -11909,7 +12013,7 @@
                 <w:rFonts w:ascii="Calibri" w:hAnsi="Calibri"/>
                 <w:b/>
                 <w:color w:val="FFFFFF"/>
-                <w:sz w:val="20"/>
+                <w:sz w:val="19"/>
               </w:rPr>
               <w:t>Nomenklatur Profil Lulusan</w:t>
             </w:r>
@@ -11917,7 +12021,7 @@
         </w:tc>
         <w:tc>
           <w:tcPr>
-            <w:tcW w:type="dxa" w:w="1129"/>
+            <w:tcW w:type="dxa" w:w="1870"/>
             <w:vAlign w:val="center"/>
             <w:shd w:fill="1F3864"/>
             <w:tcMar>
@@ -11937,7 +12041,7 @@
                 <w:rFonts w:ascii="Calibri" w:hAnsi="Calibri"/>
                 <w:b/>
                 <w:color w:val="FFFFFF"/>
-                <w:sz w:val="20"/>
+                <w:sz w:val="19"/>
               </w:rPr>
               <w:t>KK1</w:t>
             </w:r>
@@ -11945,7 +12049,7 @@
         </w:tc>
         <w:tc>
           <w:tcPr>
-            <w:tcW w:type="dxa" w:w="1129"/>
+            <w:tcW w:type="dxa" w:w="1870"/>
             <w:vAlign w:val="center"/>
             <w:shd w:fill="1F3864"/>
             <w:tcMar>
@@ -11965,7 +12069,7 @@
                 <w:rFonts w:ascii="Calibri" w:hAnsi="Calibri"/>
                 <w:b/>
                 <w:color w:val="FFFFFF"/>
-                <w:sz w:val="20"/>
+                <w:sz w:val="19"/>
               </w:rPr>
               <w:t>KK2</w:t>
             </w:r>
@@ -11973,7 +12077,7 @@
         </w:tc>
         <w:tc>
           <w:tcPr>
-            <w:tcW w:type="dxa" w:w="1129"/>
+            <w:tcW w:type="dxa" w:w="1870"/>
             <w:vAlign w:val="center"/>
             <w:shd w:fill="1F3864"/>
             <w:tcMar>
@@ -11993,7 +12097,7 @@
                 <w:rFonts w:ascii="Calibri" w:hAnsi="Calibri"/>
                 <w:b/>
                 <w:color w:val="FFFFFF"/>
-                <w:sz w:val="20"/>
+                <w:sz w:val="19"/>
               </w:rPr>
               <w:t>KK3</w:t>
             </w:r>
@@ -12001,7 +12105,7 @@
         </w:tc>
         <w:tc>
           <w:tcPr>
-            <w:tcW w:type="dxa" w:w="1129"/>
+            <w:tcW w:type="dxa" w:w="1870"/>
             <w:vAlign w:val="center"/>
             <w:shd w:fill="1F3864"/>
             <w:tcMar>
@@ -12021,7 +12125,7 @@
                 <w:rFonts w:ascii="Calibri" w:hAnsi="Calibri"/>
                 <w:b/>
                 <w:color w:val="FFFFFF"/>
-                <w:sz w:val="20"/>
+                <w:sz w:val="19"/>
               </w:rPr>
               <w:t>KK4</w:t>
             </w:r>
@@ -12029,7 +12133,7 @@
         </w:tc>
         <w:tc>
           <w:tcPr>
-            <w:tcW w:type="dxa" w:w="1129"/>
+            <w:tcW w:type="dxa" w:w="1870"/>
             <w:vAlign w:val="center"/>
             <w:shd w:fill="1F3864"/>
             <w:tcMar>
@@ -12049,7 +12153,7 @@
                 <w:rFonts w:ascii="Calibri" w:hAnsi="Calibri"/>
                 <w:b/>
                 <w:color w:val="FFFFFF"/>
-                <w:sz w:val="20"/>
+                <w:sz w:val="19"/>
               </w:rPr>
               <w:t>KK5</w:t>
             </w:r>
@@ -12057,7 +12161,7 @@
         </w:tc>
         <w:tc>
           <w:tcPr>
-            <w:tcW w:type="dxa" w:w="1129"/>
+            <w:tcW w:type="dxa" w:w="1870"/>
             <w:vAlign w:val="center"/>
             <w:shd w:fill="1F3864"/>
             <w:tcMar>
@@ -12077,7 +12181,7 @@
                 <w:rFonts w:ascii="Calibri" w:hAnsi="Calibri"/>
                 <w:b/>
                 <w:color w:val="FFFFFF"/>
-                <w:sz w:val="20"/>
+                <w:sz w:val="19"/>
               </w:rPr>
               <w:t>KK6</w:t>
             </w:r>
@@ -12090,14 +12194,14 @@
         </w:trPr>
         <w:tc>
           <w:tcPr>
-            <w:tcW w:type="dxa" w:w="1129"/>
+            <w:tcW w:type="dxa" w:w="1870"/>
             <w:vAlign w:val="center"/>
             <w:shd w:fill="FFFFFF"/>
             <w:tcMar>
-              <w:top w:w="80" w:type="dxa"/>
-              <w:bottom w:w="80" w:type="dxa"/>
-              <w:left w:w="100" w:type="dxa"/>
-              <w:right w:w="100" w:type="dxa"/>
+              <w:top w:w="70" w:type="dxa"/>
+              <w:bottom w:w="70" w:type="dxa"/>
+              <w:left w:w="90" w:type="dxa"/>
+              <w:right w:w="90" w:type="dxa"/>
             </w:tcMar>
           </w:tcPr>
           <w:p>
@@ -12110,7 +12214,7 @@
                 <w:rFonts w:ascii="Calibri" w:hAnsi="Calibri"/>
                 <w:b/>
                 <w:color w:val="262626"/>
-                <w:sz w:val="19"/>
+                <w:sz w:val="18"/>
               </w:rPr>
               <w:t>PL-1</w:t>
             </w:r>
@@ -12118,14 +12222,14 @@
         </w:tc>
         <w:tc>
           <w:tcPr>
-            <w:tcW w:type="dxa" w:w="1129"/>
+            <w:tcW w:type="dxa" w:w="1870"/>
             <w:vAlign w:val="center"/>
             <w:shd w:fill="FFFFFF"/>
             <w:tcMar>
-              <w:top w:w="80" w:type="dxa"/>
-              <w:bottom w:w="80" w:type="dxa"/>
-              <w:left w:w="100" w:type="dxa"/>
-              <w:right w:w="100" w:type="dxa"/>
+              <w:top w:w="70" w:type="dxa"/>
+              <w:bottom w:w="70" w:type="dxa"/>
+              <w:left w:w="90" w:type="dxa"/>
+              <w:right w:w="90" w:type="dxa"/>
             </w:tcMar>
           </w:tcPr>
           <w:p>
@@ -12137,7 +12241,7 @@
               <w:rPr>
                 <w:rFonts w:ascii="Calibri" w:hAnsi="Calibri"/>
                 <w:color w:val="262626"/>
-                <w:sz w:val="19"/>
+                <w:sz w:val="18"/>
               </w:rPr>
               <w:t>Intelligent IS Developer &amp; AI Engineer</w:t>
             </w:r>
@@ -12145,14 +12249,14 @@
         </w:tc>
         <w:tc>
           <w:tcPr>
-            <w:tcW w:type="dxa" w:w="1129"/>
+            <w:tcW w:type="dxa" w:w="1870"/>
             <w:vAlign w:val="center"/>
             <w:shd w:fill="FFFFFF"/>
             <w:tcMar>
-              <w:top w:w="80" w:type="dxa"/>
-              <w:bottom w:w="80" w:type="dxa"/>
-              <w:left w:w="100" w:type="dxa"/>
-              <w:right w:w="100" w:type="dxa"/>
+              <w:top w:w="70" w:type="dxa"/>
+              <w:bottom w:w="70" w:type="dxa"/>
+              <w:left w:w="90" w:type="dxa"/>
+              <w:right w:w="90" w:type="dxa"/>
             </w:tcMar>
           </w:tcPr>
           <w:p>
@@ -12164,7 +12268,7 @@
               <w:rPr>
                 <w:rFonts w:ascii="Calibri" w:hAnsi="Calibri"/>
                 <w:color w:val="262626"/>
-                <w:sz w:val="19"/>
+                <w:sz w:val="18"/>
               </w:rPr>
               <w:t>⭐⭐⭐</w:t>
             </w:r>
@@ -12172,14 +12276,14 @@
         </w:tc>
         <w:tc>
           <w:tcPr>
-            <w:tcW w:type="dxa" w:w="1129"/>
+            <w:tcW w:type="dxa" w:w="1870"/>
             <w:vAlign w:val="center"/>
             <w:shd w:fill="FFFFFF"/>
             <w:tcMar>
-              <w:top w:w="80" w:type="dxa"/>
-              <w:bottom w:w="80" w:type="dxa"/>
-              <w:left w:w="100" w:type="dxa"/>
-              <w:right w:w="100" w:type="dxa"/>
+              <w:top w:w="70" w:type="dxa"/>
+              <w:bottom w:w="70" w:type="dxa"/>
+              <w:left w:w="90" w:type="dxa"/>
+              <w:right w:w="90" w:type="dxa"/>
             </w:tcMar>
           </w:tcPr>
           <w:p>
@@ -12191,7 +12295,7 @@
               <w:rPr>
                 <w:rFonts w:ascii="Calibri" w:hAnsi="Calibri"/>
                 <w:color w:val="262626"/>
-                <w:sz w:val="19"/>
+                <w:sz w:val="18"/>
               </w:rPr>
               <w:t>⭐⭐⭐</w:t>
             </w:r>
@@ -12199,14 +12303,14 @@
         </w:tc>
         <w:tc>
           <w:tcPr>
-            <w:tcW w:type="dxa" w:w="1129"/>
+            <w:tcW w:type="dxa" w:w="1870"/>
             <w:vAlign w:val="center"/>
             <w:shd w:fill="FFFFFF"/>
             <w:tcMar>
-              <w:top w:w="80" w:type="dxa"/>
-              <w:bottom w:w="80" w:type="dxa"/>
-              <w:left w:w="100" w:type="dxa"/>
-              <w:right w:w="100" w:type="dxa"/>
+              <w:top w:w="70" w:type="dxa"/>
+              <w:bottom w:w="70" w:type="dxa"/>
+              <w:left w:w="90" w:type="dxa"/>
+              <w:right w:w="90" w:type="dxa"/>
             </w:tcMar>
           </w:tcPr>
           <w:p>
@@ -12218,14 +12322,14 @@
         </w:tc>
         <w:tc>
           <w:tcPr>
-            <w:tcW w:type="dxa" w:w="1129"/>
+            <w:tcW w:type="dxa" w:w="1870"/>
             <w:vAlign w:val="center"/>
             <w:shd w:fill="FFFFFF"/>
             <w:tcMar>
-              <w:top w:w="80" w:type="dxa"/>
-              <w:bottom w:w="80" w:type="dxa"/>
-              <w:left w:w="100" w:type="dxa"/>
-              <w:right w:w="100" w:type="dxa"/>
+              <w:top w:w="70" w:type="dxa"/>
+              <w:bottom w:w="70" w:type="dxa"/>
+              <w:left w:w="90" w:type="dxa"/>
+              <w:right w:w="90" w:type="dxa"/>
             </w:tcMar>
           </w:tcPr>
           <w:p>
@@ -12237,14 +12341,14 @@
         </w:tc>
         <w:tc>
           <w:tcPr>
-            <w:tcW w:type="dxa" w:w="1129"/>
+            <w:tcW w:type="dxa" w:w="1870"/>
             <w:vAlign w:val="center"/>
             <w:shd w:fill="FFFFFF"/>
             <w:tcMar>
-              <w:top w:w="80" w:type="dxa"/>
-              <w:bottom w:w="80" w:type="dxa"/>
-              <w:left w:w="100" w:type="dxa"/>
-              <w:right w:w="100" w:type="dxa"/>
+              <w:top w:w="70" w:type="dxa"/>
+              <w:bottom w:w="70" w:type="dxa"/>
+              <w:left w:w="90" w:type="dxa"/>
+              <w:right w:w="90" w:type="dxa"/>
             </w:tcMar>
           </w:tcPr>
           <w:p>
@@ -12256,7 +12360,7 @@
               <w:rPr>
                 <w:rFonts w:ascii="Calibri" w:hAnsi="Calibri"/>
                 <w:color w:val="262626"/>
-                <w:sz w:val="19"/>
+                <w:sz w:val="18"/>
               </w:rPr>
               <w:t>⭐</w:t>
             </w:r>
@@ -12264,14 +12368,14 @@
         </w:tc>
         <w:tc>
           <w:tcPr>
-            <w:tcW w:type="dxa" w:w="1129"/>
+            <w:tcW w:type="dxa" w:w="1870"/>
             <w:vAlign w:val="center"/>
             <w:shd w:fill="FFFFFF"/>
             <w:tcMar>
-              <w:top w:w="80" w:type="dxa"/>
-              <w:bottom w:w="80" w:type="dxa"/>
-              <w:left w:w="100" w:type="dxa"/>
-              <w:right w:w="100" w:type="dxa"/>
+              <w:top w:w="70" w:type="dxa"/>
+              <w:bottom w:w="70" w:type="dxa"/>
+              <w:left w:w="90" w:type="dxa"/>
+              <w:right w:w="90" w:type="dxa"/>
             </w:tcMar>
           </w:tcPr>
           <w:p>
@@ -12288,14 +12392,14 @@
         </w:trPr>
         <w:tc>
           <w:tcPr>
-            <w:tcW w:type="dxa" w:w="1129"/>
+            <w:tcW w:type="dxa" w:w="1870"/>
             <w:vAlign w:val="center"/>
             <w:shd w:fill="F2F5F9"/>
             <w:tcMar>
-              <w:top w:w="80" w:type="dxa"/>
-              <w:bottom w:w="80" w:type="dxa"/>
-              <w:left w:w="100" w:type="dxa"/>
-              <w:right w:w="100" w:type="dxa"/>
+              <w:top w:w="70" w:type="dxa"/>
+              <w:bottom w:w="70" w:type="dxa"/>
+              <w:left w:w="90" w:type="dxa"/>
+              <w:right w:w="90" w:type="dxa"/>
             </w:tcMar>
           </w:tcPr>
           <w:p>
@@ -12308,7 +12412,7 @@
                 <w:rFonts w:ascii="Calibri" w:hAnsi="Calibri"/>
                 <w:b/>
                 <w:color w:val="262626"/>
-                <w:sz w:val="19"/>
+                <w:sz w:val="18"/>
               </w:rPr>
               <w:t>PL-2</w:t>
             </w:r>
@@ -12316,14 +12420,14 @@
         </w:tc>
         <w:tc>
           <w:tcPr>
-            <w:tcW w:type="dxa" w:w="1129"/>
+            <w:tcW w:type="dxa" w:w="1870"/>
             <w:vAlign w:val="center"/>
             <w:shd w:fill="F2F5F9"/>
             <w:tcMar>
-              <w:top w:w="80" w:type="dxa"/>
-              <w:bottom w:w="80" w:type="dxa"/>
-              <w:left w:w="100" w:type="dxa"/>
-              <w:right w:w="100" w:type="dxa"/>
+              <w:top w:w="70" w:type="dxa"/>
+              <w:bottom w:w="70" w:type="dxa"/>
+              <w:left w:w="90" w:type="dxa"/>
+              <w:right w:w="90" w:type="dxa"/>
             </w:tcMar>
           </w:tcPr>
           <w:p>
@@ -12335,7 +12439,7 @@
               <w:rPr>
                 <w:rFonts w:ascii="Calibri" w:hAnsi="Calibri"/>
                 <w:color w:val="262626"/>
-                <w:sz w:val="19"/>
+                <w:sz w:val="18"/>
               </w:rPr>
               <w:t>Cloud Infrastructure, Cybersecurity &amp; Smart Systems Integrator</w:t>
             </w:r>
@@ -12343,14 +12447,14 @@
         </w:tc>
         <w:tc>
           <w:tcPr>
-            <w:tcW w:type="dxa" w:w="1129"/>
+            <w:tcW w:type="dxa" w:w="1870"/>
             <w:vAlign w:val="center"/>
             <w:shd w:fill="F2F5F9"/>
             <w:tcMar>
-              <w:top w:w="80" w:type="dxa"/>
-              <w:bottom w:w="80" w:type="dxa"/>
-              <w:left w:w="100" w:type="dxa"/>
-              <w:right w:w="100" w:type="dxa"/>
+              <w:top w:w="70" w:type="dxa"/>
+              <w:bottom w:w="70" w:type="dxa"/>
+              <w:left w:w="90" w:type="dxa"/>
+              <w:right w:w="90" w:type="dxa"/>
             </w:tcMar>
           </w:tcPr>
           <w:p>
@@ -12362,14 +12466,14 @@
         </w:tc>
         <w:tc>
           <w:tcPr>
-            <w:tcW w:type="dxa" w:w="1129"/>
+            <w:tcW w:type="dxa" w:w="1870"/>
             <w:vAlign w:val="center"/>
             <w:shd w:fill="F2F5F9"/>
             <w:tcMar>
-              <w:top w:w="80" w:type="dxa"/>
-              <w:bottom w:w="80" w:type="dxa"/>
-              <w:left w:w="100" w:type="dxa"/>
-              <w:right w:w="100" w:type="dxa"/>
+              <w:top w:w="70" w:type="dxa"/>
+              <w:bottom w:w="70" w:type="dxa"/>
+              <w:left w:w="90" w:type="dxa"/>
+              <w:right w:w="90" w:type="dxa"/>
             </w:tcMar>
           </w:tcPr>
           <w:p>
@@ -12381,14 +12485,14 @@
         </w:tc>
         <w:tc>
           <w:tcPr>
-            <w:tcW w:type="dxa" w:w="1129"/>
+            <w:tcW w:type="dxa" w:w="1870"/>
             <w:vAlign w:val="center"/>
             <w:shd w:fill="F2F5F9"/>
             <w:tcMar>
-              <w:top w:w="80" w:type="dxa"/>
-              <w:bottom w:w="80" w:type="dxa"/>
-              <w:left w:w="100" w:type="dxa"/>
-              <w:right w:w="100" w:type="dxa"/>
+              <w:top w:w="70" w:type="dxa"/>
+              <w:bottom w:w="70" w:type="dxa"/>
+              <w:left w:w="90" w:type="dxa"/>
+              <w:right w:w="90" w:type="dxa"/>
             </w:tcMar>
           </w:tcPr>
           <w:p>
@@ -12400,7 +12504,7 @@
               <w:rPr>
                 <w:rFonts w:ascii="Calibri" w:hAnsi="Calibri"/>
                 <w:color w:val="262626"/>
-                <w:sz w:val="19"/>
+                <w:sz w:val="18"/>
               </w:rPr>
               <w:t>⭐⭐⭐</w:t>
             </w:r>
@@ -12408,14 +12512,14 @@
         </w:tc>
         <w:tc>
           <w:tcPr>
-            <w:tcW w:type="dxa" w:w="1129"/>
+            <w:tcW w:type="dxa" w:w="1870"/>
             <w:vAlign w:val="center"/>
             <w:shd w:fill="F2F5F9"/>
             <w:tcMar>
-              <w:top w:w="80" w:type="dxa"/>
-              <w:bottom w:w="80" w:type="dxa"/>
-              <w:left w:w="100" w:type="dxa"/>
-              <w:right w:w="100" w:type="dxa"/>
+              <w:top w:w="70" w:type="dxa"/>
+              <w:bottom w:w="70" w:type="dxa"/>
+              <w:left w:w="90" w:type="dxa"/>
+              <w:right w:w="90" w:type="dxa"/>
             </w:tcMar>
           </w:tcPr>
           <w:p>
@@ -12427,7 +12531,7 @@
               <w:rPr>
                 <w:rFonts w:ascii="Calibri" w:hAnsi="Calibri"/>
                 <w:color w:val="262626"/>
-                <w:sz w:val="19"/>
+                <w:sz w:val="18"/>
               </w:rPr>
               <w:t>⭐⭐⭐</w:t>
             </w:r>
@@ -12435,14 +12539,14 @@
         </w:tc>
         <w:tc>
           <w:tcPr>
-            <w:tcW w:type="dxa" w:w="1129"/>
+            <w:tcW w:type="dxa" w:w="1870"/>
             <w:vAlign w:val="center"/>
             <w:shd w:fill="F2F5F9"/>
             <w:tcMar>
-              <w:top w:w="80" w:type="dxa"/>
-              <w:bottom w:w="80" w:type="dxa"/>
-              <w:left w:w="100" w:type="dxa"/>
-              <w:right w:w="100" w:type="dxa"/>
+              <w:top w:w="70" w:type="dxa"/>
+              <w:bottom w:w="70" w:type="dxa"/>
+              <w:left w:w="90" w:type="dxa"/>
+              <w:right w:w="90" w:type="dxa"/>
             </w:tcMar>
           </w:tcPr>
           <w:p>
@@ -12454,14 +12558,14 @@
         </w:tc>
         <w:tc>
           <w:tcPr>
-            <w:tcW w:type="dxa" w:w="1129"/>
+            <w:tcW w:type="dxa" w:w="1870"/>
             <w:vAlign w:val="center"/>
             <w:shd w:fill="F2F5F9"/>
             <w:tcMar>
-              <w:top w:w="80" w:type="dxa"/>
-              <w:bottom w:w="80" w:type="dxa"/>
-              <w:left w:w="100" w:type="dxa"/>
-              <w:right w:w="100" w:type="dxa"/>
+              <w:top w:w="70" w:type="dxa"/>
+              <w:bottom w:w="70" w:type="dxa"/>
+              <w:left w:w="90" w:type="dxa"/>
+              <w:right w:w="90" w:type="dxa"/>
             </w:tcMar>
           </w:tcPr>
           <w:p>
@@ -12478,14 +12582,14 @@
         </w:trPr>
         <w:tc>
           <w:tcPr>
-            <w:tcW w:type="dxa" w:w="1129"/>
+            <w:tcW w:type="dxa" w:w="1870"/>
             <w:vAlign w:val="center"/>
             <w:shd w:fill="FFFFFF"/>
             <w:tcMar>
-              <w:top w:w="80" w:type="dxa"/>
-              <w:bottom w:w="80" w:type="dxa"/>
-              <w:left w:w="100" w:type="dxa"/>
-              <w:right w:w="100" w:type="dxa"/>
+              <w:top w:w="70" w:type="dxa"/>
+              <w:bottom w:w="70" w:type="dxa"/>
+              <w:left w:w="90" w:type="dxa"/>
+              <w:right w:w="90" w:type="dxa"/>
             </w:tcMar>
           </w:tcPr>
           <w:p>
@@ -12498,7 +12602,7 @@
                 <w:rFonts w:ascii="Calibri" w:hAnsi="Calibri"/>
                 <w:b/>
                 <w:color w:val="262626"/>
-                <w:sz w:val="19"/>
+                <w:sz w:val="18"/>
               </w:rPr>
               <w:t>PL-3</w:t>
             </w:r>
@@ -12506,14 +12610,14 @@
         </w:tc>
         <w:tc>
           <w:tcPr>
-            <w:tcW w:type="dxa" w:w="1129"/>
+            <w:tcW w:type="dxa" w:w="1870"/>
             <w:vAlign w:val="center"/>
             <w:shd w:fill="FFFFFF"/>
             <w:tcMar>
-              <w:top w:w="80" w:type="dxa"/>
-              <w:bottom w:w="80" w:type="dxa"/>
-              <w:left w:w="100" w:type="dxa"/>
-              <w:right w:w="100" w:type="dxa"/>
+              <w:top w:w="70" w:type="dxa"/>
+              <w:bottom w:w="70" w:type="dxa"/>
+              <w:left w:w="90" w:type="dxa"/>
+              <w:right w:w="90" w:type="dxa"/>
             </w:tcMar>
           </w:tcPr>
           <w:p>
@@ -12525,7 +12629,7 @@
               <w:rPr>
                 <w:rFonts w:ascii="Calibri" w:hAnsi="Calibri"/>
                 <w:color w:val="262626"/>
-                <w:sz w:val="19"/>
+                <w:sz w:val="18"/>
               </w:rPr>
               <w:t>UI/UX Designer &amp; Digital Platform Engineer</w:t>
             </w:r>
@@ -12533,14 +12637,14 @@
         </w:tc>
         <w:tc>
           <w:tcPr>
-            <w:tcW w:type="dxa" w:w="1129"/>
+            <w:tcW w:type="dxa" w:w="1870"/>
             <w:vAlign w:val="center"/>
             <w:shd w:fill="FFFFFF"/>
             <w:tcMar>
-              <w:top w:w="80" w:type="dxa"/>
-              <w:bottom w:w="80" w:type="dxa"/>
-              <w:left w:w="100" w:type="dxa"/>
-              <w:right w:w="100" w:type="dxa"/>
+              <w:top w:w="70" w:type="dxa"/>
+              <w:bottom w:w="70" w:type="dxa"/>
+              <w:left w:w="90" w:type="dxa"/>
+              <w:right w:w="90" w:type="dxa"/>
             </w:tcMar>
           </w:tcPr>
           <w:p>
@@ -12552,14 +12656,14 @@
         </w:tc>
         <w:tc>
           <w:tcPr>
-            <w:tcW w:type="dxa" w:w="1129"/>
+            <w:tcW w:type="dxa" w:w="1870"/>
             <w:vAlign w:val="center"/>
             <w:shd w:fill="FFFFFF"/>
             <w:tcMar>
-              <w:top w:w="80" w:type="dxa"/>
-              <w:bottom w:w="80" w:type="dxa"/>
-              <w:left w:w="100" w:type="dxa"/>
-              <w:right w:w="100" w:type="dxa"/>
+              <w:top w:w="70" w:type="dxa"/>
+              <w:bottom w:w="70" w:type="dxa"/>
+              <w:left w:w="90" w:type="dxa"/>
+              <w:right w:w="90" w:type="dxa"/>
             </w:tcMar>
           </w:tcPr>
           <w:p>
@@ -12571,14 +12675,14 @@
         </w:tc>
         <w:tc>
           <w:tcPr>
-            <w:tcW w:type="dxa" w:w="1129"/>
+            <w:tcW w:type="dxa" w:w="1870"/>
             <w:vAlign w:val="center"/>
             <w:shd w:fill="FFFFFF"/>
             <w:tcMar>
-              <w:top w:w="80" w:type="dxa"/>
-              <w:bottom w:w="80" w:type="dxa"/>
-              <w:left w:w="100" w:type="dxa"/>
-              <w:right w:w="100" w:type="dxa"/>
+              <w:top w:w="70" w:type="dxa"/>
+              <w:bottom w:w="70" w:type="dxa"/>
+              <w:left w:w="90" w:type="dxa"/>
+              <w:right w:w="90" w:type="dxa"/>
             </w:tcMar>
           </w:tcPr>
           <w:p>
@@ -12590,14 +12694,14 @@
         </w:tc>
         <w:tc>
           <w:tcPr>
-            <w:tcW w:type="dxa" w:w="1129"/>
+            <w:tcW w:type="dxa" w:w="1870"/>
             <w:vAlign w:val="center"/>
             <w:shd w:fill="FFFFFF"/>
             <w:tcMar>
-              <w:top w:w="80" w:type="dxa"/>
-              <w:bottom w:w="80" w:type="dxa"/>
-              <w:left w:w="100" w:type="dxa"/>
-              <w:right w:w="100" w:type="dxa"/>
+              <w:top w:w="70" w:type="dxa"/>
+              <w:bottom w:w="70" w:type="dxa"/>
+              <w:left w:w="90" w:type="dxa"/>
+              <w:right w:w="90" w:type="dxa"/>
             </w:tcMar>
           </w:tcPr>
           <w:p>
@@ -12609,14 +12713,14 @@
         </w:tc>
         <w:tc>
           <w:tcPr>
-            <w:tcW w:type="dxa" w:w="1129"/>
+            <w:tcW w:type="dxa" w:w="1870"/>
             <w:vAlign w:val="center"/>
             <w:shd w:fill="FFFFFF"/>
             <w:tcMar>
-              <w:top w:w="80" w:type="dxa"/>
-              <w:bottom w:w="80" w:type="dxa"/>
-              <w:left w:w="100" w:type="dxa"/>
-              <w:right w:w="100" w:type="dxa"/>
+              <w:top w:w="70" w:type="dxa"/>
+              <w:bottom w:w="70" w:type="dxa"/>
+              <w:left w:w="90" w:type="dxa"/>
+              <w:right w:w="90" w:type="dxa"/>
             </w:tcMar>
           </w:tcPr>
           <w:p>
@@ -12628,7 +12732,7 @@
               <w:rPr>
                 <w:rFonts w:ascii="Calibri" w:hAnsi="Calibri"/>
                 <w:color w:val="262626"/>
-                <w:sz w:val="19"/>
+                <w:sz w:val="18"/>
               </w:rPr>
               <w:t>⭐⭐⭐</w:t>
             </w:r>
@@ -12636,14 +12740,14 @@
         </w:tc>
         <w:tc>
           <w:tcPr>
-            <w:tcW w:type="dxa" w:w="1129"/>
+            <w:tcW w:type="dxa" w:w="1870"/>
             <w:vAlign w:val="center"/>
             <w:shd w:fill="FFFFFF"/>
             <w:tcMar>
-              <w:top w:w="80" w:type="dxa"/>
-              <w:bottom w:w="80" w:type="dxa"/>
-              <w:left w:w="100" w:type="dxa"/>
-              <w:right w:w="100" w:type="dxa"/>
+              <w:top w:w="70" w:type="dxa"/>
+              <w:bottom w:w="70" w:type="dxa"/>
+              <w:left w:w="90" w:type="dxa"/>
+              <w:right w:w="90" w:type="dxa"/>
             </w:tcMar>
           </w:tcPr>
           <w:p>
@@ -12655,7 +12759,7 @@
               <w:rPr>
                 <w:rFonts w:ascii="Calibri" w:hAnsi="Calibri"/>
                 <w:color w:val="262626"/>
-                <w:sz w:val="19"/>
+                <w:sz w:val="18"/>
               </w:rPr>
               <w:t>⭐⭐</w:t>
             </w:r>
@@ -12668,14 +12772,14 @@
         </w:trPr>
         <w:tc>
           <w:tcPr>
-            <w:tcW w:type="dxa" w:w="1129"/>
+            <w:tcW w:type="dxa" w:w="1870"/>
             <w:vAlign w:val="center"/>
             <w:shd w:fill="F2F5F9"/>
             <w:tcMar>
-              <w:top w:w="80" w:type="dxa"/>
-              <w:bottom w:w="80" w:type="dxa"/>
-              <w:left w:w="100" w:type="dxa"/>
-              <w:right w:w="100" w:type="dxa"/>
+              <w:top w:w="70" w:type="dxa"/>
+              <w:bottom w:w="70" w:type="dxa"/>
+              <w:left w:w="90" w:type="dxa"/>
+              <w:right w:w="90" w:type="dxa"/>
             </w:tcMar>
           </w:tcPr>
           <w:p>
@@ -12688,7 +12792,7 @@
                 <w:rFonts w:ascii="Calibri" w:hAnsi="Calibri"/>
                 <w:b/>
                 <w:color w:val="262626"/>
-                <w:sz w:val="19"/>
+                <w:sz w:val="18"/>
               </w:rPr>
               <w:t>PL-4</w:t>
             </w:r>
@@ -12696,14 +12800,14 @@
         </w:tc>
         <w:tc>
           <w:tcPr>
-            <w:tcW w:type="dxa" w:w="1129"/>
+            <w:tcW w:type="dxa" w:w="1870"/>
             <w:vAlign w:val="center"/>
             <w:shd w:fill="F2F5F9"/>
             <w:tcMar>
-              <w:top w:w="80" w:type="dxa"/>
-              <w:bottom w:w="80" w:type="dxa"/>
-              <w:left w:w="100" w:type="dxa"/>
-              <w:right w:w="100" w:type="dxa"/>
+              <w:top w:w="70" w:type="dxa"/>
+              <w:bottom w:w="70" w:type="dxa"/>
+              <w:left w:w="90" w:type="dxa"/>
+              <w:right w:w="90" w:type="dxa"/>
             </w:tcMar>
           </w:tcPr>
           <w:p>
@@ -12715,7 +12819,7 @@
               <w:rPr>
                 <w:rFonts w:ascii="Calibri" w:hAnsi="Calibri"/>
                 <w:color w:val="262626"/>
-                <w:sz w:val="19"/>
+                <w:sz w:val="18"/>
               </w:rPr>
               <w:t>Digital Technopreneur &amp; IT Product Innovator</w:t>
             </w:r>
@@ -12723,14 +12827,14 @@
         </w:tc>
         <w:tc>
           <w:tcPr>
-            <w:tcW w:type="dxa" w:w="1129"/>
+            <w:tcW w:type="dxa" w:w="1870"/>
             <w:vAlign w:val="center"/>
             <w:shd w:fill="F2F5F9"/>
             <w:tcMar>
-              <w:top w:w="80" w:type="dxa"/>
-              <w:bottom w:w="80" w:type="dxa"/>
-              <w:left w:w="100" w:type="dxa"/>
-              <w:right w:w="100" w:type="dxa"/>
+              <w:top w:w="70" w:type="dxa"/>
+              <w:bottom w:w="70" w:type="dxa"/>
+              <w:left w:w="90" w:type="dxa"/>
+              <w:right w:w="90" w:type="dxa"/>
             </w:tcMar>
           </w:tcPr>
           <w:p>
@@ -12742,7 +12846,7 @@
               <w:rPr>
                 <w:rFonts w:ascii="Calibri" w:hAnsi="Calibri"/>
                 <w:color w:val="262626"/>
-                <w:sz w:val="19"/>
+                <w:sz w:val="18"/>
               </w:rPr>
               <w:t>⭐</w:t>
             </w:r>
@@ -12750,14 +12854,14 @@
         </w:tc>
         <w:tc>
           <w:tcPr>
-            <w:tcW w:type="dxa" w:w="1129"/>
+            <w:tcW w:type="dxa" w:w="1870"/>
             <w:vAlign w:val="center"/>
             <w:shd w:fill="F2F5F9"/>
             <w:tcMar>
-              <w:top w:w="80" w:type="dxa"/>
-              <w:bottom w:w="80" w:type="dxa"/>
-              <w:left w:w="100" w:type="dxa"/>
-              <w:right w:w="100" w:type="dxa"/>
+              <w:top w:w="70" w:type="dxa"/>
+              <w:bottom w:w="70" w:type="dxa"/>
+              <w:left w:w="90" w:type="dxa"/>
+              <w:right w:w="90" w:type="dxa"/>
             </w:tcMar>
           </w:tcPr>
           <w:p>
@@ -12769,14 +12873,14 @@
         </w:tc>
         <w:tc>
           <w:tcPr>
-            <w:tcW w:type="dxa" w:w="1129"/>
+            <w:tcW w:type="dxa" w:w="1870"/>
             <w:vAlign w:val="center"/>
             <w:shd w:fill="F2F5F9"/>
             <w:tcMar>
-              <w:top w:w="80" w:type="dxa"/>
-              <w:bottom w:w="80" w:type="dxa"/>
-              <w:left w:w="100" w:type="dxa"/>
-              <w:right w:w="100" w:type="dxa"/>
+              <w:top w:w="70" w:type="dxa"/>
+              <w:bottom w:w="70" w:type="dxa"/>
+              <w:left w:w="90" w:type="dxa"/>
+              <w:right w:w="90" w:type="dxa"/>
             </w:tcMar>
           </w:tcPr>
           <w:p>
@@ -12788,14 +12892,14 @@
         </w:tc>
         <w:tc>
           <w:tcPr>
-            <w:tcW w:type="dxa" w:w="1129"/>
+            <w:tcW w:type="dxa" w:w="1870"/>
             <w:vAlign w:val="center"/>
             <w:shd w:fill="F2F5F9"/>
             <w:tcMar>
-              <w:top w:w="80" w:type="dxa"/>
-              <w:bottom w:w="80" w:type="dxa"/>
-              <w:left w:w="100" w:type="dxa"/>
-              <w:right w:w="100" w:type="dxa"/>
+              <w:top w:w="70" w:type="dxa"/>
+              <w:bottom w:w="70" w:type="dxa"/>
+              <w:left w:w="90" w:type="dxa"/>
+              <w:right w:w="90" w:type="dxa"/>
             </w:tcMar>
           </w:tcPr>
           <w:p>
@@ -12807,14 +12911,14 @@
         </w:tc>
         <w:tc>
           <w:tcPr>
-            <w:tcW w:type="dxa" w:w="1129"/>
+            <w:tcW w:type="dxa" w:w="1870"/>
             <w:vAlign w:val="center"/>
             <w:shd w:fill="F2F5F9"/>
             <w:tcMar>
-              <w:top w:w="80" w:type="dxa"/>
-              <w:bottom w:w="80" w:type="dxa"/>
-              <w:left w:w="100" w:type="dxa"/>
-              <w:right w:w="100" w:type="dxa"/>
+              <w:top w:w="70" w:type="dxa"/>
+              <w:bottom w:w="70" w:type="dxa"/>
+              <w:left w:w="90" w:type="dxa"/>
+              <w:right w:w="90" w:type="dxa"/>
             </w:tcMar>
           </w:tcPr>
           <w:p>
@@ -12826,7 +12930,7 @@
               <w:rPr>
                 <w:rFonts w:ascii="Calibri" w:hAnsi="Calibri"/>
                 <w:color w:val="262626"/>
-                <w:sz w:val="19"/>
+                <w:sz w:val="18"/>
               </w:rPr>
               <w:t>⭐⭐</w:t>
             </w:r>
@@ -12834,14 +12938,14 @@
         </w:tc>
         <w:tc>
           <w:tcPr>
-            <w:tcW w:type="dxa" w:w="1129"/>
+            <w:tcW w:type="dxa" w:w="1870"/>
             <w:vAlign w:val="center"/>
             <w:shd w:fill="F2F5F9"/>
             <w:tcMar>
-              <w:top w:w="80" w:type="dxa"/>
-              <w:bottom w:w="80" w:type="dxa"/>
-              <w:left w:w="100" w:type="dxa"/>
-              <w:right w:w="100" w:type="dxa"/>
+              <w:top w:w="70" w:type="dxa"/>
+              <w:bottom w:w="70" w:type="dxa"/>
+              <w:left w:w="90" w:type="dxa"/>
+              <w:right w:w="90" w:type="dxa"/>
             </w:tcMar>
           </w:tcPr>
           <w:p>
@@ -12853,7 +12957,7 @@
               <w:rPr>
                 <w:rFonts w:ascii="Calibri" w:hAnsi="Calibri"/>
                 <w:color w:val="262626"/>
-                <w:sz w:val="19"/>
+                <w:sz w:val="18"/>
               </w:rPr>
               <w:t>⭐⭐⭐</w:t>
             </w:r>
@@ -12863,7 +12967,7 @@
     </w:tbl>
     <w:p>
       <w:pPr>
-        <w:spacing w:after="120"/>
+        <w:spacing w:after="100"/>
       </w:pPr>
     </w:p>
     <w:p>
@@ -13004,9 +13108,9 @@
       <w:r>
         <w:rPr>
           <w:color w:val="C8D2E1"/>
-          <w:sz w:val="16"/>
+          <w:sz w:val="14"/>
         </w:rPr>
-        <w:t>_________________________________________________________________________________</w:t>
+        <w:t>————————————————————————————————————————————————————————————————————————————————————————————————————————————————————————</w:t>
       </w:r>
     </w:p>
     <w:p>
@@ -13038,13 +13142,53 @@
       </w:r>
     </w:p>
     <w:sectPr>
-      <w:pgSz w:w="11909" w:h="16834"/>
-      <w:pgMar w:top="1440" w:right="1440" w:bottom="1440" w:left="1440" w:header="720" w:footer="720" w:gutter="0"/>
+      <w:headerReference w:type="default" r:id="rId9"/>
+      <w:footerReference w:type="default" r:id="rId10"/>
+      <w:pgSz w:w="16834" w:h="11909" w:orient="landscape"/>
+      <w:pgMar w:top="936" w:right="936" w:bottom="936" w:left="936" w:header="720" w:footer="720" w:gutter="0"/>
       <w:cols w:space="720"/>
       <w:docGrid w:linePitch="360"/>
     </w:sectPr>
   </w:body>
 </w:document>
+</file>
+
+<file path=word/footer1.xml><?xml version="1.0" encoding="utf-8"?>
+<w:ftr xmlns:m="http://schemas.openxmlformats.org/officeDocument/2006/math" xmlns:mc="http://schemas.openxmlformats.org/markup-compatibility/2006" xmlns:mo="http://schemas.microsoft.com/office/mac/office/2008/main" xmlns:mv="urn:schemas-microsoft-com:mac:vml" xmlns:o="urn:schemas-microsoft-com:office:office" xmlns:r="http://schemas.openxmlformats.org/officeDocument/2006/relationships" xmlns:v="urn:schemas-microsoft-com:vml" xmlns:w10="urn:schemas-microsoft-com:office:word" xmlns:w14="http://schemas.microsoft.com/office/word/2010/wordml" xmlns:w="http://schemas.openxmlformats.org/wordprocessingml/2006/main" xmlns:wne="http://schemas.microsoft.com/office/word/2006/wordml" xmlns:wp14="http://schemas.microsoft.com/office/word/2010/wordprocessingDrawing" xmlns:wp="http://schemas.openxmlformats.org/drawingml/2006/wordprocessingDrawing" xmlns:wpc="http://schemas.microsoft.com/office/word/2010/wordprocessingCanvas" xmlns:wpg="http://schemas.microsoft.com/office/word/2010/wordprocessingGroup" xmlns:wpi="http://schemas.microsoft.com/office/word/2010/wordprocessingInk" xmlns:wps="http://schemas.microsoft.com/office/word/2010/wordprocessingShape" mc:Ignorable="w14 wp14">
+  <w:p>
+    <w:pPr>
+      <w:pStyle w:val="Footer"/>
+      <w:jc w:val="left"/>
+    </w:pPr>
+    <w:r>
+      <w:rPr>
+        <w:rFonts w:ascii="Calibri" w:hAnsi="Calibri"/>
+        <w:color w:val="646464"/>
+        <w:sz w:val="17"/>
+      </w:rPr>
+      <w:t>Buku Kurikulum KPT-OBE SISTEKIN 2026  |  FSTI Universitas Widyagama Malang</w:t>
+    </w:r>
+  </w:p>
+</w:ftr>
+</file>
+
+<file path=word/header1.xml><?xml version="1.0" encoding="utf-8"?>
+<w:hdr xmlns:m="http://schemas.openxmlformats.org/officeDocument/2006/math" xmlns:mc="http://schemas.openxmlformats.org/markup-compatibility/2006" xmlns:mo="http://schemas.microsoft.com/office/mac/office/2008/main" xmlns:mv="urn:schemas-microsoft-com:mac:vml" xmlns:o="urn:schemas-microsoft-com:office:office" xmlns:r="http://schemas.openxmlformats.org/officeDocument/2006/relationships" xmlns:v="urn:schemas-microsoft-com:vml" xmlns:w10="urn:schemas-microsoft-com:office:word" xmlns:w14="http://schemas.microsoft.com/office/word/2010/wordml" xmlns:w="http://schemas.openxmlformats.org/wordprocessingml/2006/main" xmlns:wne="http://schemas.microsoft.com/office/word/2006/wordml" xmlns:wp14="http://schemas.microsoft.com/office/word/2010/wordprocessingDrawing" xmlns:wp="http://schemas.openxmlformats.org/drawingml/2006/wordprocessingDrawing" xmlns:wpc="http://schemas.microsoft.com/office/word/2010/wordprocessingCanvas" xmlns:wpg="http://schemas.microsoft.com/office/word/2010/wordprocessingGroup" xmlns:wpi="http://schemas.microsoft.com/office/word/2010/wordprocessingInk" xmlns:wps="http://schemas.microsoft.com/office/word/2010/wordprocessingShape" mc:Ignorable="w14 wp14">
+  <w:p>
+    <w:pPr>
+      <w:pStyle w:val="Header"/>
+      <w:jc w:val="right"/>
+    </w:pPr>
+    <w:r>
+      <w:rPr>
+        <w:rFonts w:ascii="Calibri" w:hAnsi="Calibri"/>
+        <w:color w:val="646464"/>
+        <w:sz w:val="17"/>
+      </w:rPr>
+      <w:t>PROGRAM STUDI SISTEM DAN TEKNOLOGI INFORMASI (SISTEKIN) — FSTI UWG</w:t>
+    </w:r>
+  </w:p>
+</w:hdr>
 </file>
 
 <file path=word/numbering.xml><?xml version="1.0" encoding="utf-8"?>
